--- a/研究计划与研究方案.docx
+++ b/研究计划与研究方案.docx
@@ -4730,6 +4730,3662 @@
       </w:pPr>
       <w:r>
         <w:t>五、实施计划——什么时候做</w:t>
+      </w:r>
+    </w:p>
+    <w:p>
+      <w:pPr>
+        <w:pStyle w:val="Heading2"/>
+      </w:pPr>
+      <w:r>
+        <w:t>5.0 开学前可行性评估（2026.7.20 — 8.31，约6周）</w:t>
+      </w:r>
+    </w:p>
+    <w:p>
+      <w:pPr>
+        <w:pStyle w:val="Heading3"/>
+      </w:pPr>
+      <w:r>
+        <w:t>5.0.1 冷静评估：我们手里有什么</w:t>
+      </w:r>
+    </w:p>
+    <w:p>
+      <w:r>
+        <w:t>在制定宏大计划之前，先诚实地盘点当前状态。好消息是——徐霞客社区已经是一个可以运行的旅行社交平台了。</w:t>
+      </w:r>
+    </w:p>
+    <w:tbl>
+      <w:tblPr>
+        <w:tblStyle w:val="LightGrid-Accent1"/>
+        <w:tblW w:type="auto" w:w="0"/>
+        <w:jc w:val="center"/>
+        <w:tblLayout w:type="autofit"/>
+        <w:tblLook w:firstColumn="1" w:firstRow="1" w:lastColumn="0" w:lastRow="0" w:noHBand="0" w:noVBand="1" w:val="04A0"/>
+      </w:tblPr>
+      <w:tblGrid>
+        <w:gridCol w:w="3022"/>
+        <w:gridCol w:w="3022"/>
+        <w:gridCol w:w="3022"/>
+      </w:tblGrid>
+      <w:tr>
+        <w:tc>
+          <w:tcPr>
+            <w:tcW w:type="dxa" w:w="3022"/>
+          </w:tcPr>
+          <w:p>
+            <w:pPr>
+              <w:jc w:val="center"/>
+            </w:pPr>
+            <w:r/>
+            <w:r>
+              <w:rPr>
+                <w:rFonts w:ascii="Microsoft YaHei" w:hAnsi="Microsoft YaHei" w:eastAsia="Microsoft YaHei"/>
+                <w:b/>
+                <w:sz w:val="20"/>
+              </w:rPr>
+              <w:t>能力</w:t>
+            </w:r>
+          </w:p>
+        </w:tc>
+        <w:tc>
+          <w:tcPr>
+            <w:tcW w:type="dxa" w:w="3022"/>
+          </w:tcPr>
+          <w:p>
+            <w:pPr>
+              <w:jc w:val="center"/>
+            </w:pPr>
+            <w:r/>
+            <w:r>
+              <w:rPr>
+                <w:rFonts w:ascii="Microsoft YaHei" w:hAnsi="Microsoft YaHei" w:eastAsia="Microsoft YaHei"/>
+                <w:b/>
+                <w:sz w:val="20"/>
+              </w:rPr>
+              <w:t>当前状态</w:t>
+            </w:r>
+          </w:p>
+        </w:tc>
+        <w:tc>
+          <w:tcPr>
+            <w:tcW w:type="dxa" w:w="3022"/>
+          </w:tcPr>
+          <w:p>
+            <w:pPr>
+              <w:jc w:val="center"/>
+            </w:pPr>
+            <w:r/>
+            <w:r>
+              <w:rPr>
+                <w:rFonts w:ascii="Microsoft YaHei" w:hAnsi="Microsoft YaHei" w:eastAsia="Microsoft YaHei"/>
+                <w:b/>
+                <w:sz w:val="20"/>
+              </w:rPr>
+              <w:t>能否上线</w:t>
+            </w:r>
+          </w:p>
+        </w:tc>
+      </w:tr>
+      <w:tr>
+        <w:tc>
+          <w:tcPr>
+            <w:tcW w:type="dxa" w:w="3022"/>
+          </w:tcPr>
+          <w:p>
+            <w:r/>
+            <w:r>
+              <w:rPr>
+                <w:rFonts w:ascii="Microsoft YaHei" w:hAnsi="Microsoft YaHei" w:eastAsia="Microsoft YaHei"/>
+                <w:sz w:val="19"/>
+              </w:rPr>
+              <w:t>用户注册/登录（邮箱+手机）</w:t>
+            </w:r>
+          </w:p>
+        </w:tc>
+        <w:tc>
+          <w:tcPr>
+            <w:tcW w:type="dxa" w:w="3022"/>
+          </w:tcPr>
+          <w:p>
+            <w:r/>
+            <w:r>
+              <w:rPr>
+                <w:rFonts w:ascii="Microsoft YaHei" w:hAnsi="Microsoft YaHei" w:eastAsia="Microsoft YaHei"/>
+                <w:sz w:val="19"/>
+              </w:rPr>
+              <w:t>100% 完成</w:t>
+            </w:r>
+          </w:p>
+        </w:tc>
+        <w:tc>
+          <w:tcPr>
+            <w:tcW w:type="dxa" w:w="3022"/>
+          </w:tcPr>
+          <w:p>
+            <w:r/>
+            <w:r>
+              <w:rPr>
+                <w:rFonts w:ascii="Microsoft YaHei" w:hAnsi="Microsoft YaHei" w:eastAsia="Microsoft YaHei"/>
+                <w:sz w:val="19"/>
+              </w:rPr>
+              <w:t>能</w:t>
+            </w:r>
+          </w:p>
+        </w:tc>
+      </w:tr>
+      <w:tr>
+        <w:tc>
+          <w:tcPr>
+            <w:tcW w:type="dxa" w:w="3022"/>
+          </w:tcPr>
+          <w:p>
+            <w:r/>
+            <w:r>
+              <w:rPr>
+                <w:rFonts w:ascii="Microsoft YaHei" w:hAnsi="Microsoft YaHei" w:eastAsia="Microsoft YaHei"/>
+                <w:sz w:val="19"/>
+              </w:rPr>
+              <w:t>内容发布（6种帖子类型+VR格式+多媒体上传）</w:t>
+            </w:r>
+          </w:p>
+        </w:tc>
+        <w:tc>
+          <w:tcPr>
+            <w:tcW w:type="dxa" w:w="3022"/>
+          </w:tcPr>
+          <w:p>
+            <w:r/>
+            <w:r>
+              <w:rPr>
+                <w:rFonts w:ascii="Microsoft YaHei" w:hAnsi="Microsoft YaHei" w:eastAsia="Microsoft YaHei"/>
+                <w:sz w:val="19"/>
+              </w:rPr>
+              <w:t>100% 完成</w:t>
+            </w:r>
+          </w:p>
+        </w:tc>
+        <w:tc>
+          <w:tcPr>
+            <w:tcW w:type="dxa" w:w="3022"/>
+          </w:tcPr>
+          <w:p>
+            <w:r/>
+            <w:r>
+              <w:rPr>
+                <w:rFonts w:ascii="Microsoft YaHei" w:hAnsi="Microsoft YaHei" w:eastAsia="Microsoft YaHei"/>
+                <w:sz w:val="19"/>
+              </w:rPr>
+              <w:t>能</w:t>
+            </w:r>
+          </w:p>
+        </w:tc>
+      </w:tr>
+      <w:tr>
+        <w:tc>
+          <w:tcPr>
+            <w:tcW w:type="dxa" w:w="3022"/>
+          </w:tcPr>
+          <w:p>
+            <w:r/>
+            <w:r>
+              <w:rPr>
+                <w:rFonts w:ascii="Microsoft YaHei" w:hAnsi="Microsoft YaHei" w:eastAsia="Microsoft YaHei"/>
+                <w:sz w:val="19"/>
+              </w:rPr>
+              <w:t>信息流（关注/探索/热门/搜索）</w:t>
+            </w:r>
+          </w:p>
+        </w:tc>
+        <w:tc>
+          <w:tcPr>
+            <w:tcW w:type="dxa" w:w="3022"/>
+          </w:tcPr>
+          <w:p>
+            <w:r/>
+            <w:r>
+              <w:rPr>
+                <w:rFonts w:ascii="Microsoft YaHei" w:hAnsi="Microsoft YaHei" w:eastAsia="Microsoft YaHei"/>
+                <w:sz w:val="19"/>
+              </w:rPr>
+              <w:t>100% 完成</w:t>
+            </w:r>
+          </w:p>
+        </w:tc>
+        <w:tc>
+          <w:tcPr>
+            <w:tcW w:type="dxa" w:w="3022"/>
+          </w:tcPr>
+          <w:p>
+            <w:r/>
+            <w:r>
+              <w:rPr>
+                <w:rFonts w:ascii="Microsoft YaHei" w:hAnsi="Microsoft YaHei" w:eastAsia="Microsoft YaHei"/>
+                <w:sz w:val="19"/>
+              </w:rPr>
+              <w:t>能</w:t>
+            </w:r>
+          </w:p>
+        </w:tc>
+      </w:tr>
+      <w:tr>
+        <w:tc>
+          <w:tcPr>
+            <w:tcW w:type="dxa" w:w="3022"/>
+          </w:tcPr>
+          <w:p>
+            <w:r/>
+            <w:r>
+              <w:rPr>
+                <w:rFonts w:ascii="Microsoft YaHei" w:hAnsi="Microsoft YaHei" w:eastAsia="Microsoft YaHei"/>
+                <w:sz w:val="19"/>
+              </w:rPr>
+              <w:t>社交互动（点赞/评论/关注/分享）</w:t>
+            </w:r>
+          </w:p>
+        </w:tc>
+        <w:tc>
+          <w:tcPr>
+            <w:tcW w:type="dxa" w:w="3022"/>
+          </w:tcPr>
+          <w:p>
+            <w:r/>
+            <w:r>
+              <w:rPr>
+                <w:rFonts w:ascii="Microsoft YaHei" w:hAnsi="Microsoft YaHei" w:eastAsia="Microsoft YaHei"/>
+                <w:sz w:val="19"/>
+              </w:rPr>
+              <w:t>100% 完成</w:t>
+            </w:r>
+          </w:p>
+        </w:tc>
+        <w:tc>
+          <w:tcPr>
+            <w:tcW w:type="dxa" w:w="3022"/>
+          </w:tcPr>
+          <w:p>
+            <w:r/>
+            <w:r>
+              <w:rPr>
+                <w:rFonts w:ascii="Microsoft YaHei" w:hAnsi="Microsoft YaHei" w:eastAsia="Microsoft YaHei"/>
+                <w:sz w:val="19"/>
+              </w:rPr>
+              <w:t>能</w:t>
+            </w:r>
+          </w:p>
+        </w:tc>
+      </w:tr>
+      <w:tr>
+        <w:tc>
+          <w:tcPr>
+            <w:tcW w:type="dxa" w:w="3022"/>
+          </w:tcPr>
+          <w:p>
+            <w:r/>
+            <w:r>
+              <w:rPr>
+                <w:rFonts w:ascii="Microsoft YaHei" w:hAnsi="Microsoft YaHei" w:eastAsia="Microsoft YaHei"/>
+                <w:sz w:val="19"/>
+              </w:rPr>
+              <w:t>实时聊天（私聊/群聊/语音/媒体消息）</w:t>
+            </w:r>
+          </w:p>
+        </w:tc>
+        <w:tc>
+          <w:tcPr>
+            <w:tcW w:type="dxa" w:w="3022"/>
+          </w:tcPr>
+          <w:p>
+            <w:r/>
+            <w:r>
+              <w:rPr>
+                <w:rFonts w:ascii="Microsoft YaHei" w:hAnsi="Microsoft YaHei" w:eastAsia="Microsoft YaHei"/>
+                <w:sz w:val="19"/>
+              </w:rPr>
+              <w:t>100% 完成</w:t>
+            </w:r>
+          </w:p>
+        </w:tc>
+        <w:tc>
+          <w:tcPr>
+            <w:tcW w:type="dxa" w:w="3022"/>
+          </w:tcPr>
+          <w:p>
+            <w:r/>
+            <w:r>
+              <w:rPr>
+                <w:rFonts w:ascii="Microsoft YaHei" w:hAnsi="Microsoft YaHei" w:eastAsia="Microsoft YaHei"/>
+                <w:sz w:val="19"/>
+              </w:rPr>
+              <w:t>能</w:t>
+            </w:r>
+          </w:p>
+        </w:tc>
+      </w:tr>
+      <w:tr>
+        <w:tc>
+          <w:tcPr>
+            <w:tcW w:type="dxa" w:w="3022"/>
+          </w:tcPr>
+          <w:p>
+            <w:r/>
+            <w:r>
+              <w:rPr>
+                <w:rFonts w:ascii="Microsoft YaHei" w:hAnsi="Microsoft YaHei" w:eastAsia="Microsoft YaHei"/>
+                <w:sz w:val="19"/>
+              </w:rPr>
+              <w:t>通知推送（SSE实时）</w:t>
+            </w:r>
+          </w:p>
+        </w:tc>
+        <w:tc>
+          <w:tcPr>
+            <w:tcW w:type="dxa" w:w="3022"/>
+          </w:tcPr>
+          <w:p>
+            <w:r/>
+            <w:r>
+              <w:rPr>
+                <w:rFonts w:ascii="Microsoft YaHei" w:hAnsi="Microsoft YaHei" w:eastAsia="Microsoft YaHei"/>
+                <w:sz w:val="19"/>
+              </w:rPr>
+              <w:t>100% 完成</w:t>
+            </w:r>
+          </w:p>
+        </w:tc>
+        <w:tc>
+          <w:tcPr>
+            <w:tcW w:type="dxa" w:w="3022"/>
+          </w:tcPr>
+          <w:p>
+            <w:r/>
+            <w:r>
+              <w:rPr>
+                <w:rFonts w:ascii="Microsoft YaHei" w:hAnsi="Microsoft YaHei" w:eastAsia="Microsoft YaHei"/>
+                <w:sz w:val="19"/>
+              </w:rPr>
+              <w:t>能</w:t>
+            </w:r>
+          </w:p>
+        </w:tc>
+      </w:tr>
+      <w:tr>
+        <w:tc>
+          <w:tcPr>
+            <w:tcW w:type="dxa" w:w="3022"/>
+          </w:tcPr>
+          <w:p>
+            <w:r/>
+            <w:r>
+              <w:rPr>
+                <w:rFonts w:ascii="Microsoft YaHei" w:hAnsi="Microsoft YaHei" w:eastAsia="Microsoft YaHei"/>
+                <w:sz w:val="19"/>
+              </w:rPr>
+              <w:t>社群系统（创建/管理/动态/角色）</w:t>
+            </w:r>
+          </w:p>
+        </w:tc>
+        <w:tc>
+          <w:tcPr>
+            <w:tcW w:type="dxa" w:w="3022"/>
+          </w:tcPr>
+          <w:p>
+            <w:r/>
+            <w:r>
+              <w:rPr>
+                <w:rFonts w:ascii="Microsoft YaHei" w:hAnsi="Microsoft YaHei" w:eastAsia="Microsoft YaHei"/>
+                <w:sz w:val="19"/>
+              </w:rPr>
+              <w:t>85% 完成</w:t>
+            </w:r>
+          </w:p>
+        </w:tc>
+        <w:tc>
+          <w:tcPr>
+            <w:tcW w:type="dxa" w:w="3022"/>
+          </w:tcPr>
+          <w:p>
+            <w:r/>
+            <w:r>
+              <w:rPr>
+                <w:rFonts w:ascii="Microsoft YaHei" w:hAnsi="Microsoft YaHei" w:eastAsia="Microsoft YaHei"/>
+                <w:sz w:val="19"/>
+              </w:rPr>
+              <w:t>能（基本功能完整）</w:t>
+            </w:r>
+          </w:p>
+        </w:tc>
+      </w:tr>
+      <w:tr>
+        <w:tc>
+          <w:tcPr>
+            <w:tcW w:type="dxa" w:w="3022"/>
+          </w:tcPr>
+          <w:p>
+            <w:r/>
+            <w:r>
+              <w:rPr>
+                <w:rFonts w:ascii="Microsoft YaHei" w:hAnsi="Microsoft YaHei" w:eastAsia="Microsoft YaHei"/>
+                <w:sz w:val="19"/>
+              </w:rPr>
+              <w:t>推荐系统（多信号加权）</w:t>
+            </w:r>
+          </w:p>
+        </w:tc>
+        <w:tc>
+          <w:tcPr>
+            <w:tcW w:type="dxa" w:w="3022"/>
+          </w:tcPr>
+          <w:p>
+            <w:r/>
+            <w:r>
+              <w:rPr>
+                <w:rFonts w:ascii="Microsoft YaHei" w:hAnsi="Microsoft YaHei" w:eastAsia="Microsoft YaHei"/>
+                <w:sz w:val="19"/>
+              </w:rPr>
+              <w:t>70% 完成</w:t>
+            </w:r>
+          </w:p>
+        </w:tc>
+        <w:tc>
+          <w:tcPr>
+            <w:tcW w:type="dxa" w:w="3022"/>
+          </w:tcPr>
+          <w:p>
+            <w:r/>
+            <w:r>
+              <w:rPr>
+                <w:rFonts w:ascii="Microsoft YaHei" w:hAnsi="Microsoft YaHei" w:eastAsia="Microsoft YaHei"/>
+                <w:sz w:val="19"/>
+              </w:rPr>
+              <w:t>能（效果可逐步优化）</w:t>
+            </w:r>
+          </w:p>
+        </w:tc>
+      </w:tr>
+      <w:tr>
+        <w:tc>
+          <w:tcPr>
+            <w:tcW w:type="dxa" w:w="3022"/>
+          </w:tcPr>
+          <w:p>
+            <w:r/>
+            <w:r>
+              <w:rPr>
+                <w:rFonts w:ascii="Microsoft YaHei" w:hAnsi="Microsoft YaHei" w:eastAsia="Microsoft YaHei"/>
+                <w:sz w:val="19"/>
+              </w:rPr>
+              <w:t>AR 眼镜真机数据接入</w:t>
+            </w:r>
+          </w:p>
+        </w:tc>
+        <w:tc>
+          <w:tcPr>
+            <w:tcW w:type="dxa" w:w="3022"/>
+          </w:tcPr>
+          <w:p>
+            <w:r/>
+            <w:r>
+              <w:rPr>
+                <w:rFonts w:ascii="Microsoft YaHei" w:hAnsi="Microsoft YaHei" w:eastAsia="Microsoft YaHei"/>
+                <w:sz w:val="19"/>
+              </w:rPr>
+              <w:t>硬件+数据已就绪，待开发</w:t>
+            </w:r>
+          </w:p>
+        </w:tc>
+        <w:tc>
+          <w:tcPr>
+            <w:tcW w:type="dxa" w:w="3022"/>
+          </w:tcPr>
+          <w:p>
+            <w:r/>
+            <w:r>
+              <w:rPr>
+                <w:rFonts w:ascii="Microsoft YaHei" w:hAnsi="Microsoft YaHei" w:eastAsia="Microsoft YaHei"/>
+                <w:sz w:val="19"/>
+              </w:rPr>
+              <w:t>能（6周可完成基础接入）</w:t>
+            </w:r>
+          </w:p>
+        </w:tc>
+      </w:tr>
+      <w:tr>
+        <w:tc>
+          <w:tcPr>
+            <w:tcW w:type="dxa" w:w="3022"/>
+          </w:tcPr>
+          <w:p>
+            <w:r/>
+            <w:r>
+              <w:rPr>
+                <w:rFonts w:ascii="Microsoft YaHei" w:hAnsi="Microsoft YaHei" w:eastAsia="Microsoft YaHei"/>
+                <w:sz w:val="19"/>
+              </w:rPr>
+              <w:t>WebXR 沉浸式渲染</w:t>
+            </w:r>
+          </w:p>
+        </w:tc>
+        <w:tc>
+          <w:tcPr>
+            <w:tcW w:type="dxa" w:w="3022"/>
+          </w:tcPr>
+          <w:p>
+            <w:r/>
+            <w:r>
+              <w:rPr>
+                <w:rFonts w:ascii="Microsoft YaHei" w:hAnsi="Microsoft YaHei" w:eastAsia="Microsoft YaHei"/>
+                <w:sz w:val="19"/>
+              </w:rPr>
+              <w:t>0%</w:t>
+            </w:r>
+          </w:p>
+        </w:tc>
+        <w:tc>
+          <w:tcPr>
+            <w:tcW w:type="dxa" w:w="3022"/>
+          </w:tcPr>
+          <w:p>
+            <w:r/>
+            <w:r>
+              <w:rPr>
+                <w:rFonts w:ascii="Microsoft YaHei" w:hAnsi="Microsoft YaHei" w:eastAsia="Microsoft YaHei"/>
+                <w:sz w:val="19"/>
+              </w:rPr>
+              <w:t>不能（需要积累 AR 内容后才有意义）</w:t>
+            </w:r>
+          </w:p>
+        </w:tc>
+      </w:tr>
+      <w:tr>
+        <w:tc>
+          <w:tcPr>
+            <w:tcW w:type="dxa" w:w="3022"/>
+          </w:tcPr>
+          <w:p>
+            <w:r/>
+            <w:r>
+              <w:rPr>
+                <w:rFonts w:ascii="Microsoft YaHei" w:hAnsi="Microsoft YaHei" w:eastAsia="Microsoft YaHei"/>
+                <w:sz w:val="19"/>
+              </w:rPr>
+              <w:t>生产环境部署</w:t>
+            </w:r>
+          </w:p>
+        </w:tc>
+        <w:tc>
+          <w:tcPr>
+            <w:tcW w:type="dxa" w:w="3022"/>
+          </w:tcPr>
+          <w:p>
+            <w:r/>
+            <w:r>
+              <w:rPr>
+                <w:rFonts w:ascii="Microsoft YaHei" w:hAnsi="Microsoft YaHei" w:eastAsia="Microsoft YaHei"/>
+                <w:sz w:val="19"/>
+              </w:rPr>
+              <w:t>0%</w:t>
+            </w:r>
+          </w:p>
+        </w:tc>
+        <w:tc>
+          <w:tcPr>
+            <w:tcW w:type="dxa" w:w="3022"/>
+          </w:tcPr>
+          <w:p>
+            <w:r/>
+            <w:r>
+              <w:rPr>
+                <w:rFonts w:ascii="Microsoft YaHei" w:hAnsi="Microsoft YaHei" w:eastAsia="Microsoft YaHei"/>
+                <w:sz w:val="19"/>
+              </w:rPr>
+              <w:t>不能（需部署）</w:t>
+            </w:r>
+          </w:p>
+        </w:tc>
+      </w:tr>
+      <w:tr>
+        <w:tc>
+          <w:tcPr>
+            <w:tcW w:type="dxa" w:w="3022"/>
+          </w:tcPr>
+          <w:p>
+            <w:r/>
+            <w:r>
+              <w:rPr>
+                <w:rFonts w:ascii="Microsoft YaHei" w:hAnsi="Microsoft YaHei" w:eastAsia="Microsoft YaHei"/>
+                <w:sz w:val="19"/>
+              </w:rPr>
+              <w:t>系统测试</w:t>
+            </w:r>
+          </w:p>
+        </w:tc>
+        <w:tc>
+          <w:tcPr>
+            <w:tcW w:type="dxa" w:w="3022"/>
+          </w:tcPr>
+          <w:p>
+            <w:r/>
+            <w:r>
+              <w:rPr>
+                <w:rFonts w:ascii="Microsoft YaHei" w:hAnsi="Microsoft YaHei" w:eastAsia="Microsoft YaHei"/>
+                <w:sz w:val="19"/>
+              </w:rPr>
+              <w:t>0%</w:t>
+            </w:r>
+          </w:p>
+        </w:tc>
+        <w:tc>
+          <w:tcPr>
+            <w:tcW w:type="dxa" w:w="3022"/>
+          </w:tcPr>
+          <w:p>
+            <w:r/>
+            <w:r>
+              <w:rPr>
+                <w:rFonts w:ascii="Microsoft YaHei" w:hAnsi="Microsoft YaHei" w:eastAsia="Microsoft YaHei"/>
+                <w:sz w:val="19"/>
+              </w:rPr>
+              <w:t>不能（需测试）</w:t>
+            </w:r>
+          </w:p>
+        </w:tc>
+      </w:tr>
+    </w:tbl>
+    <w:p/>
+    <w:p>
+      <w:pPr>
+        <w:pStyle w:val="Heading3"/>
+      </w:pPr>
+      <w:r>
+        <w:t>5.0.2 重大更新：AR 眼镜数据已就绪</w:t>
+      </w:r>
+    </w:p>
+    <w:p>
+      <w:r>
+        <w:t>7月20日更新：AR 眼镜真机数据已到位。此前评估中"AR 眼镜真机数据接入"是最大未知数（0%，需要硬件），现在这个瓶颈已消除。AR 数据接入可以从研究阶段直接进入开发阶段。</w:t>
+      </w:r>
+    </w:p>
+    <w:p>
+      <w:pPr>
+        <w:pStyle w:val="Heading3"/>
+      </w:pPr>
+      <w:r>
+        <w:t>5.0.3 核心判断：三条工作线并行</w:t>
+      </w:r>
+    </w:p>
+    <w:p>
+      <w:r>
+        <w:t>工作线A：平台上线（打磨+测试+部署）</w:t>
+      </w:r>
+    </w:p>
+    <w:p>
+      <w:pPr>
+        <w:pStyle w:val="ListBullet"/>
+      </w:pPr>
+      <w:r>
+        <w:t>目标：8月31日前推出徐霞客社区 Beta 版</w:t>
+      </w:r>
+    </w:p>
+    <w:p>
+      <w:pPr>
+        <w:pStyle w:val="ListBullet"/>
+      </w:pPr>
+      <w:r>
+        <w:t>依赖：无外部依赖，纯软件工程</w:t>
+      </w:r>
+    </w:p>
+    <w:p>
+      <w:pPr>
+        <w:pStyle w:val="ListBullet"/>
+      </w:pPr>
+      <w:r>
+        <w:t>可能性：★★★★★（非常高）</w:t>
+      </w:r>
+    </w:p>
+    <w:p>
+      <w:r>
+        <w:t>工作线B：AR 数据接入（导入+存储+展示）</w:t>
+      </w:r>
+    </w:p>
+    <w:p>
+      <w:pPr>
+        <w:pStyle w:val="ListBullet"/>
+      </w:pPr>
+      <w:r>
+        <w:t>目标：8月31日前完成 AR 数据的基础接入管线</w:t>
+      </w:r>
+    </w:p>
+    <w:p>
+      <w:pPr>
+        <w:pStyle w:val="ListBullet"/>
+      </w:pPr>
+      <w:r>
+        <w:t>依赖：AR 眼镜数据已就绪</w:t>
+      </w:r>
+    </w:p>
+    <w:p>
+      <w:pPr>
+        <w:pStyle w:val="ListBullet"/>
+      </w:pPr>
+      <w:r>
+        <w:t>可能性：★★★★☆（高，6周足够搭好管线）</w:t>
+      </w:r>
+    </w:p>
+    <w:p>
+      <w:r>
+        <w:t>工作线C：AR 沉浸式渲染（WebXR + 3D场景）</w:t>
+      </w:r>
+    </w:p>
+    <w:p>
+      <w:pPr>
+        <w:pStyle w:val="ListBullet"/>
+      </w:pPr>
+      <w:r>
+        <w:t>目标：10月后陆续接入</w:t>
+      </w:r>
+    </w:p>
+    <w:p>
+      <w:pPr>
+        <w:pStyle w:val="ListBullet"/>
+      </w:pPr>
+      <w:r>
+        <w:t>依赖：需要先积累 AR 内容，依赖浏览器生态成熟</w:t>
+      </w:r>
+    </w:p>
+    <w:p>
+      <w:pPr>
+        <w:pStyle w:val="ListBullet"/>
+      </w:pPr>
+      <w:r>
+        <w:t>可能性：★☆☆☆☆（开学前来不及，也没必要赶）</w:t>
+      </w:r>
+    </w:p>
+    <w:p>
+      <w:r>
+        <w:t>关键结论：AR 数据来了，应该立刻启动接入开发。但不要贪多——"接入数据"和"沉浸式渲染"是两回事，先把数据跑通。</w:t>
+      </w:r>
+    </w:p>
+    <w:p>
+      <w:pPr>
+        <w:pStyle w:val="Heading3"/>
+      </w:pPr>
+      <w:r>
+        <w:t>5.0.4 开学前6周冲刺计划</w:t>
+      </w:r>
+    </w:p>
+    <w:p>
+      <w:r>
+        <w:t>【平台上线线——工作线A】</w:t>
+      </w:r>
+    </w:p>
+    <w:p>
+      <w:r>
+        <w:t>第1-2周（7.20-8.2）：打磨收尾</w:t>
+      </w:r>
+    </w:p>
+    <w:tbl>
+      <w:tblPr>
+        <w:tblStyle w:val="LightGrid-Accent1"/>
+        <w:tblW w:type="auto" w:w="0"/>
+        <w:jc w:val="center"/>
+        <w:tblLayout w:type="autofit"/>
+        <w:tblLook w:firstColumn="1" w:firstRow="1" w:lastColumn="0" w:lastRow="0" w:noHBand="0" w:noVBand="1" w:val="04A0"/>
+      </w:tblPr>
+      <w:tblGrid>
+        <w:gridCol w:w="3022"/>
+        <w:gridCol w:w="3022"/>
+        <w:gridCol w:w="3022"/>
+      </w:tblGrid>
+      <w:tr>
+        <w:tc>
+          <w:tcPr>
+            <w:tcW w:type="dxa" w:w="3022"/>
+          </w:tcPr>
+          <w:p>
+            <w:pPr>
+              <w:jc w:val="center"/>
+            </w:pPr>
+            <w:r/>
+            <w:r>
+              <w:rPr>
+                <w:rFonts w:ascii="Microsoft YaHei" w:hAnsi="Microsoft YaHei" w:eastAsia="Microsoft YaHei"/>
+                <w:b/>
+                <w:sz w:val="20"/>
+              </w:rPr>
+              <w:t>事项</w:t>
+            </w:r>
+          </w:p>
+        </w:tc>
+        <w:tc>
+          <w:tcPr>
+            <w:tcW w:type="dxa" w:w="3022"/>
+          </w:tcPr>
+          <w:p>
+            <w:pPr>
+              <w:jc w:val="center"/>
+            </w:pPr>
+            <w:r/>
+            <w:r>
+              <w:rPr>
+                <w:rFonts w:ascii="Microsoft YaHei" w:hAnsi="Microsoft YaHei" w:eastAsia="Microsoft YaHei"/>
+                <w:b/>
+                <w:sz w:val="20"/>
+              </w:rPr>
+              <w:t>具体内容</w:t>
+            </w:r>
+          </w:p>
+        </w:tc>
+        <w:tc>
+          <w:tcPr>
+            <w:tcW w:type="dxa" w:w="3022"/>
+          </w:tcPr>
+          <w:p>
+            <w:pPr>
+              <w:jc w:val="center"/>
+            </w:pPr>
+            <w:r/>
+            <w:r>
+              <w:rPr>
+                <w:rFonts w:ascii="Microsoft YaHei" w:hAnsi="Microsoft YaHei" w:eastAsia="Microsoft YaHei"/>
+                <w:b/>
+                <w:sz w:val="20"/>
+              </w:rPr>
+              <w:t>工作量</w:t>
+            </w:r>
+          </w:p>
+        </w:tc>
+      </w:tr>
+      <w:tr>
+        <w:tc>
+          <w:tcPr>
+            <w:tcW w:type="dxa" w:w="3022"/>
+          </w:tcPr>
+          <w:p>
+            <w:r/>
+            <w:r>
+              <w:rPr>
+                <w:rFonts w:ascii="Microsoft YaHei" w:hAnsi="Microsoft YaHei" w:eastAsia="Microsoft YaHei"/>
+                <w:sz w:val="19"/>
+              </w:rPr>
+              <w:t>社群功能补全</w:t>
+            </w:r>
+          </w:p>
+        </w:tc>
+        <w:tc>
+          <w:tcPr>
+            <w:tcW w:type="dxa" w:w="3022"/>
+          </w:tcPr>
+          <w:p>
+            <w:r/>
+            <w:r>
+              <w:rPr>
+                <w:rFonts w:ascii="Microsoft YaHei" w:hAnsi="Microsoft YaHei" w:eastAsia="Microsoft YaHei"/>
+                <w:sz w:val="19"/>
+              </w:rPr>
+              <w:t>挑战排行榜、徽章展示、权限修复</w:t>
+            </w:r>
+          </w:p>
+        </w:tc>
+        <w:tc>
+          <w:tcPr>
+            <w:tcW w:type="dxa" w:w="3022"/>
+          </w:tcPr>
+          <w:p>
+            <w:r/>
+            <w:r>
+              <w:rPr>
+                <w:rFonts w:ascii="Microsoft YaHei" w:hAnsi="Microsoft YaHei" w:eastAsia="Microsoft YaHei"/>
+                <w:sz w:val="19"/>
+              </w:rPr>
+              <w:t>2天</w:t>
+            </w:r>
+          </w:p>
+        </w:tc>
+      </w:tr>
+      <w:tr>
+        <w:tc>
+          <w:tcPr>
+            <w:tcW w:type="dxa" w:w="3022"/>
+          </w:tcPr>
+          <w:p>
+            <w:r/>
+            <w:r>
+              <w:rPr>
+                <w:rFonts w:ascii="Microsoft YaHei" w:hAnsi="Microsoft YaHei" w:eastAsia="Microsoft YaHei"/>
+                <w:sz w:val="19"/>
+              </w:rPr>
+              <w:t>推荐算法调优</w:t>
+            </w:r>
+          </w:p>
+        </w:tc>
+        <w:tc>
+          <w:tcPr>
+            <w:tcW w:type="dxa" w:w="3022"/>
+          </w:tcPr>
+          <w:p>
+            <w:r/>
+            <w:r>
+              <w:rPr>
+                <w:rFonts w:ascii="Microsoft YaHei" w:hAnsi="Microsoft YaHei" w:eastAsia="Microsoft YaHei"/>
+                <w:sz w:val="19"/>
+              </w:rPr>
+              <w:t>权重参数调整、去重逻辑、冷启动兜底</w:t>
+            </w:r>
+          </w:p>
+        </w:tc>
+        <w:tc>
+          <w:tcPr>
+            <w:tcW w:type="dxa" w:w="3022"/>
+          </w:tcPr>
+          <w:p>
+            <w:r/>
+            <w:r>
+              <w:rPr>
+                <w:rFonts w:ascii="Microsoft YaHei" w:hAnsi="Microsoft YaHei" w:eastAsia="Microsoft YaHei"/>
+                <w:sz w:val="19"/>
+              </w:rPr>
+              <w:t>2天</w:t>
+            </w:r>
+          </w:p>
+        </w:tc>
+      </w:tr>
+      <w:tr>
+        <w:tc>
+          <w:tcPr>
+            <w:tcW w:type="dxa" w:w="3022"/>
+          </w:tcPr>
+          <w:p>
+            <w:r/>
+            <w:r>
+              <w:rPr>
+                <w:rFonts w:ascii="Microsoft YaHei" w:hAnsi="Microsoft YaHei" w:eastAsia="Microsoft YaHei"/>
+                <w:sz w:val="19"/>
+              </w:rPr>
+              <w:t>移动端适配</w:t>
+            </w:r>
+          </w:p>
+        </w:tc>
+        <w:tc>
+          <w:tcPr>
+            <w:tcW w:type="dxa" w:w="3022"/>
+          </w:tcPr>
+          <w:p>
+            <w:r/>
+            <w:r>
+              <w:rPr>
+                <w:rFonts w:ascii="Microsoft YaHei" w:hAnsi="Microsoft YaHei" w:eastAsia="Microsoft YaHei"/>
+                <w:sz w:val="19"/>
+              </w:rPr>
+              <w:t>小屏布局修复、触摸交互优化</w:t>
+            </w:r>
+          </w:p>
+        </w:tc>
+        <w:tc>
+          <w:tcPr>
+            <w:tcW w:type="dxa" w:w="3022"/>
+          </w:tcPr>
+          <w:p>
+            <w:r/>
+            <w:r>
+              <w:rPr>
+                <w:rFonts w:ascii="Microsoft YaHei" w:hAnsi="Microsoft YaHei" w:eastAsia="Microsoft YaHei"/>
+                <w:sz w:val="19"/>
+              </w:rPr>
+              <w:t>3天</w:t>
+            </w:r>
+          </w:p>
+        </w:tc>
+      </w:tr>
+      <w:tr>
+        <w:tc>
+          <w:tcPr>
+            <w:tcW w:type="dxa" w:w="3022"/>
+          </w:tcPr>
+          <w:p>
+            <w:r/>
+            <w:r>
+              <w:rPr>
+                <w:rFonts w:ascii="Microsoft YaHei" w:hAnsi="Microsoft YaHei" w:eastAsia="Microsoft YaHei"/>
+                <w:sz w:val="19"/>
+              </w:rPr>
+              <w:t>UI/UX 统一</w:t>
+            </w:r>
+          </w:p>
+        </w:tc>
+        <w:tc>
+          <w:tcPr>
+            <w:tcW w:type="dxa" w:w="3022"/>
+          </w:tcPr>
+          <w:p>
+            <w:r/>
+            <w:r>
+              <w:rPr>
+                <w:rFonts w:ascii="Microsoft YaHei" w:hAnsi="Microsoft YaHei" w:eastAsia="Microsoft YaHei"/>
+                <w:sz w:val="19"/>
+              </w:rPr>
+              <w:t>空状态页、加载骨架屏、错误边界</w:t>
+            </w:r>
+          </w:p>
+        </w:tc>
+        <w:tc>
+          <w:tcPr>
+            <w:tcW w:type="dxa" w:w="3022"/>
+          </w:tcPr>
+          <w:p>
+            <w:r/>
+            <w:r>
+              <w:rPr>
+                <w:rFonts w:ascii="Microsoft YaHei" w:hAnsi="Microsoft YaHei" w:eastAsia="Microsoft YaHei"/>
+                <w:sz w:val="19"/>
+              </w:rPr>
+              <w:t>2天</w:t>
+            </w:r>
+          </w:p>
+        </w:tc>
+      </w:tr>
+      <w:tr>
+        <w:tc>
+          <w:tcPr>
+            <w:tcW w:type="dxa" w:w="3022"/>
+          </w:tcPr>
+          <w:p>
+            <w:r/>
+            <w:r>
+              <w:rPr>
+                <w:rFonts w:ascii="Microsoft YaHei" w:hAnsi="Microsoft YaHei" w:eastAsia="Microsoft YaHei"/>
+                <w:sz w:val="19"/>
+              </w:rPr>
+              <w:t>Bug 清零</w:t>
+            </w:r>
+          </w:p>
+        </w:tc>
+        <w:tc>
+          <w:tcPr>
+            <w:tcW w:type="dxa" w:w="3022"/>
+          </w:tcPr>
+          <w:p>
+            <w:r/>
+            <w:r>
+              <w:rPr>
+                <w:rFonts w:ascii="Microsoft YaHei" w:hAnsi="Microsoft YaHei" w:eastAsia="Microsoft YaHei"/>
+                <w:sz w:val="19"/>
+              </w:rPr>
+              <w:t>已知问题集中修复</w:t>
+            </w:r>
+          </w:p>
+        </w:tc>
+        <w:tc>
+          <w:tcPr>
+            <w:tcW w:type="dxa" w:w="3022"/>
+          </w:tcPr>
+          <w:p>
+            <w:r/>
+            <w:r>
+              <w:rPr>
+                <w:rFonts w:ascii="Microsoft YaHei" w:hAnsi="Microsoft YaHei" w:eastAsia="Microsoft YaHei"/>
+                <w:sz w:val="19"/>
+              </w:rPr>
+              <w:t>1天</w:t>
+            </w:r>
+          </w:p>
+        </w:tc>
+      </w:tr>
+    </w:tbl>
+    <w:p/>
+    <w:p>
+      <w:r>
+        <w:t>第3-4周（8.3-8.16）：测试加固</w:t>
+      </w:r>
+    </w:p>
+    <w:tbl>
+      <w:tblPr>
+        <w:tblStyle w:val="LightGrid-Accent1"/>
+        <w:tblW w:type="auto" w:w="0"/>
+        <w:jc w:val="center"/>
+        <w:tblLayout w:type="autofit"/>
+        <w:tblLook w:firstColumn="1" w:firstRow="1" w:lastColumn="0" w:lastRow="0" w:noHBand="0" w:noVBand="1" w:val="04A0"/>
+      </w:tblPr>
+      <w:tblGrid>
+        <w:gridCol w:w="3022"/>
+        <w:gridCol w:w="3022"/>
+        <w:gridCol w:w="3022"/>
+      </w:tblGrid>
+      <w:tr>
+        <w:tc>
+          <w:tcPr>
+            <w:tcW w:type="dxa" w:w="3022"/>
+          </w:tcPr>
+          <w:p>
+            <w:pPr>
+              <w:jc w:val="center"/>
+            </w:pPr>
+            <w:r/>
+            <w:r>
+              <w:rPr>
+                <w:rFonts w:ascii="Microsoft YaHei" w:hAnsi="Microsoft YaHei" w:eastAsia="Microsoft YaHei"/>
+                <w:b/>
+                <w:sz w:val="20"/>
+              </w:rPr>
+              <w:t>事项</w:t>
+            </w:r>
+          </w:p>
+        </w:tc>
+        <w:tc>
+          <w:tcPr>
+            <w:tcW w:type="dxa" w:w="3022"/>
+          </w:tcPr>
+          <w:p>
+            <w:pPr>
+              <w:jc w:val="center"/>
+            </w:pPr>
+            <w:r/>
+            <w:r>
+              <w:rPr>
+                <w:rFonts w:ascii="Microsoft YaHei" w:hAnsi="Microsoft YaHei" w:eastAsia="Microsoft YaHei"/>
+                <w:b/>
+                <w:sz w:val="20"/>
+              </w:rPr>
+              <w:t>具体内容</w:t>
+            </w:r>
+          </w:p>
+        </w:tc>
+        <w:tc>
+          <w:tcPr>
+            <w:tcW w:type="dxa" w:w="3022"/>
+          </w:tcPr>
+          <w:p>
+            <w:pPr>
+              <w:jc w:val="center"/>
+            </w:pPr>
+            <w:r/>
+            <w:r>
+              <w:rPr>
+                <w:rFonts w:ascii="Microsoft YaHei" w:hAnsi="Microsoft YaHei" w:eastAsia="Microsoft YaHei"/>
+                <w:b/>
+                <w:sz w:val="20"/>
+              </w:rPr>
+              <w:t>工作量</w:t>
+            </w:r>
+          </w:p>
+        </w:tc>
+      </w:tr>
+      <w:tr>
+        <w:tc>
+          <w:tcPr>
+            <w:tcW w:type="dxa" w:w="3022"/>
+          </w:tcPr>
+          <w:p>
+            <w:r/>
+            <w:r>
+              <w:rPr>
+                <w:rFonts w:ascii="Microsoft YaHei" w:hAnsi="Microsoft YaHei" w:eastAsia="Microsoft YaHei"/>
+                <w:sz w:val="19"/>
+              </w:rPr>
+              <w:t>核心流程端到端测试</w:t>
+            </w:r>
+          </w:p>
+        </w:tc>
+        <w:tc>
+          <w:tcPr>
+            <w:tcW w:type="dxa" w:w="3022"/>
+          </w:tcPr>
+          <w:p>
+            <w:r/>
+            <w:r>
+              <w:rPr>
+                <w:rFonts w:ascii="Microsoft YaHei" w:hAnsi="Microsoft YaHei" w:eastAsia="Microsoft YaHei"/>
+                <w:sz w:val="19"/>
+              </w:rPr>
+              <w:t>注册→发帖→互动→聊天→社群 全链路</w:t>
+            </w:r>
+          </w:p>
+        </w:tc>
+        <w:tc>
+          <w:tcPr>
+            <w:tcW w:type="dxa" w:w="3022"/>
+          </w:tcPr>
+          <w:p>
+            <w:r/>
+            <w:r>
+              <w:rPr>
+                <w:rFonts w:ascii="Microsoft YaHei" w:hAnsi="Microsoft YaHei" w:eastAsia="Microsoft YaHei"/>
+                <w:sz w:val="19"/>
+              </w:rPr>
+              <w:t>3天</w:t>
+            </w:r>
+          </w:p>
+        </w:tc>
+      </w:tr>
+      <w:tr>
+        <w:tc>
+          <w:tcPr>
+            <w:tcW w:type="dxa" w:w="3022"/>
+          </w:tcPr>
+          <w:p>
+            <w:r/>
+            <w:r>
+              <w:rPr>
+                <w:rFonts w:ascii="Microsoft YaHei" w:hAnsi="Microsoft YaHei" w:eastAsia="Microsoft YaHei"/>
+                <w:sz w:val="19"/>
+              </w:rPr>
+              <w:t>性能优化</w:t>
+            </w:r>
+          </w:p>
+        </w:tc>
+        <w:tc>
+          <w:tcPr>
+            <w:tcW w:type="dxa" w:w="3022"/>
+          </w:tcPr>
+          <w:p>
+            <w:r/>
+            <w:r>
+              <w:rPr>
+                <w:rFonts w:ascii="Microsoft YaHei" w:hAnsi="Microsoft YaHei" w:eastAsia="Microsoft YaHei"/>
+                <w:sz w:val="19"/>
+              </w:rPr>
+              <w:t>首屏加载、API响应、数据库查询、图片懒加载</w:t>
+            </w:r>
+          </w:p>
+        </w:tc>
+        <w:tc>
+          <w:tcPr>
+            <w:tcW w:type="dxa" w:w="3022"/>
+          </w:tcPr>
+          <w:p>
+            <w:r/>
+            <w:r>
+              <w:rPr>
+                <w:rFonts w:ascii="Microsoft YaHei" w:hAnsi="Microsoft YaHei" w:eastAsia="Microsoft YaHei"/>
+                <w:sz w:val="19"/>
+              </w:rPr>
+              <w:t>3天</w:t>
+            </w:r>
+          </w:p>
+        </w:tc>
+      </w:tr>
+      <w:tr>
+        <w:tc>
+          <w:tcPr>
+            <w:tcW w:type="dxa" w:w="3022"/>
+          </w:tcPr>
+          <w:p>
+            <w:r/>
+            <w:r>
+              <w:rPr>
+                <w:rFonts w:ascii="Microsoft YaHei" w:hAnsi="Microsoft YaHei" w:eastAsia="Microsoft YaHei"/>
+                <w:sz w:val="19"/>
+              </w:rPr>
+              <w:t>安全审查</w:t>
+            </w:r>
+          </w:p>
+        </w:tc>
+        <w:tc>
+          <w:tcPr>
+            <w:tcW w:type="dxa" w:w="3022"/>
+          </w:tcPr>
+          <w:p>
+            <w:r/>
+            <w:r>
+              <w:rPr>
+                <w:rFonts w:ascii="Microsoft YaHei" w:hAnsi="Microsoft YaHei" w:eastAsia="Microsoft YaHei"/>
+                <w:sz w:val="19"/>
+              </w:rPr>
+              <w:t>XSS/CSRF/权限越权/敏感数据</w:t>
+            </w:r>
+          </w:p>
+        </w:tc>
+        <w:tc>
+          <w:tcPr>
+            <w:tcW w:type="dxa" w:w="3022"/>
+          </w:tcPr>
+          <w:p>
+            <w:r/>
+            <w:r>
+              <w:rPr>
+                <w:rFonts w:ascii="Microsoft YaHei" w:hAnsi="Microsoft YaHei" w:eastAsia="Microsoft YaHei"/>
+                <w:sz w:val="19"/>
+              </w:rPr>
+              <w:t>2天</w:t>
+            </w:r>
+          </w:p>
+        </w:tc>
+      </w:tr>
+      <w:tr>
+        <w:tc>
+          <w:tcPr>
+            <w:tcW w:type="dxa" w:w="3022"/>
+          </w:tcPr>
+          <w:p>
+            <w:r/>
+            <w:r>
+              <w:rPr>
+                <w:rFonts w:ascii="Microsoft YaHei" w:hAnsi="Microsoft YaHei" w:eastAsia="Microsoft YaHei"/>
+                <w:sz w:val="19"/>
+              </w:rPr>
+              <w:t>种子数据完善</w:t>
+            </w:r>
+          </w:p>
+        </w:tc>
+        <w:tc>
+          <w:tcPr>
+            <w:tcW w:type="dxa" w:w="3022"/>
+          </w:tcPr>
+          <w:p>
+            <w:r/>
+            <w:r>
+              <w:rPr>
+                <w:rFonts w:ascii="Microsoft YaHei" w:hAnsi="Microsoft YaHei" w:eastAsia="Microsoft YaHei"/>
+                <w:sz w:val="19"/>
+              </w:rPr>
+              <w:t>丰富测试内容，让平台"看起来有内容"</w:t>
+            </w:r>
+          </w:p>
+        </w:tc>
+        <w:tc>
+          <w:tcPr>
+            <w:tcW w:type="dxa" w:w="3022"/>
+          </w:tcPr>
+          <w:p>
+            <w:r/>
+            <w:r>
+              <w:rPr>
+                <w:rFonts w:ascii="Microsoft YaHei" w:hAnsi="Microsoft YaHei" w:eastAsia="Microsoft YaHei"/>
+                <w:sz w:val="19"/>
+              </w:rPr>
+              <w:t>2天</w:t>
+            </w:r>
+          </w:p>
+        </w:tc>
+      </w:tr>
+    </w:tbl>
+    <w:p/>
+    <w:p>
+      <w:r>
+        <w:t>第5-6周（8.17-8.31）：部署上线</w:t>
+      </w:r>
+    </w:p>
+    <w:tbl>
+      <w:tblPr>
+        <w:tblStyle w:val="LightGrid-Accent1"/>
+        <w:tblW w:type="auto" w:w="0"/>
+        <w:jc w:val="center"/>
+        <w:tblLayout w:type="autofit"/>
+        <w:tblLook w:firstColumn="1" w:firstRow="1" w:lastColumn="0" w:lastRow="0" w:noHBand="0" w:noVBand="1" w:val="04A0"/>
+      </w:tblPr>
+      <w:tblGrid>
+        <w:gridCol w:w="3022"/>
+        <w:gridCol w:w="3022"/>
+        <w:gridCol w:w="3022"/>
+      </w:tblGrid>
+      <w:tr>
+        <w:tc>
+          <w:tcPr>
+            <w:tcW w:type="dxa" w:w="3022"/>
+          </w:tcPr>
+          <w:p>
+            <w:pPr>
+              <w:jc w:val="center"/>
+            </w:pPr>
+            <w:r/>
+            <w:r>
+              <w:rPr>
+                <w:rFonts w:ascii="Microsoft YaHei" w:hAnsi="Microsoft YaHei" w:eastAsia="Microsoft YaHei"/>
+                <w:b/>
+                <w:sz w:val="20"/>
+              </w:rPr>
+              <w:t>事项</w:t>
+            </w:r>
+          </w:p>
+        </w:tc>
+        <w:tc>
+          <w:tcPr>
+            <w:tcW w:type="dxa" w:w="3022"/>
+          </w:tcPr>
+          <w:p>
+            <w:pPr>
+              <w:jc w:val="center"/>
+            </w:pPr>
+            <w:r/>
+            <w:r>
+              <w:rPr>
+                <w:rFonts w:ascii="Microsoft YaHei" w:hAnsi="Microsoft YaHei" w:eastAsia="Microsoft YaHei"/>
+                <w:b/>
+                <w:sz w:val="20"/>
+              </w:rPr>
+              <w:t>具体内容</w:t>
+            </w:r>
+          </w:p>
+        </w:tc>
+        <w:tc>
+          <w:tcPr>
+            <w:tcW w:type="dxa" w:w="3022"/>
+          </w:tcPr>
+          <w:p>
+            <w:pPr>
+              <w:jc w:val="center"/>
+            </w:pPr>
+            <w:r/>
+            <w:r>
+              <w:rPr>
+                <w:rFonts w:ascii="Microsoft YaHei" w:hAnsi="Microsoft YaHei" w:eastAsia="Microsoft YaHei"/>
+                <w:b/>
+                <w:sz w:val="20"/>
+              </w:rPr>
+              <w:t>工作量</w:t>
+            </w:r>
+          </w:p>
+        </w:tc>
+      </w:tr>
+      <w:tr>
+        <w:tc>
+          <w:tcPr>
+            <w:tcW w:type="dxa" w:w="3022"/>
+          </w:tcPr>
+          <w:p>
+            <w:r/>
+            <w:r>
+              <w:rPr>
+                <w:rFonts w:ascii="Microsoft YaHei" w:hAnsi="Microsoft YaHei" w:eastAsia="Microsoft YaHei"/>
+                <w:sz w:val="19"/>
+              </w:rPr>
+              <w:t>前端部署</w:t>
+            </w:r>
+          </w:p>
+        </w:tc>
+        <w:tc>
+          <w:tcPr>
+            <w:tcW w:type="dxa" w:w="3022"/>
+          </w:tcPr>
+          <w:p>
+            <w:r/>
+            <w:r>
+              <w:rPr>
+                <w:rFonts w:ascii="Microsoft YaHei" w:hAnsi="Microsoft YaHei" w:eastAsia="Microsoft YaHei"/>
+                <w:sz w:val="19"/>
+              </w:rPr>
+              <w:t>Vercel 部署 + 自定义域名 + CDN</w:t>
+            </w:r>
+          </w:p>
+        </w:tc>
+        <w:tc>
+          <w:tcPr>
+            <w:tcW w:type="dxa" w:w="3022"/>
+          </w:tcPr>
+          <w:p>
+            <w:r/>
+            <w:r>
+              <w:rPr>
+                <w:rFonts w:ascii="Microsoft YaHei" w:hAnsi="Microsoft YaHei" w:eastAsia="Microsoft YaHei"/>
+                <w:sz w:val="19"/>
+              </w:rPr>
+              <w:t>1天</w:t>
+            </w:r>
+          </w:p>
+        </w:tc>
+      </w:tr>
+      <w:tr>
+        <w:tc>
+          <w:tcPr>
+            <w:tcW w:type="dxa" w:w="3022"/>
+          </w:tcPr>
+          <w:p>
+            <w:r/>
+            <w:r>
+              <w:rPr>
+                <w:rFonts w:ascii="Microsoft YaHei" w:hAnsi="Microsoft YaHei" w:eastAsia="Microsoft YaHei"/>
+                <w:sz w:val="19"/>
+              </w:rPr>
+              <w:t>后端部署</w:t>
+            </w:r>
+          </w:p>
+        </w:tc>
+        <w:tc>
+          <w:tcPr>
+            <w:tcW w:type="dxa" w:w="3022"/>
+          </w:tcPr>
+          <w:p>
+            <w:r/>
+            <w:r>
+              <w:rPr>
+                <w:rFonts w:ascii="Microsoft YaHei" w:hAnsi="Microsoft YaHei" w:eastAsia="Microsoft YaHei"/>
+                <w:sz w:val="19"/>
+              </w:rPr>
+              <w:t>云服务器 + MySQL + Nginx + HTTPS</w:t>
+            </w:r>
+          </w:p>
+        </w:tc>
+        <w:tc>
+          <w:tcPr>
+            <w:tcW w:type="dxa" w:w="3022"/>
+          </w:tcPr>
+          <w:p>
+            <w:r/>
+            <w:r>
+              <w:rPr>
+                <w:rFonts w:ascii="Microsoft YaHei" w:hAnsi="Microsoft YaHei" w:eastAsia="Microsoft YaHei"/>
+                <w:sz w:val="19"/>
+              </w:rPr>
+              <w:t>2天</w:t>
+            </w:r>
+          </w:p>
+        </w:tc>
+      </w:tr>
+      <w:tr>
+        <w:tc>
+          <w:tcPr>
+            <w:tcW w:type="dxa" w:w="3022"/>
+          </w:tcPr>
+          <w:p>
+            <w:r/>
+            <w:r>
+              <w:rPr>
+                <w:rFonts w:ascii="Microsoft YaHei" w:hAnsi="Microsoft YaHei" w:eastAsia="Microsoft YaHei"/>
+                <w:sz w:val="19"/>
+              </w:rPr>
+              <w:t>监控搭建</w:t>
+            </w:r>
+          </w:p>
+        </w:tc>
+        <w:tc>
+          <w:tcPr>
+            <w:tcW w:type="dxa" w:w="3022"/>
+          </w:tcPr>
+          <w:p>
+            <w:r/>
+            <w:r>
+              <w:rPr>
+                <w:rFonts w:ascii="Microsoft YaHei" w:hAnsi="Microsoft YaHei" w:eastAsia="Microsoft YaHei"/>
+                <w:sz w:val="19"/>
+              </w:rPr>
+              <w:t>Sentry错误追踪 + 健康检查</w:t>
+            </w:r>
+          </w:p>
+        </w:tc>
+        <w:tc>
+          <w:tcPr>
+            <w:tcW w:type="dxa" w:w="3022"/>
+          </w:tcPr>
+          <w:p>
+            <w:r/>
+            <w:r>
+              <w:rPr>
+                <w:rFonts w:ascii="Microsoft YaHei" w:hAnsi="Microsoft YaHei" w:eastAsia="Microsoft YaHei"/>
+                <w:sz w:val="19"/>
+              </w:rPr>
+              <w:t>1天</w:t>
+            </w:r>
+          </w:p>
+        </w:tc>
+      </w:tr>
+      <w:tr>
+        <w:tc>
+          <w:tcPr>
+            <w:tcW w:type="dxa" w:w="3022"/>
+          </w:tcPr>
+          <w:p>
+            <w:r/>
+            <w:r>
+              <w:rPr>
+                <w:rFonts w:ascii="Microsoft YaHei" w:hAnsi="Microsoft YaHei" w:eastAsia="Microsoft YaHei"/>
+                <w:sz w:val="19"/>
+              </w:rPr>
+              <w:t>限量公测</w:t>
+            </w:r>
+          </w:p>
+        </w:tc>
+        <w:tc>
+          <w:tcPr>
+            <w:tcW w:type="dxa" w:w="3022"/>
+          </w:tcPr>
+          <w:p>
+            <w:r/>
+            <w:r>
+              <w:rPr>
+                <w:rFonts w:ascii="Microsoft YaHei" w:hAnsi="Microsoft YaHei" w:eastAsia="Microsoft YaHei"/>
+                <w:sz w:val="19"/>
+              </w:rPr>
+              <w:t>邀请少量用户注册使用，收集反馈</w:t>
+            </w:r>
+          </w:p>
+        </w:tc>
+        <w:tc>
+          <w:tcPr>
+            <w:tcW w:type="dxa" w:w="3022"/>
+          </w:tcPr>
+          <w:p>
+            <w:r/>
+            <w:r>
+              <w:rPr>
+                <w:rFonts w:ascii="Microsoft YaHei" w:hAnsi="Microsoft YaHei" w:eastAsia="Microsoft YaHei"/>
+                <w:sz w:val="19"/>
+              </w:rPr>
+              <w:t>4天</w:t>
+            </w:r>
+          </w:p>
+        </w:tc>
+      </w:tr>
+      <w:tr>
+        <w:tc>
+          <w:tcPr>
+            <w:tcW w:type="dxa" w:w="3022"/>
+          </w:tcPr>
+          <w:p>
+            <w:r/>
+            <w:r>
+              <w:rPr>
+                <w:rFonts w:ascii="Microsoft YaHei" w:hAnsi="Microsoft YaHei" w:eastAsia="Microsoft YaHei"/>
+                <w:sz w:val="19"/>
+              </w:rPr>
+              <w:t>问题修复</w:t>
+            </w:r>
+          </w:p>
+        </w:tc>
+        <w:tc>
+          <w:tcPr>
+            <w:tcW w:type="dxa" w:w="3022"/>
+          </w:tcPr>
+          <w:p>
+            <w:r/>
+            <w:r>
+              <w:rPr>
+                <w:rFonts w:ascii="Microsoft YaHei" w:hAnsi="Microsoft YaHei" w:eastAsia="Microsoft YaHei"/>
+                <w:sz w:val="19"/>
+              </w:rPr>
+              <w:t>公测发现的问题紧急修复</w:t>
+            </w:r>
+          </w:p>
+        </w:tc>
+        <w:tc>
+          <w:tcPr>
+            <w:tcW w:type="dxa" w:w="3022"/>
+          </w:tcPr>
+          <w:p>
+            <w:r/>
+            <w:r>
+              <w:rPr>
+                <w:rFonts w:ascii="Microsoft YaHei" w:hAnsi="Microsoft YaHei" w:eastAsia="Microsoft YaHei"/>
+                <w:sz w:val="19"/>
+              </w:rPr>
+              <w:t>2天</w:t>
+            </w:r>
+          </w:p>
+        </w:tc>
+      </w:tr>
+    </w:tbl>
+    <w:p/>
+    <w:p>
+      <w:r>
+        <w:t>【AR 数据接入线——工作线B，与上线线并行推进】</w:t>
+      </w:r>
+    </w:p>
+    <w:tbl>
+      <w:tblPr>
+        <w:tblStyle w:val="LightGrid-Accent1"/>
+        <w:tblW w:type="auto" w:w="0"/>
+        <w:jc w:val="center"/>
+        <w:tblLayout w:type="autofit"/>
+        <w:tblLook w:firstColumn="1" w:firstRow="1" w:lastColumn="0" w:lastRow="0" w:noHBand="0" w:noVBand="1" w:val="04A0"/>
+      </w:tblPr>
+      <w:tblGrid>
+        <w:gridCol w:w="1813"/>
+        <w:gridCol w:w="1813"/>
+        <w:gridCol w:w="1813"/>
+        <w:gridCol w:w="1813"/>
+        <w:gridCol w:w="1813"/>
+      </w:tblGrid>
+      <w:tr>
+        <w:tc>
+          <w:tcPr>
+            <w:tcW w:type="dxa" w:w="1813"/>
+          </w:tcPr>
+          <w:p>
+            <w:pPr>
+              <w:jc w:val="center"/>
+            </w:pPr>
+            <w:r/>
+            <w:r>
+              <w:rPr>
+                <w:rFonts w:ascii="Microsoft YaHei" w:hAnsi="Microsoft YaHei" w:eastAsia="Microsoft YaHei"/>
+                <w:b/>
+                <w:sz w:val="20"/>
+              </w:rPr>
+              <w:t>阶段</w:t>
+            </w:r>
+          </w:p>
+        </w:tc>
+        <w:tc>
+          <w:tcPr>
+            <w:tcW w:type="dxa" w:w="1813"/>
+          </w:tcPr>
+          <w:p>
+            <w:pPr>
+              <w:jc w:val="center"/>
+            </w:pPr>
+            <w:r/>
+            <w:r>
+              <w:rPr>
+                <w:rFonts w:ascii="Microsoft YaHei" w:hAnsi="Microsoft YaHei" w:eastAsia="Microsoft YaHei"/>
+                <w:b/>
+                <w:sz w:val="20"/>
+              </w:rPr>
+              <w:t>时间</w:t>
+            </w:r>
+          </w:p>
+        </w:tc>
+        <w:tc>
+          <w:tcPr>
+            <w:tcW w:type="dxa" w:w="1813"/>
+          </w:tcPr>
+          <w:p>
+            <w:pPr>
+              <w:jc w:val="center"/>
+            </w:pPr>
+            <w:r/>
+            <w:r>
+              <w:rPr>
+                <w:rFonts w:ascii="Microsoft YaHei" w:hAnsi="Microsoft YaHei" w:eastAsia="Microsoft YaHei"/>
+                <w:b/>
+                <w:sz w:val="20"/>
+              </w:rPr>
+              <w:t>事项</w:t>
+            </w:r>
+          </w:p>
+        </w:tc>
+        <w:tc>
+          <w:tcPr>
+            <w:tcW w:type="dxa" w:w="1813"/>
+          </w:tcPr>
+          <w:p>
+            <w:pPr>
+              <w:jc w:val="center"/>
+            </w:pPr>
+            <w:r/>
+            <w:r>
+              <w:rPr>
+                <w:rFonts w:ascii="Microsoft YaHei" w:hAnsi="Microsoft YaHei" w:eastAsia="Microsoft YaHei"/>
+                <w:b/>
+                <w:sz w:val="20"/>
+              </w:rPr>
+              <w:t>具体内容</w:t>
+            </w:r>
+          </w:p>
+        </w:tc>
+        <w:tc>
+          <w:tcPr>
+            <w:tcW w:type="dxa" w:w="1813"/>
+          </w:tcPr>
+          <w:p>
+            <w:pPr>
+              <w:jc w:val="center"/>
+            </w:pPr>
+            <w:r/>
+            <w:r>
+              <w:rPr>
+                <w:rFonts w:ascii="Microsoft YaHei" w:hAnsi="Microsoft YaHei" w:eastAsia="Microsoft YaHei"/>
+                <w:b/>
+                <w:sz w:val="20"/>
+              </w:rPr>
+              <w:t>工作量</w:t>
+            </w:r>
+          </w:p>
+        </w:tc>
+      </w:tr>
+      <w:tr>
+        <w:tc>
+          <w:tcPr>
+            <w:tcW w:type="dxa" w:w="1813"/>
+          </w:tcPr>
+          <w:p>
+            <w:r/>
+            <w:r>
+              <w:rPr>
+                <w:rFonts w:ascii="Microsoft YaHei" w:hAnsi="Microsoft YaHei" w:eastAsia="Microsoft YaHei"/>
+                <w:sz w:val="19"/>
+              </w:rPr>
+              <w:t>数据定义</w:t>
+            </w:r>
+          </w:p>
+        </w:tc>
+        <w:tc>
+          <w:tcPr>
+            <w:tcW w:type="dxa" w:w="1813"/>
+          </w:tcPr>
+          <w:p>
+            <w:r/>
+            <w:r>
+              <w:rPr>
+                <w:rFonts w:ascii="Microsoft YaHei" w:hAnsi="Microsoft YaHei" w:eastAsia="Microsoft YaHei"/>
+                <w:sz w:val="19"/>
+              </w:rPr>
+              <w:t>W1</w:t>
+            </w:r>
+          </w:p>
+        </w:tc>
+        <w:tc>
+          <w:tcPr>
+            <w:tcW w:type="dxa" w:w="1813"/>
+          </w:tcPr>
+          <w:p>
+            <w:r/>
+            <w:r>
+              <w:rPr>
+                <w:rFonts w:ascii="Microsoft YaHei" w:hAnsi="Microsoft YaHei" w:eastAsia="Microsoft YaHei"/>
+                <w:sz w:val="19"/>
+              </w:rPr>
+              <w:t>AR 数据格式梳理</w:t>
+            </w:r>
+          </w:p>
+        </w:tc>
+        <w:tc>
+          <w:tcPr>
+            <w:tcW w:type="dxa" w:w="1813"/>
+          </w:tcPr>
+          <w:p>
+            <w:r/>
+            <w:r>
+              <w:rPr>
+                <w:rFonts w:ascii="Microsoft YaHei" w:hAnsi="Microsoft YaHei" w:eastAsia="Microsoft YaHei"/>
+                <w:sz w:val="19"/>
+              </w:rPr>
+              <w:t>根据已有真实数据，定义标准化导入格式（轨迹JSON、媒体文件、传感器日志）</w:t>
+            </w:r>
+          </w:p>
+        </w:tc>
+        <w:tc>
+          <w:tcPr>
+            <w:tcW w:type="dxa" w:w="1813"/>
+          </w:tcPr>
+          <w:p>
+            <w:r/>
+            <w:r>
+              <w:rPr>
+                <w:rFonts w:ascii="Microsoft YaHei" w:hAnsi="Microsoft YaHei" w:eastAsia="Microsoft YaHei"/>
+                <w:sz w:val="19"/>
+              </w:rPr>
+              <w:t>2天</w:t>
+            </w:r>
+          </w:p>
+        </w:tc>
+      </w:tr>
+      <w:tr>
+        <w:tc>
+          <w:tcPr>
+            <w:tcW w:type="dxa" w:w="1813"/>
+          </w:tcPr>
+          <w:p>
+            <w:r/>
+            <w:r>
+              <w:rPr>
+                <w:rFonts w:ascii="Microsoft YaHei" w:hAnsi="Microsoft YaHei" w:eastAsia="Microsoft YaHei"/>
+                <w:sz w:val="19"/>
+              </w:rPr>
+              <w:t>导入模块</w:t>
+            </w:r>
+          </w:p>
+        </w:tc>
+        <w:tc>
+          <w:tcPr>
+            <w:tcW w:type="dxa" w:w="1813"/>
+          </w:tcPr>
+          <w:p>
+            <w:r/>
+            <w:r>
+              <w:rPr>
+                <w:rFonts w:ascii="Microsoft YaHei" w:hAnsi="Microsoft YaHei" w:eastAsia="Microsoft YaHei"/>
+                <w:sz w:val="19"/>
+              </w:rPr>
+              <w:t>W1-W2</w:t>
+            </w:r>
+          </w:p>
+        </w:tc>
+        <w:tc>
+          <w:tcPr>
+            <w:tcW w:type="dxa" w:w="1813"/>
+          </w:tcPr>
+          <w:p>
+            <w:r/>
+            <w:r>
+              <w:rPr>
+                <w:rFonts w:ascii="Microsoft YaHei" w:hAnsi="Microsoft YaHei" w:eastAsia="Microsoft YaHei"/>
+                <w:sz w:val="19"/>
+              </w:rPr>
+              <w:t>数据导入解析器</w:t>
+            </w:r>
+          </w:p>
+        </w:tc>
+        <w:tc>
+          <w:tcPr>
+            <w:tcW w:type="dxa" w:w="1813"/>
+          </w:tcPr>
+          <w:p>
+            <w:r/>
+            <w:r>
+              <w:rPr>
+                <w:rFonts w:ascii="Microsoft YaHei" w:hAnsi="Microsoft YaHei" w:eastAsia="Microsoft YaHei"/>
+                <w:sz w:val="19"/>
+              </w:rPr>
+              <w:t>开发 AR 数据批量导入接口，支持文件上传+字段解析+数据校验</w:t>
+            </w:r>
+          </w:p>
+        </w:tc>
+        <w:tc>
+          <w:tcPr>
+            <w:tcW w:type="dxa" w:w="1813"/>
+          </w:tcPr>
+          <w:p>
+            <w:r/>
+            <w:r>
+              <w:rPr>
+                <w:rFonts w:ascii="Microsoft YaHei" w:hAnsi="Microsoft YaHei" w:eastAsia="Microsoft YaHei"/>
+                <w:sz w:val="19"/>
+              </w:rPr>
+              <w:t>3天</w:t>
+            </w:r>
+          </w:p>
+        </w:tc>
+      </w:tr>
+      <w:tr>
+        <w:tc>
+          <w:tcPr>
+            <w:tcW w:type="dxa" w:w="1813"/>
+          </w:tcPr>
+          <w:p>
+            <w:r/>
+            <w:r>
+              <w:rPr>
+                <w:rFonts w:ascii="Microsoft YaHei" w:hAnsi="Microsoft YaHei" w:eastAsia="Microsoft YaHei"/>
+                <w:sz w:val="19"/>
+              </w:rPr>
+              <w:t>存储层</w:t>
+            </w:r>
+          </w:p>
+        </w:tc>
+        <w:tc>
+          <w:tcPr>
+            <w:tcW w:type="dxa" w:w="1813"/>
+          </w:tcPr>
+          <w:p>
+            <w:r/>
+            <w:r>
+              <w:rPr>
+                <w:rFonts w:ascii="Microsoft YaHei" w:hAnsi="Microsoft YaHei" w:eastAsia="Microsoft YaHei"/>
+                <w:sz w:val="19"/>
+              </w:rPr>
+              <w:t>W3</w:t>
+            </w:r>
+          </w:p>
+        </w:tc>
+        <w:tc>
+          <w:tcPr>
+            <w:tcW w:type="dxa" w:w="1813"/>
+          </w:tcPr>
+          <w:p>
+            <w:r/>
+            <w:r>
+              <w:rPr>
+                <w:rFonts w:ascii="Microsoft YaHei" w:hAnsi="Microsoft YaHei" w:eastAsia="Microsoft YaHei"/>
+                <w:sz w:val="19"/>
+              </w:rPr>
+              <w:t>数据存储与索引</w:t>
+            </w:r>
+          </w:p>
+        </w:tc>
+        <w:tc>
+          <w:tcPr>
+            <w:tcW w:type="dxa" w:w="1813"/>
+          </w:tcPr>
+          <w:p>
+            <w:r/>
+            <w:r>
+              <w:rPr>
+                <w:rFonts w:ascii="Microsoft YaHei" w:hAnsi="Microsoft YaHei" w:eastAsia="Microsoft YaHei"/>
+                <w:sz w:val="19"/>
+              </w:rPr>
+              <w:t>轨迹数据存 route_details 表/媒体存 media_items/传感器日志存新表或JSON字段</w:t>
+            </w:r>
+          </w:p>
+        </w:tc>
+        <w:tc>
+          <w:tcPr>
+            <w:tcW w:type="dxa" w:w="1813"/>
+          </w:tcPr>
+          <w:p>
+            <w:r/>
+            <w:r>
+              <w:rPr>
+                <w:rFonts w:ascii="Microsoft YaHei" w:hAnsi="Microsoft YaHei" w:eastAsia="Microsoft YaHei"/>
+                <w:sz w:val="19"/>
+              </w:rPr>
+              <w:t>2天</w:t>
+            </w:r>
+          </w:p>
+        </w:tc>
+      </w:tr>
+      <w:tr>
+        <w:tc>
+          <w:tcPr>
+            <w:tcW w:type="dxa" w:w="1813"/>
+          </w:tcPr>
+          <w:p>
+            <w:r/>
+            <w:r>
+              <w:rPr>
+                <w:rFonts w:ascii="Microsoft YaHei" w:hAnsi="Microsoft YaHei" w:eastAsia="Microsoft YaHei"/>
+                <w:sz w:val="19"/>
+              </w:rPr>
+              <w:t>API层</w:t>
+            </w:r>
+          </w:p>
+        </w:tc>
+        <w:tc>
+          <w:tcPr>
+            <w:tcW w:type="dxa" w:w="1813"/>
+          </w:tcPr>
+          <w:p>
+            <w:r/>
+            <w:r>
+              <w:rPr>
+                <w:rFonts w:ascii="Microsoft YaHei" w:hAnsi="Microsoft YaHei" w:eastAsia="Microsoft YaHei"/>
+                <w:sz w:val="19"/>
+              </w:rPr>
+              <w:t>W3-W4</w:t>
+            </w:r>
+          </w:p>
+        </w:tc>
+        <w:tc>
+          <w:tcPr>
+            <w:tcW w:type="dxa" w:w="1813"/>
+          </w:tcPr>
+          <w:p>
+            <w:r/>
+            <w:r>
+              <w:rPr>
+                <w:rFonts w:ascii="Microsoft YaHei" w:hAnsi="Microsoft YaHei" w:eastAsia="Microsoft YaHei"/>
+                <w:sz w:val="19"/>
+              </w:rPr>
+              <w:t>数据查询接口</w:t>
+            </w:r>
+          </w:p>
+        </w:tc>
+        <w:tc>
+          <w:tcPr>
+            <w:tcW w:type="dxa" w:w="1813"/>
+          </w:tcPr>
+          <w:p>
+            <w:r/>
+            <w:r>
+              <w:rPr>
+                <w:rFonts w:ascii="Microsoft YaHei" w:hAnsi="Microsoft YaHei" w:eastAsia="Microsoft YaHei"/>
+                <w:sz w:val="19"/>
+              </w:rPr>
+              <w:t>基于已有 posts/content API 扩展，支持按时间/地点/设备查询 AR 数据</w:t>
+            </w:r>
+          </w:p>
+        </w:tc>
+        <w:tc>
+          <w:tcPr>
+            <w:tcW w:type="dxa" w:w="1813"/>
+          </w:tcPr>
+          <w:p>
+            <w:r/>
+            <w:r>
+              <w:rPr>
+                <w:rFonts w:ascii="Microsoft YaHei" w:hAnsi="Microsoft YaHei" w:eastAsia="Microsoft YaHei"/>
+                <w:sz w:val="19"/>
+              </w:rPr>
+              <w:t>2天</w:t>
+            </w:r>
+          </w:p>
+        </w:tc>
+      </w:tr>
+      <w:tr>
+        <w:tc>
+          <w:tcPr>
+            <w:tcW w:type="dxa" w:w="1813"/>
+          </w:tcPr>
+          <w:p>
+            <w:r/>
+            <w:r>
+              <w:rPr>
+                <w:rFonts w:ascii="Microsoft YaHei" w:hAnsi="Microsoft YaHei" w:eastAsia="Microsoft YaHei"/>
+                <w:sz w:val="19"/>
+              </w:rPr>
+              <w:t>可视化</w:t>
+            </w:r>
+          </w:p>
+        </w:tc>
+        <w:tc>
+          <w:tcPr>
+            <w:tcW w:type="dxa" w:w="1813"/>
+          </w:tcPr>
+          <w:p>
+            <w:r/>
+            <w:r>
+              <w:rPr>
+                <w:rFonts w:ascii="Microsoft YaHei" w:hAnsi="Microsoft YaHei" w:eastAsia="Microsoft YaHei"/>
+                <w:sz w:val="19"/>
+              </w:rPr>
+              <w:t>W4-W5</w:t>
+            </w:r>
+          </w:p>
+        </w:tc>
+        <w:tc>
+          <w:tcPr>
+            <w:tcW w:type="dxa" w:w="1813"/>
+          </w:tcPr>
+          <w:p>
+            <w:r/>
+            <w:r>
+              <w:rPr>
+                <w:rFonts w:ascii="Microsoft YaHei" w:hAnsi="Microsoft YaHei" w:eastAsia="Microsoft YaHei"/>
+                <w:sz w:val="19"/>
+              </w:rPr>
+              <w:t>轨迹回放+数据展示</w:t>
+            </w:r>
+          </w:p>
+        </w:tc>
+        <w:tc>
+          <w:tcPr>
+            <w:tcW w:type="dxa" w:w="1813"/>
+          </w:tcPr>
+          <w:p>
+            <w:r/>
+            <w:r>
+              <w:rPr>
+                <w:rFonts w:ascii="Microsoft YaHei" w:hAnsi="Microsoft YaHei" w:eastAsia="Microsoft YaHei"/>
+                <w:sz w:val="19"/>
+              </w:rPr>
+              <w:t>利用已有 RouteMapPreview 组件展示 AR 轨迹，帖子详情页展示传感器数据摘要</w:t>
+            </w:r>
+          </w:p>
+        </w:tc>
+        <w:tc>
+          <w:tcPr>
+            <w:tcW w:type="dxa" w:w="1813"/>
+          </w:tcPr>
+          <w:p>
+            <w:r/>
+            <w:r>
+              <w:rPr>
+                <w:rFonts w:ascii="Microsoft YaHei" w:hAnsi="Microsoft YaHei" w:eastAsia="Microsoft YaHei"/>
+                <w:sz w:val="19"/>
+              </w:rPr>
+              <w:t>3天</w:t>
+            </w:r>
+          </w:p>
+        </w:tc>
+      </w:tr>
+      <w:tr>
+        <w:tc>
+          <w:tcPr>
+            <w:tcW w:type="dxa" w:w="1813"/>
+          </w:tcPr>
+          <w:p>
+            <w:r/>
+            <w:r>
+              <w:rPr>
+                <w:rFonts w:ascii="Microsoft YaHei" w:hAnsi="Microsoft YaHei" w:eastAsia="Microsoft YaHei"/>
+                <w:sz w:val="19"/>
+              </w:rPr>
+              <w:t>集成联调</w:t>
+            </w:r>
+          </w:p>
+        </w:tc>
+        <w:tc>
+          <w:tcPr>
+            <w:tcW w:type="dxa" w:w="1813"/>
+          </w:tcPr>
+          <w:p>
+            <w:r/>
+            <w:r>
+              <w:rPr>
+                <w:rFonts w:ascii="Microsoft YaHei" w:hAnsi="Microsoft YaHei" w:eastAsia="Microsoft YaHei"/>
+                <w:sz w:val="19"/>
+              </w:rPr>
+              <w:t>W5-W6</w:t>
+            </w:r>
+          </w:p>
+        </w:tc>
+        <w:tc>
+          <w:tcPr>
+            <w:tcW w:type="dxa" w:w="1813"/>
+          </w:tcPr>
+          <w:p>
+            <w:r/>
+            <w:r>
+              <w:rPr>
+                <w:rFonts w:ascii="Microsoft YaHei" w:hAnsi="Microsoft YaHei" w:eastAsia="Microsoft YaHei"/>
+                <w:sz w:val="19"/>
+              </w:rPr>
+              <w:t>前后端联调+测试</w:t>
+            </w:r>
+          </w:p>
+        </w:tc>
+        <w:tc>
+          <w:tcPr>
+            <w:tcW w:type="dxa" w:w="1813"/>
+          </w:tcPr>
+          <w:p>
+            <w:r/>
+            <w:r>
+              <w:rPr>
+                <w:rFonts w:ascii="Microsoft YaHei" w:hAnsi="Microsoft YaHei" w:eastAsia="Microsoft YaHei"/>
+                <w:sz w:val="19"/>
+              </w:rPr>
+              <w:t>AR 数据导入→自动生成帖子→信息流展示→点击查看完整链路跑通</w:t>
+            </w:r>
+          </w:p>
+        </w:tc>
+        <w:tc>
+          <w:tcPr>
+            <w:tcW w:type="dxa" w:w="1813"/>
+          </w:tcPr>
+          <w:p>
+            <w:r/>
+            <w:r>
+              <w:rPr>
+                <w:rFonts w:ascii="Microsoft YaHei" w:hAnsi="Microsoft YaHei" w:eastAsia="Microsoft YaHei"/>
+                <w:sz w:val="19"/>
+              </w:rPr>
+              <w:t>2天</w:t>
+            </w:r>
+          </w:p>
+        </w:tc>
+      </w:tr>
+    </w:tbl>
+    <w:p/>
+    <w:p>
+      <w:r>
+        <w:t>注意：工作线B的目标是"数据能导入、能存储、能展示"，不是"完美沉浸式体验"。WebXR 渲染等高级功能放在开学后。</w:t>
+      </w:r>
+    </w:p>
+    <w:p>
+      <w:pPr>
+        <w:pStyle w:val="Heading3"/>
+      </w:pPr>
+      <w:r>
+        <w:t>5.0.5 开学前能达到的状态</w:t>
+      </w:r>
+    </w:p>
+    <w:tbl>
+      <w:tblPr>
+        <w:tblStyle w:val="LightGrid-Accent1"/>
+        <w:tblW w:type="auto" w:w="0"/>
+        <w:jc w:val="center"/>
+        <w:tblLayout w:type="autofit"/>
+        <w:tblLook w:firstColumn="1" w:firstRow="1" w:lastColumn="0" w:lastRow="0" w:noHBand="0" w:noVBand="1" w:val="04A0"/>
+      </w:tblPr>
+      <w:tblGrid>
+        <w:gridCol w:w="4533"/>
+        <w:gridCol w:w="4533"/>
+      </w:tblGrid>
+      <w:tr>
+        <w:tc>
+          <w:tcPr>
+            <w:tcW w:type="dxa" w:w="4533"/>
+          </w:tcPr>
+          <w:p>
+            <w:pPr>
+              <w:jc w:val="center"/>
+            </w:pPr>
+            <w:r/>
+            <w:r>
+              <w:rPr>
+                <w:rFonts w:ascii="Microsoft YaHei" w:hAnsi="Microsoft YaHei" w:eastAsia="Microsoft YaHei"/>
+                <w:b/>
+                <w:sz w:val="20"/>
+              </w:rPr>
+              <w:t>维度</w:t>
+            </w:r>
+          </w:p>
+        </w:tc>
+        <w:tc>
+          <w:tcPr>
+            <w:tcW w:type="dxa" w:w="4533"/>
+          </w:tcPr>
+          <w:p>
+            <w:pPr>
+              <w:jc w:val="center"/>
+            </w:pPr>
+            <w:r/>
+            <w:r>
+              <w:rPr>
+                <w:rFonts w:ascii="Microsoft YaHei" w:hAnsi="Microsoft YaHei" w:eastAsia="Microsoft YaHei"/>
+                <w:b/>
+                <w:sz w:val="20"/>
+              </w:rPr>
+              <w:t>预期状态</w:t>
+            </w:r>
+          </w:p>
+        </w:tc>
+      </w:tr>
+      <w:tr>
+        <w:tc>
+          <w:tcPr>
+            <w:tcW w:type="dxa" w:w="4533"/>
+          </w:tcPr>
+          <w:p>
+            <w:r/>
+            <w:r>
+              <w:rPr>
+                <w:rFonts w:ascii="Microsoft YaHei" w:hAnsi="Microsoft YaHei" w:eastAsia="Microsoft YaHei"/>
+                <w:sz w:val="19"/>
+              </w:rPr>
+              <w:t>平台可用性</w:t>
+            </w:r>
+          </w:p>
+        </w:tc>
+        <w:tc>
+          <w:tcPr>
+            <w:tcW w:type="dxa" w:w="4533"/>
+          </w:tcPr>
+          <w:p>
+            <w:r/>
+            <w:r>
+              <w:rPr>
+                <w:rFonts w:ascii="Microsoft YaHei" w:hAnsi="Microsoft YaHei" w:eastAsia="Microsoft YaHei"/>
+                <w:sz w:val="19"/>
+              </w:rPr>
+              <w:t>完全可用——注册、发帖、互动、聊天、社群全部正常</w:t>
+            </w:r>
+          </w:p>
+        </w:tc>
+      </w:tr>
+      <w:tr>
+        <w:tc>
+          <w:tcPr>
+            <w:tcW w:type="dxa" w:w="4533"/>
+          </w:tcPr>
+          <w:p>
+            <w:r/>
+            <w:r>
+              <w:rPr>
+                <w:rFonts w:ascii="Microsoft YaHei" w:hAnsi="Microsoft YaHei" w:eastAsia="Microsoft YaHei"/>
+                <w:sz w:val="19"/>
+              </w:rPr>
+              <w:t>AR 数据接入</w:t>
+            </w:r>
+          </w:p>
+        </w:tc>
+        <w:tc>
+          <w:tcPr>
+            <w:tcW w:type="dxa" w:w="4533"/>
+          </w:tcPr>
+          <w:p>
+            <w:r/>
+            <w:r>
+              <w:rPr>
+                <w:rFonts w:ascii="Microsoft YaHei" w:hAnsi="Microsoft YaHei" w:eastAsia="Microsoft YaHei"/>
+                <w:sz w:val="19"/>
+              </w:rPr>
+              <w:t>真实 AR 眼镜数据可导入平台，自动生成带轨迹的帖子，支持时间轴回放</w:t>
+            </w:r>
+          </w:p>
+        </w:tc>
+      </w:tr>
+      <w:tr>
+        <w:tc>
+          <w:tcPr>
+            <w:tcW w:type="dxa" w:w="4533"/>
+          </w:tcPr>
+          <w:p>
+            <w:r/>
+            <w:r>
+              <w:rPr>
+                <w:rFonts w:ascii="Microsoft YaHei" w:hAnsi="Microsoft YaHei" w:eastAsia="Microsoft YaHei"/>
+                <w:sz w:val="19"/>
+              </w:rPr>
+              <w:t>内容质量</w:t>
+            </w:r>
+          </w:p>
+        </w:tc>
+        <w:tc>
+          <w:tcPr>
+            <w:tcW w:type="dxa" w:w="4533"/>
+          </w:tcPr>
+          <w:p>
+            <w:r/>
+            <w:r>
+              <w:rPr>
+                <w:rFonts w:ascii="Microsoft YaHei" w:hAnsi="Microsoft YaHei" w:eastAsia="Microsoft YaHei"/>
+                <w:sz w:val="19"/>
+              </w:rPr>
+              <w:t>有种子数据 + AR 真实数据 + 早期用户内容，内容丰富度远超纯模拟数据</w:t>
+            </w:r>
+          </w:p>
+        </w:tc>
+      </w:tr>
+      <w:tr>
+        <w:tc>
+          <w:tcPr>
+            <w:tcW w:type="dxa" w:w="4533"/>
+          </w:tcPr>
+          <w:p>
+            <w:r/>
+            <w:r>
+              <w:rPr>
+                <w:rFonts w:ascii="Microsoft YaHei" w:hAnsi="Microsoft YaHei" w:eastAsia="Microsoft YaHei"/>
+                <w:sz w:val="19"/>
+              </w:rPr>
+              <w:t>性能</w:t>
+            </w:r>
+          </w:p>
+        </w:tc>
+        <w:tc>
+          <w:tcPr>
+            <w:tcW w:type="dxa" w:w="4533"/>
+          </w:tcPr>
+          <w:p>
+            <w:r/>
+            <w:r>
+              <w:rPr>
+                <w:rFonts w:ascii="Microsoft YaHei" w:hAnsi="Microsoft YaHei" w:eastAsia="Microsoft YaHei"/>
+                <w:sz w:val="19"/>
+              </w:rPr>
+              <w:t>首屏 &lt; 3s，API &lt; 200ms，可承载 200+ 并发</w:t>
+            </w:r>
+          </w:p>
+        </w:tc>
+      </w:tr>
+      <w:tr>
+        <w:tc>
+          <w:tcPr>
+            <w:tcW w:type="dxa" w:w="4533"/>
+          </w:tcPr>
+          <w:p>
+            <w:r/>
+            <w:r>
+              <w:rPr>
+                <w:rFonts w:ascii="Microsoft YaHei" w:hAnsi="Microsoft YaHei" w:eastAsia="Microsoft YaHei"/>
+                <w:sz w:val="19"/>
+              </w:rPr>
+              <w:t>推荐</w:t>
+            </w:r>
+          </w:p>
+        </w:tc>
+        <w:tc>
+          <w:tcPr>
+            <w:tcW w:type="dxa" w:w="4533"/>
+          </w:tcPr>
+          <w:p>
+            <w:r/>
+            <w:r>
+              <w:rPr>
+                <w:rFonts w:ascii="Microsoft YaHei" w:hAnsi="Microsoft YaHei" w:eastAsia="Microsoft YaHei"/>
+                <w:sz w:val="19"/>
+              </w:rPr>
+              <w:t>基础算法运行，效果可接受但不够精准</w:t>
+            </w:r>
+          </w:p>
+        </w:tc>
+      </w:tr>
+      <w:tr>
+        <w:tc>
+          <w:tcPr>
+            <w:tcW w:type="dxa" w:w="4533"/>
+          </w:tcPr>
+          <w:p>
+            <w:r/>
+            <w:r>
+              <w:rPr>
+                <w:rFonts w:ascii="Microsoft YaHei" w:hAnsi="Microsoft YaHei" w:eastAsia="Microsoft YaHei"/>
+                <w:sz w:val="19"/>
+              </w:rPr>
+              <w:t>移动端</w:t>
+            </w:r>
+          </w:p>
+        </w:tc>
+        <w:tc>
+          <w:tcPr>
+            <w:tcW w:type="dxa" w:w="4533"/>
+          </w:tcPr>
+          <w:p>
+            <w:r/>
+            <w:r>
+              <w:rPr>
+                <w:rFonts w:ascii="Microsoft YaHei" w:hAnsi="Microsoft YaHei" w:eastAsia="Microsoft YaHei"/>
+                <w:sz w:val="19"/>
+              </w:rPr>
+              <w:t>基本可用，部分页面待优化</w:t>
+            </w:r>
+          </w:p>
+        </w:tc>
+      </w:tr>
+      <w:tr>
+        <w:tc>
+          <w:tcPr>
+            <w:tcW w:type="dxa" w:w="4533"/>
+          </w:tcPr>
+          <w:p>
+            <w:r/>
+            <w:r>
+              <w:rPr>
+                <w:rFonts w:ascii="Microsoft YaHei" w:hAnsi="Microsoft YaHei" w:eastAsia="Microsoft YaHei"/>
+                <w:sz w:val="19"/>
+              </w:rPr>
+              <w:t>稳定性</w:t>
+            </w:r>
+          </w:p>
+        </w:tc>
+        <w:tc>
+          <w:tcPr>
+            <w:tcW w:type="dxa" w:w="4533"/>
+          </w:tcPr>
+          <w:p>
+            <w:r/>
+            <w:r>
+              <w:rPr>
+                <w:rFonts w:ascii="Microsoft YaHei" w:hAnsi="Microsoft YaHei" w:eastAsia="Microsoft YaHei"/>
+                <w:sz w:val="19"/>
+              </w:rPr>
+              <w:t>99% 可用，有监控告警</w:t>
+            </w:r>
+          </w:p>
+        </w:tc>
+      </w:tr>
+      <w:tr>
+        <w:tc>
+          <w:tcPr>
+            <w:tcW w:type="dxa" w:w="4533"/>
+          </w:tcPr>
+          <w:p>
+            <w:r/>
+            <w:r>
+              <w:rPr>
+                <w:rFonts w:ascii="Microsoft YaHei" w:hAnsi="Microsoft YaHei" w:eastAsia="Microsoft YaHei"/>
+                <w:sz w:val="19"/>
+              </w:rPr>
+              <w:t>WebXR 渲染</w:t>
+            </w:r>
+          </w:p>
+        </w:tc>
+        <w:tc>
+          <w:tcPr>
+            <w:tcW w:type="dxa" w:w="4533"/>
+          </w:tcPr>
+          <w:p>
+            <w:r/>
+            <w:r>
+              <w:rPr>
+                <w:rFonts w:ascii="Microsoft YaHei" w:hAnsi="Microsoft YaHei" w:eastAsia="Microsoft YaHei"/>
+                <w:sz w:val="19"/>
+              </w:rPr>
+              <w:t>不做——数据先入库，渲染开学后再说</w:t>
+            </w:r>
+          </w:p>
+        </w:tc>
+      </w:tr>
+    </w:tbl>
+    <w:p/>
+    <w:p>
+      <w:pPr>
+        <w:pStyle w:val="Heading3"/>
+      </w:pPr>
+      <w:r>
+        <w:t>5.0.6 诚实结论</w:t>
+      </w:r>
+    </w:p>
+    <w:p>
+      <w:r>
+        <w:t>8月31日前推出徐霞客社区 Beta 版的可能性：90%以上。</w:t>
+      </w:r>
+    </w:p>
+    <w:p>
+      <w:r>
+        <w:t>AR 数据接入基础管线的可能性：85%以上。（数据已就绪，纯工程实现，6周足够搭好导入→存储→展示的完整链路）</w:t>
+      </w:r>
+    </w:p>
+    <w:p>
+      <w:r>
+        <w:t>前提是：三线并行——平台打磨+AR数据接入+部署上线同时推进，各司其职。</w:t>
+      </w:r>
+    </w:p>
+    <w:p>
+      <w:r>
+        <w:t>做不到的事情：WebXR 沉浸式渲染、高精度个性化推荐——前者需要积累足够的 AR 内容才有渲染的意义，后者需要大量用户行为数据。</w:t>
+      </w:r>
+    </w:p>
+    <w:p>
+      <w:r>
+        <w:t>最大的变化：之前因为没硬件，AR 接入的可能性是 0%。现在数据已到位，AR 不再是"未来规划"而是"正在做的事"。Beta 版上线时就能展示真实 AR 眼镜数据——这比纯模拟数据的平台多了一个实实在在的差异化亮点。</w:t>
+      </w:r>
+    </w:p>
+    <w:p>
+      <w:pPr>
+        <w:pStyle w:val="Heading3"/>
+      </w:pPr>
+      <w:r>
+        <w:t>5.0.7 如果做不到——风险降级与兜底方案</w:t>
+      </w:r>
+    </w:p>
+    <w:p>
+      <w:r>
+        <w:t>90% 的可能性意味着还有 10% 的失败空间。以下是可能导致开学前无法推出的真实场景，以及对应的降级策略。</w:t>
+      </w:r>
+    </w:p>
+    <w:p>
+      <w:pPr>
+        <w:pStyle w:val="Heading3"/>
+      </w:pPr>
+      <w:r>
+        <w:t>场景一：部署遇到不可逾越的障碍</w:t>
+      </w:r>
+    </w:p>
+    <w:tbl>
+      <w:tblPr>
+        <w:tblStyle w:val="LightGrid-Accent1"/>
+        <w:tblW w:type="auto" w:w="0"/>
+        <w:jc w:val="center"/>
+        <w:tblLayout w:type="autofit"/>
+        <w:tblLook w:firstColumn="1" w:firstRow="1" w:lastColumn="0" w:lastRow="0" w:noHBand="0" w:noVBand="1" w:val="04A0"/>
+      </w:tblPr>
+      <w:tblGrid>
+        <w:gridCol w:w="4533"/>
+        <w:gridCol w:w="4533"/>
+      </w:tblGrid>
+      <w:tr>
+        <w:tc>
+          <w:tcPr>
+            <w:tcW w:type="dxa" w:w="4533"/>
+          </w:tcPr>
+          <w:p>
+            <w:pPr>
+              <w:jc w:val="center"/>
+            </w:pPr>
+            <w:r/>
+            <w:r>
+              <w:rPr>
+                <w:rFonts w:ascii="Microsoft YaHei" w:hAnsi="Microsoft YaHei" w:eastAsia="Microsoft YaHei"/>
+                <w:b/>
+                <w:sz w:val="20"/>
+              </w:rPr>
+              <w:t>项目</w:t>
+            </w:r>
+          </w:p>
+        </w:tc>
+        <w:tc>
+          <w:tcPr>
+            <w:tcW w:type="dxa" w:w="4533"/>
+          </w:tcPr>
+          <w:p>
+            <w:pPr>
+              <w:jc w:val="center"/>
+            </w:pPr>
+            <w:r/>
+            <w:r>
+              <w:rPr>
+                <w:rFonts w:ascii="Microsoft YaHei" w:hAnsi="Microsoft YaHei" w:eastAsia="Microsoft YaHei"/>
+                <w:b/>
+                <w:sz w:val="20"/>
+              </w:rPr>
+              <w:t>说明</w:t>
+            </w:r>
+          </w:p>
+        </w:tc>
+      </w:tr>
+      <w:tr>
+        <w:tc>
+          <w:tcPr>
+            <w:tcW w:type="dxa" w:w="4533"/>
+          </w:tcPr>
+          <w:p>
+            <w:r/>
+            <w:r>
+              <w:rPr>
+                <w:rFonts w:ascii="Microsoft YaHei" w:hAnsi="Microsoft YaHei" w:eastAsia="Microsoft YaHei"/>
+                <w:sz w:val="19"/>
+              </w:rPr>
+              <w:t>具体表现</w:t>
+            </w:r>
+          </w:p>
+        </w:tc>
+        <w:tc>
+          <w:tcPr>
+            <w:tcW w:type="dxa" w:w="4533"/>
+          </w:tcPr>
+          <w:p>
+            <w:r/>
+            <w:r>
+              <w:rPr>
+                <w:rFonts w:ascii="Microsoft YaHei" w:hAnsi="Microsoft YaHei" w:eastAsia="Microsoft YaHei"/>
+                <w:sz w:val="19"/>
+              </w:rPr>
+              <w:t>云服务器申请不下来、域名备案耗时长、HTTPS 证书配置卡住</w:t>
+            </w:r>
+          </w:p>
+        </w:tc>
+      </w:tr>
+      <w:tr>
+        <w:tc>
+          <w:tcPr>
+            <w:tcW w:type="dxa" w:w="4533"/>
+          </w:tcPr>
+          <w:p>
+            <w:r/>
+            <w:r>
+              <w:rPr>
+                <w:rFonts w:ascii="Microsoft YaHei" w:hAnsi="Microsoft YaHei" w:eastAsia="Microsoft YaHei"/>
+                <w:sz w:val="19"/>
+              </w:rPr>
+              <w:t>降级方案</w:t>
+            </w:r>
+          </w:p>
+        </w:tc>
+        <w:tc>
+          <w:tcPr>
+            <w:tcW w:type="dxa" w:w="4533"/>
+          </w:tcPr>
+          <w:p>
+            <w:r/>
+            <w:r>
+              <w:rPr>
+                <w:rFonts w:ascii="Microsoft YaHei" w:hAnsi="Microsoft YaHei" w:eastAsia="Microsoft YaHei"/>
+                <w:sz w:val="19"/>
+              </w:rPr>
+              <w:t>前端部署到 Vercel（免费），后端用 Ngrok 隧道代理本机服务，先用临时域名演示</w:t>
+            </w:r>
+          </w:p>
+        </w:tc>
+      </w:tr>
+      <w:tr>
+        <w:tc>
+          <w:tcPr>
+            <w:tcW w:type="dxa" w:w="4533"/>
+          </w:tcPr>
+          <w:p>
+            <w:r/>
+            <w:r>
+              <w:rPr>
+                <w:rFonts w:ascii="Microsoft YaHei" w:hAnsi="Microsoft YaHei" w:eastAsia="Microsoft YaHei"/>
+                <w:sz w:val="19"/>
+              </w:rPr>
+              <w:t>底线交付</w:t>
+            </w:r>
+          </w:p>
+        </w:tc>
+        <w:tc>
+          <w:tcPr>
+            <w:tcW w:type="dxa" w:w="4533"/>
+          </w:tcPr>
+          <w:p>
+            <w:r/>
+            <w:r>
+              <w:rPr>
+                <w:rFonts w:ascii="Microsoft YaHei" w:hAnsi="Microsoft YaHei" w:eastAsia="Microsoft YaHei"/>
+                <w:sz w:val="19"/>
+              </w:rPr>
+              <w:t>至少能在浏览器中打开一个可交互的页面，哪怕后端在笔记本上跑</w:t>
+            </w:r>
+          </w:p>
+        </w:tc>
+      </w:tr>
+      <w:tr>
+        <w:tc>
+          <w:tcPr>
+            <w:tcW w:type="dxa" w:w="4533"/>
+          </w:tcPr>
+          <w:p>
+            <w:r/>
+            <w:r>
+              <w:rPr>
+                <w:rFonts w:ascii="Microsoft YaHei" w:hAnsi="Microsoft YaHei" w:eastAsia="Microsoft YaHei"/>
+                <w:sz w:val="19"/>
+              </w:rPr>
+              <w:t>影响评估</w:t>
+            </w:r>
+          </w:p>
+        </w:tc>
+        <w:tc>
+          <w:tcPr>
+            <w:tcW w:type="dxa" w:w="4533"/>
+          </w:tcPr>
+          <w:p>
+            <w:r/>
+            <w:r>
+              <w:rPr>
+                <w:rFonts w:ascii="Microsoft YaHei" w:hAnsi="Microsoft YaHei" w:eastAsia="Microsoft YaHei"/>
+                <w:sz w:val="19"/>
+              </w:rPr>
+              <w:t>用户不能自由访问，但可以做现场演示和录屏展示</w:t>
+            </w:r>
+          </w:p>
+        </w:tc>
+      </w:tr>
+    </w:tbl>
+    <w:p/>
+    <w:p>
+      <w:pPr>
+        <w:pStyle w:val="Heading3"/>
+      </w:pPr>
+      <w:r>
+        <w:t>场景二：测试阶段发现严重 Bug</w:t>
+      </w:r>
+    </w:p>
+    <w:tbl>
+      <w:tblPr>
+        <w:tblStyle w:val="LightGrid-Accent1"/>
+        <w:tblW w:type="auto" w:w="0"/>
+        <w:jc w:val="center"/>
+        <w:tblLayout w:type="autofit"/>
+        <w:tblLook w:firstColumn="1" w:firstRow="1" w:lastColumn="0" w:lastRow="0" w:noHBand="0" w:noVBand="1" w:val="04A0"/>
+      </w:tblPr>
+      <w:tblGrid>
+        <w:gridCol w:w="4533"/>
+        <w:gridCol w:w="4533"/>
+      </w:tblGrid>
+      <w:tr>
+        <w:tc>
+          <w:tcPr>
+            <w:tcW w:type="dxa" w:w="4533"/>
+          </w:tcPr>
+          <w:p>
+            <w:pPr>
+              <w:jc w:val="center"/>
+            </w:pPr>
+            <w:r/>
+            <w:r>
+              <w:rPr>
+                <w:rFonts w:ascii="Microsoft YaHei" w:hAnsi="Microsoft YaHei" w:eastAsia="Microsoft YaHei"/>
+                <w:b/>
+                <w:sz w:val="20"/>
+              </w:rPr>
+              <w:t>项目</w:t>
+            </w:r>
+          </w:p>
+        </w:tc>
+        <w:tc>
+          <w:tcPr>
+            <w:tcW w:type="dxa" w:w="4533"/>
+          </w:tcPr>
+          <w:p>
+            <w:pPr>
+              <w:jc w:val="center"/>
+            </w:pPr>
+            <w:r/>
+            <w:r>
+              <w:rPr>
+                <w:rFonts w:ascii="Microsoft YaHei" w:hAnsi="Microsoft YaHei" w:eastAsia="Microsoft YaHei"/>
+                <w:b/>
+                <w:sz w:val="20"/>
+              </w:rPr>
+              <w:t>说明</w:t>
+            </w:r>
+          </w:p>
+        </w:tc>
+      </w:tr>
+      <w:tr>
+        <w:tc>
+          <w:tcPr>
+            <w:tcW w:type="dxa" w:w="4533"/>
+          </w:tcPr>
+          <w:p>
+            <w:r/>
+            <w:r>
+              <w:rPr>
+                <w:rFonts w:ascii="Microsoft YaHei" w:hAnsi="Microsoft YaHei" w:eastAsia="Microsoft YaHei"/>
+                <w:sz w:val="19"/>
+              </w:rPr>
+              <w:t>具体表现</w:t>
+            </w:r>
+          </w:p>
+        </w:tc>
+        <w:tc>
+          <w:tcPr>
+            <w:tcW w:type="dxa" w:w="4533"/>
+          </w:tcPr>
+          <w:p>
+            <w:r/>
+            <w:r>
+              <w:rPr>
+                <w:rFonts w:ascii="Microsoft YaHei" w:hAnsi="Microsoft YaHei" w:eastAsia="Microsoft YaHei"/>
+                <w:sz w:val="19"/>
+              </w:rPr>
+              <w:t>核心流程（注册/发帖/聊天）有阻断性 bug，无法在短期内修复</w:t>
+            </w:r>
+          </w:p>
+        </w:tc>
+      </w:tr>
+      <w:tr>
+        <w:tc>
+          <w:tcPr>
+            <w:tcW w:type="dxa" w:w="4533"/>
+          </w:tcPr>
+          <w:p>
+            <w:r/>
+            <w:r>
+              <w:rPr>
+                <w:rFonts w:ascii="Microsoft YaHei" w:hAnsi="Microsoft YaHei" w:eastAsia="Microsoft YaHei"/>
+                <w:sz w:val="19"/>
+              </w:rPr>
+              <w:t>降级方案</w:t>
+            </w:r>
+          </w:p>
+        </w:tc>
+        <w:tc>
+          <w:tcPr>
+            <w:tcW w:type="dxa" w:w="4533"/>
+          </w:tcPr>
+          <w:p>
+            <w:r/>
+            <w:r>
+              <w:rPr>
+                <w:rFonts w:ascii="Microsoft YaHei" w:hAnsi="Microsoft YaHei" w:eastAsia="Microsoft YaHei"/>
+                <w:sz w:val="19"/>
+              </w:rPr>
+              <w:t>关闭有问题的子功能入口（如社群挑战、语音消息），保留主链路干净可用</w:t>
+            </w:r>
+          </w:p>
+        </w:tc>
+      </w:tr>
+      <w:tr>
+        <w:tc>
+          <w:tcPr>
+            <w:tcW w:type="dxa" w:w="4533"/>
+          </w:tcPr>
+          <w:p>
+            <w:r/>
+            <w:r>
+              <w:rPr>
+                <w:rFonts w:ascii="Microsoft YaHei" w:hAnsi="Microsoft YaHei" w:eastAsia="Microsoft YaHei"/>
+                <w:sz w:val="19"/>
+              </w:rPr>
+              <w:t>底线交付</w:t>
+            </w:r>
+          </w:p>
+        </w:tc>
+        <w:tc>
+          <w:tcPr>
+            <w:tcW w:type="dxa" w:w="4533"/>
+          </w:tcPr>
+          <w:p>
+            <w:r/>
+            <w:r>
+              <w:rPr>
+                <w:rFonts w:ascii="Microsoft YaHei" w:hAnsi="Microsoft YaHei" w:eastAsia="Microsoft YaHei"/>
+                <w:sz w:val="19"/>
+              </w:rPr>
+              <w:t>注册 + 浏览内容 + 发帖 + 点赞评论 + 基础聊天 五条主线必须跑通</w:t>
+            </w:r>
+          </w:p>
+        </w:tc>
+      </w:tr>
+      <w:tr>
+        <w:tc>
+          <w:tcPr>
+            <w:tcW w:type="dxa" w:w="4533"/>
+          </w:tcPr>
+          <w:p>
+            <w:r/>
+            <w:r>
+              <w:rPr>
+                <w:rFonts w:ascii="Microsoft YaHei" w:hAnsi="Microsoft YaHei" w:eastAsia="Microsoft YaHei"/>
+                <w:sz w:val="19"/>
+              </w:rPr>
+              <w:t>影响评估</w:t>
+            </w:r>
+          </w:p>
+        </w:tc>
+        <w:tc>
+          <w:tcPr>
+            <w:tcW w:type="dxa" w:w="4533"/>
+          </w:tcPr>
+          <w:p>
+            <w:r/>
+            <w:r>
+              <w:rPr>
+                <w:rFonts w:ascii="Microsoft YaHei" w:hAnsi="Microsoft YaHei" w:eastAsia="Microsoft YaHei"/>
+                <w:sz w:val="19"/>
+              </w:rPr>
+              <w:t>功能缩水但不影响核心体验闭环，后续通过发版逐步恢复</w:t>
+            </w:r>
+          </w:p>
+        </w:tc>
+      </w:tr>
+    </w:tbl>
+    <w:p/>
+    <w:p>
+      <w:pPr>
+        <w:pStyle w:val="Heading3"/>
+      </w:pPr>
+      <w:r>
+        <w:t>场景三：人手不足或时间被挤压</w:t>
+      </w:r>
+    </w:p>
+    <w:tbl>
+      <w:tblPr>
+        <w:tblStyle w:val="LightGrid-Accent1"/>
+        <w:tblW w:type="auto" w:w="0"/>
+        <w:jc w:val="center"/>
+        <w:tblLayout w:type="autofit"/>
+        <w:tblLook w:firstColumn="1" w:firstRow="1" w:lastColumn="0" w:lastRow="0" w:noHBand="0" w:noVBand="1" w:val="04A0"/>
+      </w:tblPr>
+      <w:tblGrid>
+        <w:gridCol w:w="4533"/>
+        <w:gridCol w:w="4533"/>
+      </w:tblGrid>
+      <w:tr>
+        <w:tc>
+          <w:tcPr>
+            <w:tcW w:type="dxa" w:w="4533"/>
+          </w:tcPr>
+          <w:p>
+            <w:pPr>
+              <w:jc w:val="center"/>
+            </w:pPr>
+            <w:r/>
+            <w:r>
+              <w:rPr>
+                <w:rFonts w:ascii="Microsoft YaHei" w:hAnsi="Microsoft YaHei" w:eastAsia="Microsoft YaHei"/>
+                <w:b/>
+                <w:sz w:val="20"/>
+              </w:rPr>
+              <w:t>项目</w:t>
+            </w:r>
+          </w:p>
+        </w:tc>
+        <w:tc>
+          <w:tcPr>
+            <w:tcW w:type="dxa" w:w="4533"/>
+          </w:tcPr>
+          <w:p>
+            <w:pPr>
+              <w:jc w:val="center"/>
+            </w:pPr>
+            <w:r/>
+            <w:r>
+              <w:rPr>
+                <w:rFonts w:ascii="Microsoft YaHei" w:hAnsi="Microsoft YaHei" w:eastAsia="Microsoft YaHei"/>
+                <w:b/>
+                <w:sz w:val="20"/>
+              </w:rPr>
+              <w:t>说明</w:t>
+            </w:r>
+          </w:p>
+        </w:tc>
+      </w:tr>
+      <w:tr>
+        <w:tc>
+          <w:tcPr>
+            <w:tcW w:type="dxa" w:w="4533"/>
+          </w:tcPr>
+          <w:p>
+            <w:r/>
+            <w:r>
+              <w:rPr>
+                <w:rFonts w:ascii="Microsoft YaHei" w:hAnsi="Microsoft YaHei" w:eastAsia="Microsoft YaHei"/>
+                <w:sz w:val="19"/>
+              </w:rPr>
+              <w:t>具体表现</w:t>
+            </w:r>
+          </w:p>
+        </w:tc>
+        <w:tc>
+          <w:tcPr>
+            <w:tcW w:type="dxa" w:w="4533"/>
+          </w:tcPr>
+          <w:p>
+            <w:r/>
+            <w:r>
+              <w:rPr>
+                <w:rFonts w:ascii="Microsoft YaHei" w:hAnsi="Microsoft YaHei" w:eastAsia="Microsoft YaHei"/>
+                <w:sz w:val="19"/>
+              </w:rPr>
+              <w:t>成员请假、暑假其他安排冲突、实际可用开发时间远少于6周</w:t>
+            </w:r>
+          </w:p>
+        </w:tc>
+      </w:tr>
+      <w:tr>
+        <w:tc>
+          <w:tcPr>
+            <w:tcW w:type="dxa" w:w="4533"/>
+          </w:tcPr>
+          <w:p>
+            <w:r/>
+            <w:r>
+              <w:rPr>
+                <w:rFonts w:ascii="Microsoft YaHei" w:hAnsi="Microsoft YaHei" w:eastAsia="Microsoft YaHei"/>
+                <w:sz w:val="19"/>
+              </w:rPr>
+              <w:t>降级方案</w:t>
+            </w:r>
+          </w:p>
+        </w:tc>
+        <w:tc>
+          <w:tcPr>
+            <w:tcW w:type="dxa" w:w="4533"/>
+          </w:tcPr>
+          <w:p>
+            <w:r/>
+            <w:r>
+              <w:rPr>
+                <w:rFonts w:ascii="Microsoft YaHei" w:hAnsi="Microsoft YaHei" w:eastAsia="Microsoft YaHei"/>
+                <w:sz w:val="19"/>
+              </w:rPr>
+              <w:t>砍掉所有"锦上添花"的工作（移动适配、推荐调优、种子数据），只保留部署+测试两件事</w:t>
+            </w:r>
+          </w:p>
+        </w:tc>
+      </w:tr>
+      <w:tr>
+        <w:tc>
+          <w:tcPr>
+            <w:tcW w:type="dxa" w:w="4533"/>
+          </w:tcPr>
+          <w:p>
+            <w:r/>
+            <w:r>
+              <w:rPr>
+                <w:rFonts w:ascii="Microsoft YaHei" w:hAnsi="Microsoft YaHei" w:eastAsia="Microsoft YaHei"/>
+                <w:sz w:val="19"/>
+              </w:rPr>
+              <w:t>底线交付</w:t>
+            </w:r>
+          </w:p>
+        </w:tc>
+        <w:tc>
+          <w:tcPr>
+            <w:tcW w:type="dxa" w:w="4533"/>
+          </w:tcPr>
+          <w:p>
+            <w:r/>
+            <w:r>
+              <w:rPr>
+                <w:rFonts w:ascii="Microsoft YaHei" w:hAnsi="Microsoft YaHei" w:eastAsia="Microsoft YaHei"/>
+                <w:sz w:val="19"/>
+              </w:rPr>
+              <w:t>后端 + 前端部署到公网可访问，哪怕功能不完美</w:t>
+            </w:r>
+          </w:p>
+        </w:tc>
+      </w:tr>
+      <w:tr>
+        <w:tc>
+          <w:tcPr>
+            <w:tcW w:type="dxa" w:w="4533"/>
+          </w:tcPr>
+          <w:p>
+            <w:r/>
+            <w:r>
+              <w:rPr>
+                <w:rFonts w:ascii="Microsoft YaHei" w:hAnsi="Microsoft YaHei" w:eastAsia="Microsoft YaHei"/>
+                <w:sz w:val="19"/>
+              </w:rPr>
+              <w:t>影响评估</w:t>
+            </w:r>
+          </w:p>
+        </w:tc>
+        <w:tc>
+          <w:tcPr>
+            <w:tcW w:type="dxa" w:w="4533"/>
+          </w:tcPr>
+          <w:p>
+            <w:r/>
+            <w:r>
+              <w:rPr>
+                <w:rFonts w:ascii="Microsoft YaHei" w:hAnsi="Microsoft YaHei" w:eastAsia="Microsoft YaHei"/>
+                <w:sz w:val="19"/>
+              </w:rPr>
+              <w:t>产品粗糙但可用，开学后利用课余时间持续迭代</w:t>
+            </w:r>
+          </w:p>
+        </w:tc>
+      </w:tr>
+    </w:tbl>
+    <w:p/>
+    <w:p>
+      <w:pPr>
+        <w:pStyle w:val="Heading3"/>
+      </w:pPr>
+      <w:r>
+        <w:t>场景四：开学前完全无法交付公网版本</w:t>
+      </w:r>
+    </w:p>
+    <w:tbl>
+      <w:tblPr>
+        <w:tblStyle w:val="LightGrid-Accent1"/>
+        <w:tblW w:type="auto" w:w="0"/>
+        <w:jc w:val="center"/>
+        <w:tblLayout w:type="autofit"/>
+        <w:tblLook w:firstColumn="1" w:firstRow="1" w:lastColumn="0" w:lastRow="0" w:noHBand="0" w:noVBand="1" w:val="04A0"/>
+      </w:tblPr>
+      <w:tblGrid>
+        <w:gridCol w:w="4533"/>
+        <w:gridCol w:w="4533"/>
+      </w:tblGrid>
+      <w:tr>
+        <w:tc>
+          <w:tcPr>
+            <w:tcW w:type="dxa" w:w="4533"/>
+          </w:tcPr>
+          <w:p>
+            <w:pPr>
+              <w:jc w:val="center"/>
+            </w:pPr>
+            <w:r/>
+            <w:r>
+              <w:rPr>
+                <w:rFonts w:ascii="Microsoft YaHei" w:hAnsi="Microsoft YaHei" w:eastAsia="Microsoft YaHei"/>
+                <w:b/>
+                <w:sz w:val="20"/>
+              </w:rPr>
+              <w:t>项目</w:t>
+            </w:r>
+          </w:p>
+        </w:tc>
+        <w:tc>
+          <w:tcPr>
+            <w:tcW w:type="dxa" w:w="4533"/>
+          </w:tcPr>
+          <w:p>
+            <w:pPr>
+              <w:jc w:val="center"/>
+            </w:pPr>
+            <w:r/>
+            <w:r>
+              <w:rPr>
+                <w:rFonts w:ascii="Microsoft YaHei" w:hAnsi="Microsoft YaHei" w:eastAsia="Microsoft YaHei"/>
+                <w:b/>
+                <w:sz w:val="20"/>
+              </w:rPr>
+              <w:t>说明</w:t>
+            </w:r>
+          </w:p>
+        </w:tc>
+      </w:tr>
+      <w:tr>
+        <w:tc>
+          <w:tcPr>
+            <w:tcW w:type="dxa" w:w="4533"/>
+          </w:tcPr>
+          <w:p>
+            <w:r/>
+            <w:r>
+              <w:rPr>
+                <w:rFonts w:ascii="Microsoft YaHei" w:hAnsi="Microsoft YaHei" w:eastAsia="Microsoft YaHei"/>
+                <w:sz w:val="19"/>
+              </w:rPr>
+              <w:t>具体表现</w:t>
+            </w:r>
+          </w:p>
+        </w:tc>
+        <w:tc>
+          <w:tcPr>
+            <w:tcW w:type="dxa" w:w="4533"/>
+          </w:tcPr>
+          <w:p>
+            <w:r/>
+            <w:r>
+              <w:rPr>
+                <w:rFonts w:ascii="Microsoft YaHei" w:hAnsi="Microsoft YaHei" w:eastAsia="Microsoft YaHei"/>
+                <w:sz w:val="19"/>
+              </w:rPr>
+              <w:t>以上所有降级方案均失败，没有任何可公网访问的版本</w:t>
+            </w:r>
+          </w:p>
+        </w:tc>
+      </w:tr>
+      <w:tr>
+        <w:tc>
+          <w:tcPr>
+            <w:tcW w:type="dxa" w:w="4533"/>
+          </w:tcPr>
+          <w:p>
+            <w:r/>
+            <w:r>
+              <w:rPr>
+                <w:rFonts w:ascii="Microsoft YaHei" w:hAnsi="Microsoft YaHei" w:eastAsia="Microsoft YaHei"/>
+                <w:sz w:val="19"/>
+              </w:rPr>
+              <w:t>兜底方案</w:t>
+            </w:r>
+          </w:p>
+        </w:tc>
+        <w:tc>
+          <w:tcPr>
+            <w:tcW w:type="dxa" w:w="4533"/>
+          </w:tcPr>
+          <w:p>
+            <w:r/>
+            <w:r>
+              <w:rPr>
+                <w:rFonts w:ascii="Microsoft YaHei" w:hAnsi="Microsoft YaHei" w:eastAsia="Microsoft YaHei"/>
+                <w:sz w:val="19"/>
+              </w:rPr>
+              <w:t>本地 localhost 版本做完整演示（录屏 + 现场操作），整理项目文档，输出一份"当前可演示功能清单"</w:t>
+            </w:r>
+          </w:p>
+        </w:tc>
+      </w:tr>
+      <w:tr>
+        <w:tc>
+          <w:tcPr>
+            <w:tcW w:type="dxa" w:w="4533"/>
+          </w:tcPr>
+          <w:p>
+            <w:r/>
+            <w:r>
+              <w:rPr>
+                <w:rFonts w:ascii="Microsoft YaHei" w:hAnsi="Microsoft YaHei" w:eastAsia="Microsoft YaHei"/>
+                <w:sz w:val="19"/>
+              </w:rPr>
+              <w:t>底线交付</w:t>
+            </w:r>
+          </w:p>
+        </w:tc>
+        <w:tc>
+          <w:tcPr>
+            <w:tcW w:type="dxa" w:w="4533"/>
+          </w:tcPr>
+          <w:p>
+            <w:r/>
+            <w:r>
+              <w:rPr>
+                <w:rFonts w:ascii="Microsoft YaHei" w:hAnsi="Microsoft YaHei" w:eastAsia="Microsoft YaHei"/>
+                <w:sz w:val="19"/>
+              </w:rPr>
+              <w:t>一份录屏演示视频 + 一份完整的技术文档 + 一份详细的待办清单（开学后按清单逐项推进）</w:t>
+            </w:r>
+          </w:p>
+        </w:tc>
+      </w:tr>
+      <w:tr>
+        <w:tc>
+          <w:tcPr>
+            <w:tcW w:type="dxa" w:w="4533"/>
+          </w:tcPr>
+          <w:p>
+            <w:r/>
+            <w:r>
+              <w:rPr>
+                <w:rFonts w:ascii="Microsoft YaHei" w:hAnsi="Microsoft YaHei" w:eastAsia="Microsoft YaHei"/>
+                <w:sz w:val="19"/>
+              </w:rPr>
+              <w:t>影响评估</w:t>
+            </w:r>
+          </w:p>
+        </w:tc>
+        <w:tc>
+          <w:tcPr>
+            <w:tcW w:type="dxa" w:w="4533"/>
+          </w:tcPr>
+          <w:p>
+            <w:r/>
+            <w:r>
+              <w:rPr>
+                <w:rFonts w:ascii="Microsoft YaHei" w:hAnsi="Microsoft YaHei" w:eastAsia="Microsoft YaHei"/>
+                <w:sz w:val="19"/>
+              </w:rPr>
+              <w:t>虽然不能上线，但项目成果可以完整展示，不会"什么都拿不出来"</w:t>
+            </w:r>
+          </w:p>
+        </w:tc>
+      </w:tr>
+    </w:tbl>
+    <w:p/>
+    <w:p>
+      <w:pPr>
+        <w:pStyle w:val="Heading3"/>
+      </w:pPr>
+      <w:r>
+        <w:t>场景五：AR 数据接入进度滞后</w:t>
+      </w:r>
+    </w:p>
+    <w:tbl>
+      <w:tblPr>
+        <w:tblStyle w:val="LightGrid-Accent1"/>
+        <w:tblW w:type="auto" w:w="0"/>
+        <w:jc w:val="center"/>
+        <w:tblLayout w:type="autofit"/>
+        <w:tblLook w:firstColumn="1" w:firstRow="1" w:lastColumn="0" w:lastRow="0" w:noHBand="0" w:noVBand="1" w:val="04A0"/>
+      </w:tblPr>
+      <w:tblGrid>
+        <w:gridCol w:w="4533"/>
+        <w:gridCol w:w="4533"/>
+      </w:tblGrid>
+      <w:tr>
+        <w:tc>
+          <w:tcPr>
+            <w:tcW w:type="dxa" w:w="4533"/>
+          </w:tcPr>
+          <w:p>
+            <w:pPr>
+              <w:jc w:val="center"/>
+            </w:pPr>
+            <w:r/>
+            <w:r>
+              <w:rPr>
+                <w:rFonts w:ascii="Microsoft YaHei" w:hAnsi="Microsoft YaHei" w:eastAsia="Microsoft YaHei"/>
+                <w:b/>
+                <w:sz w:val="20"/>
+              </w:rPr>
+              <w:t>项目</w:t>
+            </w:r>
+          </w:p>
+        </w:tc>
+        <w:tc>
+          <w:tcPr>
+            <w:tcW w:type="dxa" w:w="4533"/>
+          </w:tcPr>
+          <w:p>
+            <w:pPr>
+              <w:jc w:val="center"/>
+            </w:pPr>
+            <w:r/>
+            <w:r>
+              <w:rPr>
+                <w:rFonts w:ascii="Microsoft YaHei" w:hAnsi="Microsoft YaHei" w:eastAsia="Microsoft YaHei"/>
+                <w:b/>
+                <w:sz w:val="20"/>
+              </w:rPr>
+              <w:t>说明</w:t>
+            </w:r>
+          </w:p>
+        </w:tc>
+      </w:tr>
+      <w:tr>
+        <w:tc>
+          <w:tcPr>
+            <w:tcW w:type="dxa" w:w="4533"/>
+          </w:tcPr>
+          <w:p>
+            <w:r/>
+            <w:r>
+              <w:rPr>
+                <w:rFonts w:ascii="Microsoft YaHei" w:hAnsi="Microsoft YaHei" w:eastAsia="Microsoft YaHei"/>
+                <w:sz w:val="19"/>
+              </w:rPr>
+              <w:t>具体表现</w:t>
+            </w:r>
+          </w:p>
+        </w:tc>
+        <w:tc>
+          <w:tcPr>
+            <w:tcW w:type="dxa" w:w="4533"/>
+          </w:tcPr>
+          <w:p>
+            <w:r/>
+            <w:r>
+              <w:rPr>
+                <w:rFonts w:ascii="Microsoft YaHei" w:hAnsi="Microsoft YaHei" w:eastAsia="Microsoft YaHei"/>
+                <w:sz w:val="19"/>
+              </w:rPr>
+              <w:t>AR 数据的格式比预期复杂、字段缺失或格式不统一导致解析器开发卡住</w:t>
+            </w:r>
+          </w:p>
+        </w:tc>
+      </w:tr>
+      <w:tr>
+        <w:tc>
+          <w:tcPr>
+            <w:tcW w:type="dxa" w:w="4533"/>
+          </w:tcPr>
+          <w:p>
+            <w:r/>
+            <w:r>
+              <w:rPr>
+                <w:rFonts w:ascii="Microsoft YaHei" w:hAnsi="Microsoft YaHei" w:eastAsia="Microsoft YaHei"/>
+                <w:sz w:val="19"/>
+              </w:rPr>
+              <w:t>降级方案</w:t>
+            </w:r>
+          </w:p>
+        </w:tc>
+        <w:tc>
+          <w:tcPr>
+            <w:tcW w:type="dxa" w:w="4533"/>
+          </w:tcPr>
+          <w:p>
+            <w:r/>
+            <w:r>
+              <w:rPr>
+                <w:rFonts w:ascii="Microsoft YaHei" w:hAnsi="Microsoft YaHei" w:eastAsia="Microsoft YaHei"/>
+                <w:sz w:val="19"/>
+              </w:rPr>
+              <w:t>先支持最核心的轨迹数据（GPS坐标+时间戳），媒体和传感器数据逐步接入；手工清洗一份标准样本数据作为第一批导入内容</w:t>
+            </w:r>
+          </w:p>
+        </w:tc>
+      </w:tr>
+      <w:tr>
+        <w:tc>
+          <w:tcPr>
+            <w:tcW w:type="dxa" w:w="4533"/>
+          </w:tcPr>
+          <w:p>
+            <w:r/>
+            <w:r>
+              <w:rPr>
+                <w:rFonts w:ascii="Microsoft YaHei" w:hAnsi="Microsoft YaHei" w:eastAsia="Microsoft YaHei"/>
+                <w:sz w:val="19"/>
+              </w:rPr>
+              <w:t>底线交付</w:t>
+            </w:r>
+          </w:p>
+        </w:tc>
+        <w:tc>
+          <w:tcPr>
+            <w:tcW w:type="dxa" w:w="4533"/>
+          </w:tcPr>
+          <w:p>
+            <w:r/>
+            <w:r>
+              <w:rPr>
+                <w:rFonts w:ascii="Microsoft YaHei" w:hAnsi="Microsoft YaHei" w:eastAsia="Microsoft YaHei"/>
+                <w:sz w:val="19"/>
+              </w:rPr>
+              <w:t>至少能在平台上展示一条完整的 AR 眼镜轨迹——哪怕只有一条，证明管线是通的</w:t>
+            </w:r>
+          </w:p>
+        </w:tc>
+      </w:tr>
+      <w:tr>
+        <w:tc>
+          <w:tcPr>
+            <w:tcW w:type="dxa" w:w="4533"/>
+          </w:tcPr>
+          <w:p>
+            <w:r/>
+            <w:r>
+              <w:rPr>
+                <w:rFonts w:ascii="Microsoft YaHei" w:hAnsi="Microsoft YaHei" w:eastAsia="Microsoft YaHei"/>
+                <w:sz w:val="19"/>
+              </w:rPr>
+              <w:t>影响评估</w:t>
+            </w:r>
+          </w:p>
+        </w:tc>
+        <w:tc>
+          <w:tcPr>
+            <w:tcW w:type="dxa" w:w="4533"/>
+          </w:tcPr>
+          <w:p>
+            <w:r/>
+            <w:r>
+              <w:rPr>
+                <w:rFonts w:ascii="Microsoft YaHei" w:hAnsi="Microsoft YaHei" w:eastAsia="Microsoft YaHei"/>
+                <w:sz w:val="19"/>
+              </w:rPr>
+              <w:t>AR 功能范围缩小，但不影响平台主体上线。管线通了之后，剩下的就是数据量的积累</w:t>
+            </w:r>
+          </w:p>
+        </w:tc>
+      </w:tr>
+    </w:tbl>
+    <w:p/>
+    <w:p>
+      <w:pPr>
+        <w:pStyle w:val="Heading3"/>
+      </w:pPr>
+      <w:r>
+        <w:t>降级决策树——什么时候该放弃原计划？</w:t>
+      </w:r>
+    </w:p>
+    <w:p>
+      <w:r>
+        <w:t>8月15日检查点（AR）：AR 数据基础管线跑通了吗？</w:t>
+      </w:r>
+    </w:p>
+    <w:p>
+      <w:pPr>
+        <w:pStyle w:val="ListBullet"/>
+      </w:pPr>
+      <w:r>
+        <w:t>能 → 继续推进可视化和集成 → Beta 版含 AR 数据展示</w:t>
+      </w:r>
+    </w:p>
+    <w:p>
+      <w:pPr>
+        <w:pStyle w:val="ListBullet"/>
+      </w:pPr>
+      <w:r>
+        <w:t>不能 → 缩小范围：只做轨迹导入 → 其余数据开学后补充</w:t>
+      </w:r>
+    </w:p>
+    <w:p>
+      <w:r>
+        <w:t>8月25日检查点（部署）：后端能在公网访问吗？</w:t>
+      </w:r>
+    </w:p>
+    <w:p>
+      <w:pPr>
+        <w:pStyle w:val="ListBullet"/>
+      </w:pPr>
+      <w:r>
+        <w:t>能 → 继续推进前端部署 + 公测 → 有可能 8.31 上线</w:t>
+      </w:r>
+    </w:p>
+    <w:p>
+      <w:pPr>
+        <w:pStyle w:val="ListBullet"/>
+      </w:pPr>
+      <w:r>
+        <w:t>不能 → 进入 8月28日最终检查点</w:t>
+      </w:r>
+    </w:p>
+    <w:p>
+      <w:r>
+        <w:t>8月28日最终检查点：</w:t>
+      </w:r>
+    </w:p>
+    <w:p>
+      <w:pPr>
+        <w:pStyle w:val="ListBullet"/>
+      </w:pPr>
+      <w:r>
+        <w:t>本地环境完整可用 → 录屏演示 + 文档 → 开学后第一周上线</w:t>
+      </w:r>
+    </w:p>
+    <w:p>
+      <w:pPr>
+        <w:pStyle w:val="ListBullet"/>
+      </w:pPr>
+      <w:r>
+        <w:t>本地环境也有问题 → 回退到最稳定版本 → 逐一修复 → 9月中旬上线</w:t>
+      </w:r>
+    </w:p>
+    <w:p>
+      <w:r>
+        <w:t>一句话总结：最差情况下，至少保证一套可在本地完整演示的系统（含至少一条 AR 轨迹数据）+ 一份详尽的项目报告。不存在"什么都没做出来"的情况——平台代码已写好，AR 数据已到手，只是做多做少的问题。</w:t>
       </w:r>
     </w:p>
     <w:p>

--- a/研究计划与研究方案.docx
+++ b/研究计划与研究方案.docx
@@ -8393,419 +8393,12 @@
         <w:pStyle w:val="Heading2"/>
       </w:pPr>
       <w:r>
-        <w:t>5.1 总体时间线（2026.8 — 2027.5）</w:t>
+        <w:t>5.1 总体时间线——两阶段战略</w:t>
       </w:r>
     </w:p>
-    <w:tbl>
-      <w:tblPr>
-        <w:tblStyle w:val="LightGrid-Accent1"/>
-        <w:tblW w:type="auto" w:w="0"/>
-        <w:jc w:val="center"/>
-        <w:tblLayout w:type="autofit"/>
-        <w:tblLook w:firstColumn="1" w:firstRow="1" w:lastColumn="0" w:lastRow="0" w:noHBand="0" w:noVBand="1" w:val="04A0"/>
-      </w:tblPr>
-      <w:tblGrid>
-        <w:gridCol w:w="2266"/>
-        <w:gridCol w:w="2266"/>
-        <w:gridCol w:w="2266"/>
-        <w:gridCol w:w="2266"/>
-      </w:tblGrid>
-      <w:tr>
-        <w:tc>
-          <w:tcPr>
-            <w:tcW w:type="dxa" w:w="2266"/>
-          </w:tcPr>
-          <w:p>
-            <w:pPr>
-              <w:jc w:val="center"/>
-            </w:pPr>
-            <w:r/>
-            <w:r>
-              <w:rPr>
-                <w:rFonts w:ascii="Microsoft YaHei" w:hAnsi="Microsoft YaHei" w:eastAsia="Microsoft YaHei"/>
-                <w:b/>
-                <w:sz w:val="20"/>
-              </w:rPr>
-              <w:t>阶段</w:t>
-            </w:r>
-          </w:p>
-        </w:tc>
-        <w:tc>
-          <w:tcPr>
-            <w:tcW w:type="dxa" w:w="2266"/>
-          </w:tcPr>
-          <w:p>
-            <w:pPr>
-              <w:jc w:val="center"/>
-            </w:pPr>
-            <w:r/>
-            <w:r>
-              <w:rPr>
-                <w:rFonts w:ascii="Microsoft YaHei" w:hAnsi="Microsoft YaHei" w:eastAsia="Microsoft YaHei"/>
-                <w:b/>
-                <w:sz w:val="20"/>
-              </w:rPr>
-              <w:t>时间</w:t>
-            </w:r>
-          </w:p>
-        </w:tc>
-        <w:tc>
-          <w:tcPr>
-            <w:tcW w:type="dxa" w:w="2266"/>
-          </w:tcPr>
-          <w:p>
-            <w:pPr>
-              <w:jc w:val="center"/>
-            </w:pPr>
-            <w:r/>
-            <w:r>
-              <w:rPr>
-                <w:rFonts w:ascii="Microsoft YaHei" w:hAnsi="Microsoft YaHei" w:eastAsia="Microsoft YaHei"/>
-                <w:b/>
-                <w:sz w:val="20"/>
-              </w:rPr>
-              <w:t>周期</w:t>
-            </w:r>
-          </w:p>
-        </w:tc>
-        <w:tc>
-          <w:tcPr>
-            <w:tcW w:type="dxa" w:w="2266"/>
-          </w:tcPr>
-          <w:p>
-            <w:pPr>
-              <w:jc w:val="center"/>
-            </w:pPr>
-            <w:r/>
-            <w:r>
-              <w:rPr>
-                <w:rFonts w:ascii="Microsoft YaHei" w:hAnsi="Microsoft YaHei" w:eastAsia="Microsoft YaHei"/>
-                <w:b/>
-                <w:sz w:val="20"/>
-              </w:rPr>
-              <w:t>核心目标</w:t>
-            </w:r>
-          </w:p>
-        </w:tc>
-      </w:tr>
-      <w:tr>
-        <w:tc>
-          <w:tcPr>
-            <w:tcW w:type="dxa" w:w="2266"/>
-          </w:tcPr>
-          <w:p>
-            <w:r/>
-            <w:r>
-              <w:rPr>
-                <w:rFonts w:ascii="Microsoft YaHei" w:hAnsi="Microsoft YaHei" w:eastAsia="Microsoft YaHei"/>
-                <w:sz w:val="19"/>
-              </w:rPr>
-              <w:t>第一阶段：AR数据接入</w:t>
-            </w:r>
-          </w:p>
-        </w:tc>
-        <w:tc>
-          <w:tcPr>
-            <w:tcW w:type="dxa" w:w="2266"/>
-          </w:tcPr>
-          <w:p>
-            <w:r/>
-            <w:r>
-              <w:rPr>
-                <w:rFonts w:ascii="Microsoft YaHei" w:hAnsi="Microsoft YaHei" w:eastAsia="Microsoft YaHei"/>
-                <w:sz w:val="19"/>
-              </w:rPr>
-              <w:t>2026年8月-9月</w:t>
-            </w:r>
-          </w:p>
-        </w:tc>
-        <w:tc>
-          <w:tcPr>
-            <w:tcW w:type="dxa" w:w="2266"/>
-          </w:tcPr>
-          <w:p>
-            <w:r/>
-            <w:r>
-              <w:rPr>
-                <w:rFonts w:ascii="Microsoft YaHei" w:hAnsi="Microsoft YaHei" w:eastAsia="Microsoft YaHei"/>
-                <w:sz w:val="19"/>
-              </w:rPr>
-              <w:t>8周</w:t>
-            </w:r>
-          </w:p>
-        </w:tc>
-        <w:tc>
-          <w:tcPr>
-            <w:tcW w:type="dxa" w:w="2266"/>
-          </w:tcPr>
-          <w:p>
-            <w:r/>
-            <w:r>
-              <w:rPr>
-                <w:rFonts w:ascii="Microsoft YaHei" w:hAnsi="Microsoft YaHei" w:eastAsia="Microsoft YaHei"/>
-                <w:sz w:val="19"/>
-              </w:rPr>
-              <w:t>完成 AR 眼镜数据接入，进行基础功能测试</w:t>
-            </w:r>
-          </w:p>
-        </w:tc>
-      </w:tr>
-      <w:tr>
-        <w:tc>
-          <w:tcPr>
-            <w:tcW w:type="dxa" w:w="2266"/>
-          </w:tcPr>
-          <w:p>
-            <w:r/>
-            <w:r>
-              <w:rPr>
-                <w:rFonts w:ascii="Microsoft YaHei" w:hAnsi="Microsoft YaHei" w:eastAsia="Microsoft YaHei"/>
-                <w:sz w:val="19"/>
-              </w:rPr>
-              <w:t>第二阶段：AR内容渲染</w:t>
-            </w:r>
-          </w:p>
-        </w:tc>
-        <w:tc>
-          <w:tcPr>
-            <w:tcW w:type="dxa" w:w="2266"/>
-          </w:tcPr>
-          <w:p>
-            <w:r/>
-            <w:r>
-              <w:rPr>
-                <w:rFonts w:ascii="Microsoft YaHei" w:hAnsi="Microsoft YaHei" w:eastAsia="Microsoft YaHei"/>
-                <w:sz w:val="19"/>
-              </w:rPr>
-              <w:t>2026年10月-11月</w:t>
-            </w:r>
-          </w:p>
-        </w:tc>
-        <w:tc>
-          <w:tcPr>
-            <w:tcW w:type="dxa" w:w="2266"/>
-          </w:tcPr>
-          <w:p>
-            <w:r/>
-            <w:r>
-              <w:rPr>
-                <w:rFonts w:ascii="Microsoft YaHei" w:hAnsi="Microsoft YaHei" w:eastAsia="Microsoft YaHei"/>
-                <w:sz w:val="19"/>
-              </w:rPr>
-              <w:t>8周</w:t>
-            </w:r>
-          </w:p>
-        </w:tc>
-        <w:tc>
-          <w:tcPr>
-            <w:tcW w:type="dxa" w:w="2266"/>
-          </w:tcPr>
-          <w:p>
-            <w:r/>
-            <w:r>
-              <w:rPr>
-                <w:rFonts w:ascii="Microsoft YaHei" w:hAnsi="Microsoft YaHei" w:eastAsia="Microsoft YaHei"/>
-                <w:sz w:val="19"/>
-              </w:rPr>
-              <w:t>实现高质量 AR 内容渲染与沉浸式交互</w:t>
-            </w:r>
-          </w:p>
-        </w:tc>
-      </w:tr>
-      <w:tr>
-        <w:tc>
-          <w:tcPr>
-            <w:tcW w:type="dxa" w:w="2266"/>
-          </w:tcPr>
-          <w:p>
-            <w:r/>
-            <w:r>
-              <w:rPr>
-                <w:rFonts w:ascii="Microsoft YaHei" w:hAnsi="Microsoft YaHei" w:eastAsia="Microsoft YaHei"/>
-                <w:sz w:val="19"/>
-              </w:rPr>
-              <w:t>第三阶段：社区深化</w:t>
-            </w:r>
-          </w:p>
-        </w:tc>
-        <w:tc>
-          <w:tcPr>
-            <w:tcW w:type="dxa" w:w="2266"/>
-          </w:tcPr>
-          <w:p>
-            <w:r/>
-            <w:r>
-              <w:rPr>
-                <w:rFonts w:ascii="Microsoft YaHei" w:hAnsi="Microsoft YaHei" w:eastAsia="Microsoft YaHei"/>
-                <w:sz w:val="19"/>
-              </w:rPr>
-              <w:t>2026年12月-2027年1月</w:t>
-            </w:r>
-          </w:p>
-        </w:tc>
-        <w:tc>
-          <w:tcPr>
-            <w:tcW w:type="dxa" w:w="2266"/>
-          </w:tcPr>
-          <w:p>
-            <w:r/>
-            <w:r>
-              <w:rPr>
-                <w:rFonts w:ascii="Microsoft YaHei" w:hAnsi="Microsoft YaHei" w:eastAsia="Microsoft YaHei"/>
-                <w:sz w:val="19"/>
-              </w:rPr>
-              <w:t>8周</w:t>
-            </w:r>
-          </w:p>
-        </w:tc>
-        <w:tc>
-          <w:tcPr>
-            <w:tcW w:type="dxa" w:w="2266"/>
-          </w:tcPr>
-          <w:p>
-            <w:r/>
-            <w:r>
-              <w:rPr>
-                <w:rFonts w:ascii="Microsoft YaHei" w:hAnsi="Microsoft YaHei" w:eastAsia="Microsoft YaHei"/>
-                <w:sz w:val="19"/>
-              </w:rPr>
-              <w:t>完善社区功能，系统集成测试</w:t>
-            </w:r>
-          </w:p>
-        </w:tc>
-      </w:tr>
-      <w:tr>
-        <w:tc>
-          <w:tcPr>
-            <w:tcW w:type="dxa" w:w="2266"/>
-          </w:tcPr>
-          <w:p>
-            <w:r/>
-            <w:r>
-              <w:rPr>
-                <w:rFonts w:ascii="Microsoft YaHei" w:hAnsi="Microsoft YaHei" w:eastAsia="Microsoft YaHei"/>
-                <w:sz w:val="19"/>
-              </w:rPr>
-              <w:t>第四阶段：推荐优化</w:t>
-            </w:r>
-          </w:p>
-        </w:tc>
-        <w:tc>
-          <w:tcPr>
-            <w:tcW w:type="dxa" w:w="2266"/>
-          </w:tcPr>
-          <w:p>
-            <w:r/>
-            <w:r>
-              <w:rPr>
-                <w:rFonts w:ascii="Microsoft YaHei" w:hAnsi="Microsoft YaHei" w:eastAsia="Microsoft YaHei"/>
-                <w:sz w:val="19"/>
-              </w:rPr>
-              <w:t>2027年2月-3月</w:t>
-            </w:r>
-          </w:p>
-        </w:tc>
-        <w:tc>
-          <w:tcPr>
-            <w:tcW w:type="dxa" w:w="2266"/>
-          </w:tcPr>
-          <w:p>
-            <w:r/>
-            <w:r>
-              <w:rPr>
-                <w:rFonts w:ascii="Microsoft YaHei" w:hAnsi="Microsoft YaHei" w:eastAsia="Microsoft YaHei"/>
-                <w:sz w:val="19"/>
-              </w:rPr>
-              <w:t>8周</w:t>
-            </w:r>
-          </w:p>
-        </w:tc>
-        <w:tc>
-          <w:tcPr>
-            <w:tcW w:type="dxa" w:w="2266"/>
-          </w:tcPr>
-          <w:p>
-            <w:r/>
-            <w:r>
-              <w:rPr>
-                <w:rFonts w:ascii="Microsoft YaHei" w:hAnsi="Microsoft YaHei" w:eastAsia="Microsoft YaHei"/>
-                <w:sz w:val="19"/>
-              </w:rPr>
-              <w:t>优化推荐算法，内部测试</w:t>
-            </w:r>
-          </w:p>
-        </w:tc>
-      </w:tr>
-      <w:tr>
-        <w:tc>
-          <w:tcPr>
-            <w:tcW w:type="dxa" w:w="2266"/>
-          </w:tcPr>
-          <w:p>
-            <w:r/>
-            <w:r>
-              <w:rPr>
-                <w:rFonts w:ascii="Microsoft YaHei" w:hAnsi="Microsoft YaHei" w:eastAsia="Microsoft YaHei"/>
-                <w:sz w:val="19"/>
-              </w:rPr>
-              <w:t>第五阶段：公测上线</w:t>
-            </w:r>
-          </w:p>
-        </w:tc>
-        <w:tc>
-          <w:tcPr>
-            <w:tcW w:type="dxa" w:w="2266"/>
-          </w:tcPr>
-          <w:p>
-            <w:r/>
-            <w:r>
-              <w:rPr>
-                <w:rFonts w:ascii="Microsoft YaHei" w:hAnsi="Microsoft YaHei" w:eastAsia="Microsoft YaHei"/>
-                <w:sz w:val="19"/>
-              </w:rPr>
-              <w:t>2027年4月-5月</w:t>
-            </w:r>
-          </w:p>
-        </w:tc>
-        <w:tc>
-          <w:tcPr>
-            <w:tcW w:type="dxa" w:w="2266"/>
-          </w:tcPr>
-          <w:p>
-            <w:r/>
-            <w:r>
-              <w:rPr>
-                <w:rFonts w:ascii="Microsoft YaHei" w:hAnsi="Microsoft YaHei" w:eastAsia="Microsoft YaHei"/>
-                <w:sz w:val="19"/>
-              </w:rPr>
-              <w:t>8周</w:t>
-            </w:r>
-          </w:p>
-        </w:tc>
-        <w:tc>
-          <w:tcPr>
-            <w:tcW w:type="dxa" w:w="2266"/>
-          </w:tcPr>
-          <w:p>
-            <w:r/>
-            <w:r>
-              <w:rPr>
-                <w:rFonts w:ascii="Microsoft YaHei" w:hAnsi="Microsoft YaHei" w:eastAsia="Microsoft YaHei"/>
-                <w:sz w:val="19"/>
-              </w:rPr>
-              <w:t>公开测试，正式面向用户推出</w:t>
-            </w:r>
-          </w:p>
-        </w:tc>
-      </w:tr>
-    </w:tbl>
-    <w:p/>
     <w:p>
-      <w:pPr>
-        <w:pStyle w:val="Heading2"/>
-      </w:pPr>
       <w:r>
-        <w:t>5.2 第一阶段：AR 数据接入与基础测试（2026年8-9月）</w:t>
+        <w:t>核心原则：暑假结束前完成基本功能开发并上线 Beta 版；开学后利用课余时间持续优化，不设硬性 deadline。</w:t>
       </w:r>
     </w:p>
     <w:tbl>
@@ -8837,7 +8430,6 @@
                 <w:b/>
                 <w:sz w:val="20"/>
               </w:rPr>
-              <w:t>周次</w:t>
             </w:r>
           </w:p>
         </w:tc>
@@ -8856,7 +8448,7 @@
                 <w:b/>
                 <w:sz w:val="20"/>
               </w:rPr>
-              <w:t>工作内容</w:t>
+              <w:t>阶段一：暑假冲刺</w:t>
             </w:r>
           </w:p>
         </w:tc>
@@ -8875,7 +8467,7 @@
                 <w:b/>
                 <w:sz w:val="20"/>
               </w:rPr>
-              <w:t>交付物</w:t>
+              <w:t>阶段二：开学后持续优化</w:t>
             </w:r>
           </w:p>
         </w:tc>
@@ -8892,7 +8484,7 @@
                 <w:rFonts w:ascii="Microsoft YaHei" w:hAnsi="Microsoft YaHei" w:eastAsia="Microsoft YaHei"/>
                 <w:sz w:val="19"/>
               </w:rPr>
-              <w:t>W1-W2</w:t>
+              <w:t>时间</w:t>
             </w:r>
           </w:p>
         </w:tc>
@@ -8907,7 +8499,7 @@
                 <w:rFonts w:ascii="Microsoft YaHei" w:hAnsi="Microsoft YaHei" w:eastAsia="Microsoft YaHei"/>
                 <w:sz w:val="19"/>
               </w:rPr>
-              <w:t>AR 眼镜数据接口调研与抽象层开发</w:t>
+              <w:t>2026.7.20 — 8.31（6周）</w:t>
             </w:r>
           </w:p>
         </w:tc>
@@ -8922,7 +8514,7 @@
                 <w:rFonts w:ascii="Microsoft YaHei" w:hAnsi="Microsoft YaHei" w:eastAsia="Microsoft YaHei"/>
                 <w:sz w:val="19"/>
               </w:rPr>
-              <w:t>AR 数据接入 SDK</w:t>
+              <w:t>2026.9 — 2027.5（8个月）</w:t>
             </w:r>
           </w:p>
         </w:tc>
@@ -8939,7 +8531,7 @@
                 <w:rFonts w:ascii="Microsoft YaHei" w:hAnsi="Microsoft YaHei" w:eastAsia="Microsoft YaHei"/>
                 <w:sz w:val="19"/>
               </w:rPr>
-              <w:t>W3-W4</w:t>
+              <w:t>目标</w:t>
             </w:r>
           </w:p>
         </w:tc>
@@ -8954,7 +8546,7 @@
                 <w:rFonts w:ascii="Microsoft YaHei" w:hAnsi="Microsoft YaHei" w:eastAsia="Microsoft YaHei"/>
                 <w:sz w:val="19"/>
               </w:rPr>
-              <w:t>WebSocket + WebRTC 传输系统开发</w:t>
+              <w:t>基本开发完成 + Beta 上线</w:t>
             </w:r>
           </w:p>
         </w:tc>
@@ -8969,7 +8561,7 @@
                 <w:rFonts w:ascii="Microsoft YaHei" w:hAnsi="Microsoft YaHei" w:eastAsia="Microsoft YaHei"/>
                 <w:sz w:val="19"/>
               </w:rPr>
-              <w:t>实时传输系统</w:t>
+              <w:t>持续迭代优化</w:t>
             </w:r>
           </w:p>
         </w:tc>
@@ -8986,7 +8578,7 @@
                 <w:rFonts w:ascii="Microsoft YaHei" w:hAnsi="Microsoft YaHei" w:eastAsia="Microsoft YaHei"/>
                 <w:sz w:val="19"/>
               </w:rPr>
-              <w:t>W5</w:t>
+              <w:t>AR 数据</w:t>
             </w:r>
           </w:p>
         </w:tc>
@@ -9001,7 +8593,7 @@
                 <w:rFonts w:ascii="Microsoft YaHei" w:hAnsi="Microsoft YaHei" w:eastAsia="Microsoft YaHei"/>
                 <w:sz w:val="19"/>
               </w:rPr>
-              <w:t>数据预处理与存储管线</w:t>
+              <w:t>导入→存储→展示基础管线</w:t>
             </w:r>
           </w:p>
         </w:tc>
@@ -9016,7 +8608,7 @@
                 <w:rFonts w:ascii="Microsoft YaHei" w:hAnsi="Microsoft YaHei" w:eastAsia="Microsoft YaHei"/>
                 <w:sz w:val="19"/>
               </w:rPr>
-              <w:t>数据处理管线</w:t>
+              <w:t>沉浸式渲染（WebXR + 3D场景）</w:t>
             </w:r>
           </w:p>
         </w:tc>
@@ -9033,7 +8625,7 @@
                 <w:rFonts w:ascii="Microsoft YaHei" w:hAnsi="Microsoft YaHei" w:eastAsia="Microsoft YaHei"/>
                 <w:sz w:val="19"/>
               </w:rPr>
-              <w:t>W6-W7</w:t>
+              <w:t>社区</w:t>
             </w:r>
           </w:p>
         </w:tc>
@@ -9048,7 +8640,7 @@
                 <w:rFonts w:ascii="Microsoft YaHei" w:hAnsi="Microsoft YaHei" w:eastAsia="Microsoft YaHei"/>
                 <w:sz w:val="19"/>
               </w:rPr>
-              <w:t>基础功能测试与问题修复</w:t>
+              <w:t>挑战系统补全（排行榜+计分）</w:t>
             </w:r>
           </w:p>
         </w:tc>
@@ -9063,7 +8655,7 @@
                 <w:rFonts w:ascii="Microsoft YaHei" w:hAnsi="Microsoft YaHei" w:eastAsia="Microsoft YaHei"/>
                 <w:sz w:val="19"/>
               </w:rPr>
-              <w:t>测试报告</w:t>
+              <w:t>徽章成就 + 社群地图 + 内容策展</w:t>
             </w:r>
           </w:p>
         </w:tc>
@@ -9080,7 +8672,7 @@
                 <w:rFonts w:ascii="Microsoft YaHei" w:hAnsi="Microsoft YaHei" w:eastAsia="Microsoft YaHei"/>
                 <w:sz w:val="19"/>
               </w:rPr>
-              <w:t>W8</w:t>
+              <w:t>推荐</w:t>
             </w:r>
           </w:p>
         </w:tc>
@@ -9095,7 +8687,7 @@
                 <w:rFonts w:ascii="Microsoft YaHei" w:hAnsi="Microsoft YaHei" w:eastAsia="Microsoft YaHei"/>
                 <w:sz w:val="19"/>
               </w:rPr>
-              <w:t>性能基准测试</w:t>
+              <w:t>基础多信号加权（已有）</w:t>
             </w:r>
           </w:p>
         </w:tc>
@@ -9110,7 +8702,148 @@
                 <w:rFonts w:ascii="Microsoft YaHei" w:hAnsi="Microsoft YaHei" w:eastAsia="Microsoft YaHei"/>
                 <w:sz w:val="19"/>
               </w:rPr>
-              <w:t>性能基准报告</w:t>
+              <w:t>协同过滤 + A/B测试 + 实时更新</w:t>
+            </w:r>
+          </w:p>
+        </w:tc>
+      </w:tr>
+      <w:tr>
+        <w:tc>
+          <w:tcPr>
+            <w:tcW w:type="dxa" w:w="3022"/>
+          </w:tcPr>
+          <w:p>
+            <w:r/>
+            <w:r>
+              <w:rPr>
+                <w:rFonts w:ascii="Microsoft YaHei" w:hAnsi="Microsoft YaHei" w:eastAsia="Microsoft YaHei"/>
+                <w:sz w:val="19"/>
+              </w:rPr>
+              <w:t>平台</w:t>
+            </w:r>
+          </w:p>
+        </w:tc>
+        <w:tc>
+          <w:tcPr>
+            <w:tcW w:type="dxa" w:w="3022"/>
+          </w:tcPr>
+          <w:p>
+            <w:r/>
+            <w:r>
+              <w:rPr>
+                <w:rFonts w:ascii="Microsoft YaHei" w:hAnsi="Microsoft YaHei" w:eastAsia="Microsoft YaHei"/>
+                <w:sz w:val="19"/>
+              </w:rPr>
+              <w:t>打磨 + 测试 + 部署上线</w:t>
+            </w:r>
+          </w:p>
+        </w:tc>
+        <w:tc>
+          <w:tcPr>
+            <w:tcW w:type="dxa" w:w="3022"/>
+          </w:tcPr>
+          <w:p>
+            <w:r/>
+            <w:r>
+              <w:rPr>
+                <w:rFonts w:ascii="Microsoft YaHei" w:hAnsi="Microsoft YaHei" w:eastAsia="Microsoft YaHei"/>
+                <w:sz w:val="19"/>
+              </w:rPr>
+              <w:t>Redis缓存 + PWA + 移动端深度适配</w:t>
+            </w:r>
+          </w:p>
+        </w:tc>
+      </w:tr>
+      <w:tr>
+        <w:tc>
+          <w:tcPr>
+            <w:tcW w:type="dxa" w:w="3022"/>
+          </w:tcPr>
+          <w:p>
+            <w:r/>
+            <w:r>
+              <w:rPr>
+                <w:rFonts w:ascii="Microsoft YaHei" w:hAnsi="Microsoft YaHei" w:eastAsia="Microsoft YaHei"/>
+                <w:sz w:val="19"/>
+              </w:rPr>
+              <w:t>运营</w:t>
+            </w:r>
+          </w:p>
+        </w:tc>
+        <w:tc>
+          <w:tcPr>
+            <w:tcW w:type="dxa" w:w="3022"/>
+          </w:tcPr>
+          <w:p>
+            <w:r/>
+            <w:r>
+              <w:rPr>
+                <w:rFonts w:ascii="Microsoft YaHei" w:hAnsi="Microsoft YaHei" w:eastAsia="Microsoft YaHei"/>
+                <w:sz w:val="19"/>
+              </w:rPr>
+              <w:t>Beta 版限量公测</w:t>
+            </w:r>
+          </w:p>
+        </w:tc>
+        <w:tc>
+          <w:tcPr>
+            <w:tcW w:type="dxa" w:w="3022"/>
+          </w:tcPr>
+          <w:p>
+            <w:r/>
+            <w:r>
+              <w:rPr>
+                <w:rFonts w:ascii="Microsoft YaHei" w:hAnsi="Microsoft YaHei" w:eastAsia="Microsoft YaHei"/>
+                <w:sz w:val="19"/>
+              </w:rPr>
+              <w:t>小范围推广 → 收集反馈 → 扩大推广</w:t>
+            </w:r>
+          </w:p>
+        </w:tc>
+      </w:tr>
+      <w:tr>
+        <w:tc>
+          <w:tcPr>
+            <w:tcW w:type="dxa" w:w="3022"/>
+          </w:tcPr>
+          <w:p>
+            <w:r/>
+            <w:r>
+              <w:rPr>
+                <w:rFonts w:ascii="Microsoft YaHei" w:hAnsi="Microsoft YaHei" w:eastAsia="Microsoft YaHei"/>
+                <w:sz w:val="19"/>
+              </w:rPr>
+              <w:t>人力</w:t>
+            </w:r>
+          </w:p>
+        </w:tc>
+        <w:tc>
+          <w:tcPr>
+            <w:tcW w:type="dxa" w:w="3022"/>
+          </w:tcPr>
+          <w:p>
+            <w:r/>
+            <w:r>
+              <w:rPr>
+                <w:rFonts w:ascii="Microsoft YaHei" w:hAnsi="Microsoft YaHei" w:eastAsia="Microsoft YaHei"/>
+                <w:sz w:val="19"/>
+              </w:rPr>
+              <w:t>现有 1-2 人全职</w:t>
+            </w:r>
+          </w:p>
+        </w:tc>
+        <w:tc>
+          <w:tcPr>
+            <w:tcW w:type="dxa" w:w="3022"/>
+          </w:tcPr>
+          <w:p>
+            <w:r/>
+            <w:r>
+              <w:rPr>
+                <w:rFonts w:ascii="Microsoft YaHei" w:hAnsi="Microsoft YaHei" w:eastAsia="Microsoft YaHei"/>
+                <w:sz w:val="19"/>
+              </w:rPr>
+              <w:t>课余时间开发</w:t>
             </w:r>
           </w:p>
         </w:tc>
@@ -9122,7 +8855,12 @@
         <w:pStyle w:val="Heading2"/>
       </w:pPr>
       <w:r>
-        <w:t>5.3 第二阶段：AR 内容渲染（2026年10-11月）</w:t>
+        <w:t>5.2 阶段一：暑假冲刺（2026.7.20 — 8.31）</w:t>
+      </w:r>
+    </w:p>
+    <w:p>
+      <w:r>
+        <w:t>目标：完成基本开发 + 部署上线 Beta 版，核心功能可用。详细周计划见 5.0.4 节。</w:t>
       </w:r>
     </w:p>
     <w:tbl>
@@ -9154,7 +8892,7 @@
                 <w:b/>
                 <w:sz w:val="20"/>
               </w:rPr>
-              <w:t>周次</w:t>
+              <w:t>时间节点</w:t>
             </w:r>
           </w:p>
         </w:tc>
@@ -9173,7 +8911,7 @@
                 <w:b/>
                 <w:sz w:val="20"/>
               </w:rPr>
-              <w:t>工作内容</w:t>
+              <w:t>里程碑</w:t>
             </w:r>
           </w:p>
         </w:tc>
@@ -9192,7 +8930,7 @@
                 <w:b/>
                 <w:sz w:val="20"/>
               </w:rPr>
-              <w:t>交付物</w:t>
+              <w:t>检查标准</w:t>
             </w:r>
           </w:p>
         </w:tc>
@@ -9209,7 +8947,7 @@
                 <w:rFonts w:ascii="Microsoft YaHei" w:hAnsi="Microsoft YaHei" w:eastAsia="Microsoft YaHei"/>
                 <w:sz w:val="19"/>
               </w:rPr>
-              <w:t>W1-W3</w:t>
+              <w:t>7.26（第1周末）</w:t>
             </w:r>
           </w:p>
         </w:tc>
@@ -9224,7 +8962,7 @@
                 <w:rFonts w:ascii="Microsoft YaHei" w:hAnsi="Microsoft YaHei" w:eastAsia="Microsoft YaHei"/>
                 <w:sz w:val="19"/>
               </w:rPr>
-              <w:t>WebXR 集成开发（Three.js + CesiumJS）</w:t>
+              <w:t>AR 数据格式定义完成</w:t>
             </w:r>
           </w:p>
         </w:tc>
@@ -9239,7 +8977,7 @@
                 <w:rFonts w:ascii="Microsoft YaHei" w:hAnsi="Microsoft YaHei" w:eastAsia="Microsoft YaHei"/>
                 <w:sz w:val="19"/>
               </w:rPr>
-              <w:t>WebXR 渲染引擎</w:t>
+              <w:t>标准化导入格式文档 + 数据样本通过校验</w:t>
             </w:r>
           </w:p>
         </w:tc>
@@ -9256,7 +8994,7 @@
                 <w:rFonts w:ascii="Microsoft YaHei" w:hAnsi="Microsoft YaHei" w:eastAsia="Microsoft YaHei"/>
                 <w:sz w:val="19"/>
               </w:rPr>
-              <w:t>W4-W5</w:t>
+              <w:t>8.2（第2周末）</w:t>
             </w:r>
           </w:p>
         </w:tc>
@@ -9271,7 +9009,7 @@
                 <w:rFonts w:ascii="Microsoft YaHei" w:hAnsi="Microsoft YaHei" w:eastAsia="Microsoft YaHei"/>
                 <w:sz w:val="19"/>
               </w:rPr>
-              <w:t>3D 场景渲染优化（帧率、加载时间）</w:t>
+              <w:t>平台打磨收尾</w:t>
             </w:r>
           </w:p>
         </w:tc>
@@ -9286,7 +9024,7 @@
                 <w:rFonts w:ascii="Microsoft YaHei" w:hAnsi="Microsoft YaHei" w:eastAsia="Microsoft YaHei"/>
                 <w:sz w:val="19"/>
               </w:rPr>
-              <w:t>渲染性能报告</w:t>
+              <w:t>社群挑战补全、推荐调优、移动适配基本完成</w:t>
             </w:r>
           </w:p>
         </w:tc>
@@ -9303,7 +9041,7 @@
                 <w:rFonts w:ascii="Microsoft YaHei" w:hAnsi="Microsoft YaHei" w:eastAsia="Microsoft YaHei"/>
                 <w:sz w:val="19"/>
               </w:rPr>
-              <w:t>W6-W7</w:t>
+              <w:t>8.9（第3周末）</w:t>
             </w:r>
           </w:p>
         </w:tc>
@@ -9318,7 +9056,7 @@
                 <w:rFonts w:ascii="Microsoft YaHei" w:hAnsi="Microsoft YaHei" w:eastAsia="Microsoft YaHei"/>
                 <w:sz w:val="19"/>
               </w:rPr>
-              <w:t>AR 标记点系统开发</w:t>
+              <w:t>AR 数据存储管线跑通</w:t>
             </w:r>
           </w:p>
         </w:tc>
@@ -9333,7 +9071,7 @@
                 <w:rFonts w:ascii="Microsoft YaHei" w:hAnsi="Microsoft YaHei" w:eastAsia="Microsoft YaHei"/>
                 <w:sz w:val="19"/>
               </w:rPr>
-              <w:t>AR 标记点系统</w:t>
+              <w:t>真实 AR 数据可导入数据库，API 可查询</w:t>
             </w:r>
           </w:p>
         </w:tc>
@@ -9350,7 +9088,7 @@
                 <w:rFonts w:ascii="Microsoft YaHei" w:hAnsi="Microsoft YaHei" w:eastAsia="Microsoft YaHei"/>
                 <w:sz w:val="19"/>
               </w:rPr>
-              <w:t>W8</w:t>
+              <w:t>8.16（第4周末）</w:t>
             </w:r>
           </w:p>
         </w:tc>
@@ -9365,7 +9103,7 @@
                 <w:rFonts w:ascii="Microsoft YaHei" w:hAnsi="Microsoft YaHei" w:eastAsia="Microsoft YaHei"/>
                 <w:sz w:val="19"/>
               </w:rPr>
-              <w:t>多平台兼容性测试</w:t>
+              <w:t>测试加固完成</w:t>
             </w:r>
           </w:p>
         </w:tc>
@@ -9380,19 +9118,131 @@
                 <w:rFonts w:ascii="Microsoft YaHei" w:hAnsi="Microsoft YaHei" w:eastAsia="Microsoft YaHei"/>
                 <w:sz w:val="19"/>
               </w:rPr>
-              <w:t>兼容性测试报告</w:t>
+              <w:t>核心链路测试通过、性能达标、安全无高危漏洞</w:t>
+            </w:r>
+          </w:p>
+        </w:tc>
+      </w:tr>
+      <w:tr>
+        <w:tc>
+          <w:tcPr>
+            <w:tcW w:type="dxa" w:w="3022"/>
+          </w:tcPr>
+          <w:p>
+            <w:r/>
+            <w:r>
+              <w:rPr>
+                <w:rFonts w:ascii="Microsoft YaHei" w:hAnsi="Microsoft YaHei" w:eastAsia="Microsoft YaHei"/>
+                <w:sz w:val="19"/>
+              </w:rPr>
+              <w:t>8.23（第5周末）</w:t>
+            </w:r>
+          </w:p>
+        </w:tc>
+        <w:tc>
+          <w:tcPr>
+            <w:tcW w:type="dxa" w:w="3022"/>
+          </w:tcPr>
+          <w:p>
+            <w:r/>
+            <w:r>
+              <w:rPr>
+                <w:rFonts w:ascii="Microsoft YaHei" w:hAnsi="Microsoft YaHei" w:eastAsia="Microsoft YaHei"/>
+                <w:sz w:val="19"/>
+              </w:rPr>
+              <w:t>AR 可视化初步可用</w:t>
+            </w:r>
+          </w:p>
+        </w:tc>
+        <w:tc>
+          <w:tcPr>
+            <w:tcW w:type="dxa" w:w="3022"/>
+          </w:tcPr>
+          <w:p>
+            <w:r/>
+            <w:r>
+              <w:rPr>
+                <w:rFonts w:ascii="Microsoft YaHei" w:hAnsi="Microsoft YaHei" w:eastAsia="Microsoft YaHei"/>
+                <w:sz w:val="19"/>
+              </w:rPr>
+              <w:t>轨迹在地图上展示、帖子详情页含 AR 数据摘要</w:t>
+            </w:r>
+          </w:p>
+        </w:tc>
+      </w:tr>
+      <w:tr>
+        <w:tc>
+          <w:tcPr>
+            <w:tcW w:type="dxa" w:w="3022"/>
+          </w:tcPr>
+          <w:p>
+            <w:r/>
+            <w:r>
+              <w:rPr>
+                <w:rFonts w:ascii="Microsoft YaHei" w:hAnsi="Microsoft YaHei" w:eastAsia="Microsoft YaHei"/>
+                <w:sz w:val="19"/>
+              </w:rPr>
+              <w:t>8.31（第6周末）</w:t>
+            </w:r>
+          </w:p>
+        </w:tc>
+        <w:tc>
+          <w:tcPr>
+            <w:tcW w:type="dxa" w:w="3022"/>
+          </w:tcPr>
+          <w:p>
+            <w:r/>
+            <w:r>
+              <w:rPr>
+                <w:rFonts w:ascii="Microsoft YaHei" w:hAnsi="Microsoft YaHei" w:eastAsia="Microsoft YaHei"/>
+                <w:sz w:val="19"/>
+              </w:rPr>
+              <w:t>Beta 版上线</w:t>
+            </w:r>
+          </w:p>
+        </w:tc>
+        <w:tc>
+          <w:tcPr>
+            <w:tcW w:type="dxa" w:w="3022"/>
+          </w:tcPr>
+          <w:p>
+            <w:r/>
+            <w:r>
+              <w:rPr>
+                <w:rFonts w:ascii="Microsoft YaHei" w:hAnsi="Microsoft YaHei" w:eastAsia="Microsoft YaHei"/>
+                <w:sz w:val="19"/>
+              </w:rPr>
+              <w:t>公网可访问、AR 数据可导入可展示、核心功能闭环</w:t>
             </w:r>
           </w:p>
         </w:tc>
       </w:tr>
     </w:tbl>
     <w:p/>
+    <w:p>
+      <w:r>
+        <w:t>暑假结束时的交付物：一个公网可访问的徐霞客社区 Beta 版、AR 眼镜数据导入→存储→展示的基础管线、社群挑战系统（含排行榜和自动计分）、测试报告 + 性能基准。</w:t>
+      </w:r>
+    </w:p>
     <w:p>
       <w:pPr>
         <w:pStyle w:val="Heading2"/>
       </w:pPr>
       <w:r>
-        <w:t>5.4 第三阶段：社区深化与集成测试（2026年12月-2027年1月）</w:t>
+        <w:t>5.3 阶段二：开学后持续优化（2026.9 — 2027.5）</w:t>
+      </w:r>
+    </w:p>
+    <w:p>
+      <w:r>
+        <w:t>开学后无全职开发时间，利用课余和周末推进。每个模块独立迭代，不设严格顺序。</w:t>
+      </w:r>
+    </w:p>
+    <w:p>
+      <w:pPr>
+        <w:pStyle w:val="Heading3"/>
+      </w:pPr>
+      <w:r>
+        <w:t>模块A：AR 沉浸式渲染（优先级：中）</w:t>
       </w:r>
     </w:p>
     <w:tbl>
@@ -9424,7 +9274,7 @@
                 <w:b/>
                 <w:sz w:val="20"/>
               </w:rPr>
-              <w:t>周次</w:t>
+              <w:t>时间</w:t>
             </w:r>
           </w:p>
         </w:tc>
@@ -9479,7 +9329,7 @@
                 <w:rFonts w:ascii="Microsoft YaHei" w:hAnsi="Microsoft YaHei" w:eastAsia="Microsoft YaHei"/>
                 <w:sz w:val="19"/>
               </w:rPr>
-              <w:t>W1-W3</w:t>
+              <w:t>9月-10月</w:t>
             </w:r>
           </w:p>
         </w:tc>
@@ -9494,7 +9344,7 @@
                 <w:rFonts w:ascii="Microsoft YaHei" w:hAnsi="Microsoft YaHei" w:eastAsia="Microsoft YaHei"/>
                 <w:sz w:val="19"/>
               </w:rPr>
-              <w:t>社群挑战系统完善（排行榜+徽章）</w:t>
+              <w:t>WebXR 集成调研与原型</w:t>
             </w:r>
           </w:p>
         </w:tc>
@@ -9509,7 +9359,7 @@
                 <w:rFonts w:ascii="Microsoft YaHei" w:hAnsi="Microsoft YaHei" w:eastAsia="Microsoft YaHei"/>
                 <w:sz w:val="19"/>
               </w:rPr>
-              <w:t>挑战系统 2.0</w:t>
+              <w:t>WebXR Demo</w:t>
             </w:r>
           </w:p>
         </w:tc>
@@ -9526,7 +9376,7 @@
                 <w:rFonts w:ascii="Microsoft YaHei" w:hAnsi="Microsoft YaHei" w:eastAsia="Microsoft YaHei"/>
                 <w:sz w:val="19"/>
               </w:rPr>
-              <w:t>W4-W5</w:t>
+              <w:t>11月-12月</w:t>
             </w:r>
           </w:p>
         </w:tc>
@@ -9541,7 +9391,7 @@
                 <w:rFonts w:ascii="Microsoft YaHei" w:hAnsi="Microsoft YaHei" w:eastAsia="Microsoft YaHei"/>
                 <w:sz w:val="19"/>
               </w:rPr>
-              <w:t>社群地图 + 内容策展系统</w:t>
+              <w:t>Three.js/CesiumJS 3D 场景渲染</w:t>
             </w:r>
           </w:p>
         </w:tc>
@@ -9556,7 +9406,7 @@
                 <w:rFonts w:ascii="Microsoft YaHei" w:hAnsi="Microsoft YaHei" w:eastAsia="Microsoft YaHei"/>
                 <w:sz w:val="19"/>
               </w:rPr>
-              <w:t>地图+策展系统</w:t>
+              <w:t>AR 3D 浏览页</w:t>
             </w:r>
           </w:p>
         </w:tc>
@@ -9573,7 +9423,7 @@
                 <w:rFonts w:ascii="Microsoft YaHei" w:hAnsi="Microsoft YaHei" w:eastAsia="Microsoft YaHei"/>
                 <w:sz w:val="19"/>
               </w:rPr>
-              <w:t>W6-W7</w:t>
+              <w:t>2027.1-3月</w:t>
             </w:r>
           </w:p>
         </w:tc>
@@ -9588,7 +9438,7 @@
                 <w:rFonts w:ascii="Microsoft YaHei" w:hAnsi="Microsoft YaHei" w:eastAsia="Microsoft YaHei"/>
                 <w:sz w:val="19"/>
               </w:rPr>
-              <w:t>全系统集成测试</w:t>
+              <w:t>AR 标记点系统 + 多平台适配</w:t>
             </w:r>
           </w:p>
         </w:tc>
@@ -9603,54 +9453,7 @@
                 <w:rFonts w:ascii="Microsoft YaHei" w:hAnsi="Microsoft YaHei" w:eastAsia="Microsoft YaHei"/>
                 <w:sz w:val="19"/>
               </w:rPr>
-              <w:t>集成测试报告</w:t>
-            </w:r>
-          </w:p>
-        </w:tc>
-      </w:tr>
-      <w:tr>
-        <w:tc>
-          <w:tcPr>
-            <w:tcW w:type="dxa" w:w="3022"/>
-          </w:tcPr>
-          <w:p>
-            <w:r/>
-            <w:r>
-              <w:rPr>
-                <w:rFonts w:ascii="Microsoft YaHei" w:hAnsi="Microsoft YaHei" w:eastAsia="Microsoft YaHei"/>
-                <w:sz w:val="19"/>
-              </w:rPr>
-              <w:t>W8</w:t>
-            </w:r>
-          </w:p>
-        </w:tc>
-        <w:tc>
-          <w:tcPr>
-            <w:tcW w:type="dxa" w:w="3022"/>
-          </w:tcPr>
-          <w:p>
-            <w:r/>
-            <w:r>
-              <w:rPr>
-                <w:rFonts w:ascii="Microsoft YaHei" w:hAnsi="Microsoft YaHei" w:eastAsia="Microsoft YaHei"/>
-                <w:sz w:val="19"/>
-              </w:rPr>
-              <w:t>压力测试与性能调优</w:t>
-            </w:r>
-          </w:p>
-        </w:tc>
-        <w:tc>
-          <w:tcPr>
-            <w:tcW w:type="dxa" w:w="3022"/>
-          </w:tcPr>
-          <w:p>
-            <w:r/>
-            <w:r>
-              <w:rPr>
-                <w:rFonts w:ascii="Microsoft YaHei" w:hAnsi="Microsoft YaHei" w:eastAsia="Microsoft YaHei"/>
-                <w:sz w:val="19"/>
-              </w:rPr>
-              <w:t>性能优化报告</w:t>
+              <w:t>完整 AR 渲染能力</w:t>
             </w:r>
           </w:p>
         </w:tc>
@@ -9659,10 +9462,10 @@
     <w:p/>
     <w:p>
       <w:pPr>
-        <w:pStyle w:val="Heading2"/>
+        <w:pStyle w:val="Heading3"/>
       </w:pPr>
       <w:r>
-        <w:t>5.5 第四阶段：推荐优化与内测（2027年2-3月）</w:t>
+        <w:t>模块B：推荐算法优化（优先级：中）</w:t>
       </w:r>
     </w:p>
     <w:tbl>
@@ -9694,7 +9497,7 @@
                 <w:b/>
                 <w:sz w:val="20"/>
               </w:rPr>
-              <w:t>周次</w:t>
+              <w:t>时间</w:t>
             </w:r>
           </w:p>
         </w:tc>
@@ -9749,7 +9552,7 @@
                 <w:rFonts w:ascii="Microsoft YaHei" w:hAnsi="Microsoft YaHei" w:eastAsia="Microsoft YaHei"/>
                 <w:sz w:val="19"/>
               </w:rPr>
-              <w:t>W1-W2</w:t>
+              <w:t>9月-10月</w:t>
             </w:r>
           </w:p>
         </w:tc>
@@ -9764,7 +9567,7 @@
                 <w:rFonts w:ascii="Microsoft YaHei" w:hAnsi="Microsoft YaHei" w:eastAsia="Microsoft YaHei"/>
                 <w:sz w:val="19"/>
               </w:rPr>
-              <w:t>行为信号采集系统开发</w:t>
+              <w:t>行为信号采集系统上线</w:t>
             </w:r>
           </w:p>
         </w:tc>
@@ -9779,7 +9582,7 @@
                 <w:rFonts w:ascii="Microsoft YaHei" w:hAnsi="Microsoft YaHei" w:eastAsia="Microsoft YaHei"/>
                 <w:sz w:val="19"/>
               </w:rPr>
-              <w:t>信号采集系统</w:t>
+              <w:t>用户行为数据开始积累</w:t>
             </w:r>
           </w:p>
         </w:tc>
@@ -9796,7 +9599,7 @@
                 <w:rFonts w:ascii="Microsoft YaHei" w:hAnsi="Microsoft YaHei" w:eastAsia="Microsoft YaHei"/>
                 <w:sz w:val="19"/>
               </w:rPr>
-              <w:t>W3-W5</w:t>
+              <w:t>11月-12月</w:t>
             </w:r>
           </w:p>
         </w:tc>
@@ -9811,7 +9614,7 @@
                 <w:rFonts w:ascii="Microsoft YaHei" w:hAnsi="Microsoft YaHei" w:eastAsia="Microsoft YaHei"/>
                 <w:sz w:val="19"/>
               </w:rPr>
-              <w:t>混合推荐算法实现</w:t>
+              <w:t>混合推荐算法实现 + A/B 测试</w:t>
             </w:r>
           </w:p>
         </w:tc>
@@ -9826,7 +9629,7 @@
                 <w:rFonts w:ascii="Microsoft YaHei" w:hAnsi="Microsoft YaHei" w:eastAsia="Microsoft YaHei"/>
                 <w:sz w:val="19"/>
               </w:rPr>
-              <w:t>推荐引擎</w:t>
+              <w:t>推荐效果提升</w:t>
             </w:r>
           </w:p>
         </w:tc>
@@ -9843,7 +9646,7 @@
                 <w:rFonts w:ascii="Microsoft YaHei" w:hAnsi="Microsoft YaHei" w:eastAsia="Microsoft YaHei"/>
                 <w:sz w:val="19"/>
               </w:rPr>
-              <w:t>W6-W7</w:t>
+              <w:t>2027.1-2月</w:t>
             </w:r>
           </w:p>
         </w:tc>
@@ -9858,7 +9661,7 @@
                 <w:rFonts w:ascii="Microsoft YaHei" w:hAnsi="Microsoft YaHei" w:eastAsia="Microsoft YaHei"/>
                 <w:sz w:val="19"/>
               </w:rPr>
-              <w:t>内部测试与反馈收集</w:t>
+              <w:t>实时推荐更新 + 负反馈学习</w:t>
             </w:r>
           </w:p>
         </w:tc>
@@ -9873,54 +9676,7 @@
                 <w:rFonts w:ascii="Microsoft YaHei" w:hAnsi="Microsoft YaHei" w:eastAsia="Microsoft YaHei"/>
                 <w:sz w:val="19"/>
               </w:rPr>
-              <w:t>内测报告</w:t>
-            </w:r>
-          </w:p>
-        </w:tc>
-      </w:tr>
-      <w:tr>
-        <w:tc>
-          <w:tcPr>
-            <w:tcW w:type="dxa" w:w="3022"/>
-          </w:tcPr>
-          <w:p>
-            <w:r/>
-            <w:r>
-              <w:rPr>
-                <w:rFonts w:ascii="Microsoft YaHei" w:hAnsi="Microsoft YaHei" w:eastAsia="Microsoft YaHei"/>
-                <w:sz w:val="19"/>
-              </w:rPr>
-              <w:t>W8</w:t>
-            </w:r>
-          </w:p>
-        </w:tc>
-        <w:tc>
-          <w:tcPr>
-            <w:tcW w:type="dxa" w:w="3022"/>
-          </w:tcPr>
-          <w:p>
-            <w:r/>
-            <w:r>
-              <w:rPr>
-                <w:rFonts w:ascii="Microsoft YaHei" w:hAnsi="Microsoft YaHei" w:eastAsia="Microsoft YaHei"/>
-                <w:sz w:val="19"/>
-              </w:rPr>
-              <w:t>算法调优与 A/B 测试框架搭建</w:t>
-            </w:r>
-          </w:p>
-        </w:tc>
-        <w:tc>
-          <w:tcPr>
-            <w:tcW w:type="dxa" w:w="3022"/>
-          </w:tcPr>
-          <w:p>
-            <w:r/>
-            <w:r>
-              <w:rPr>
-                <w:rFonts w:ascii="Microsoft YaHei" w:hAnsi="Microsoft YaHei" w:eastAsia="Microsoft YaHei"/>
-                <w:sz w:val="19"/>
-              </w:rPr>
-              <w:t>A/B 测试框架</w:t>
+              <w:t>个性化推荐系统</w:t>
             </w:r>
           </w:p>
         </w:tc>
@@ -9929,10 +9685,10 @@
     <w:p/>
     <w:p>
       <w:pPr>
-        <w:pStyle w:val="Heading2"/>
+        <w:pStyle w:val="Heading3"/>
       </w:pPr>
       <w:r>
-        <w:t>5.6 第五阶段：公开测试与上线（2027年4-5月）</w:t>
+        <w:t>模块C：社区功能深化（优先级：中高）</w:t>
       </w:r>
     </w:p>
     <w:tbl>
@@ -9964,7 +9720,7 @@
                 <w:b/>
                 <w:sz w:val="20"/>
               </w:rPr>
-              <w:t>周次</w:t>
+              <w:t>时间</w:t>
             </w:r>
           </w:p>
         </w:tc>
@@ -10019,7 +9775,7 @@
                 <w:rFonts w:ascii="Microsoft YaHei" w:hAnsi="Microsoft YaHei" w:eastAsia="Microsoft YaHei"/>
                 <w:sz w:val="19"/>
               </w:rPr>
-              <w:t>W1-W2</w:t>
+              <w:t>9月-10月</w:t>
             </w:r>
           </w:p>
         </w:tc>
@@ -10034,7 +9790,7 @@
                 <w:rFonts w:ascii="Microsoft YaHei" w:hAnsi="Microsoft YaHei" w:eastAsia="Microsoft YaHei"/>
                 <w:sz w:val="19"/>
               </w:rPr>
-              <w:t>公开测试准备（环境、数据、监控）</w:t>
+              <w:t>成就徽章系统 + 社群地图</w:t>
             </w:r>
           </w:p>
         </w:tc>
@@ -10049,7 +9805,7 @@
                 <w:rFonts w:ascii="Microsoft YaHei" w:hAnsi="Microsoft YaHei" w:eastAsia="Microsoft YaHei"/>
                 <w:sz w:val="19"/>
               </w:rPr>
-              <w:t>公测环境</w:t>
+              <w:t>徽章系统 + 地图可视化</w:t>
             </w:r>
           </w:p>
         </w:tc>
@@ -10066,7 +9822,7 @@
                 <w:rFonts w:ascii="Microsoft YaHei" w:hAnsi="Microsoft YaHei" w:eastAsia="Microsoft YaHei"/>
                 <w:sz w:val="19"/>
               </w:rPr>
-              <w:t>W3-W6</w:t>
+              <w:t>11月-12月</w:t>
             </w:r>
           </w:p>
         </w:tc>
@@ -10081,7 +9837,7 @@
                 <w:rFonts w:ascii="Microsoft YaHei" w:hAnsi="Microsoft YaHei" w:eastAsia="Microsoft YaHei"/>
                 <w:sz w:val="19"/>
               </w:rPr>
-              <w:t>公开测试执行（限量用户邀请）</w:t>
+              <w:t>内容策展 + 攻略路线共享</w:t>
             </w:r>
           </w:p>
         </w:tc>
@@ -10096,7 +9852,7 @@
                 <w:rFonts w:ascii="Microsoft YaHei" w:hAnsi="Microsoft YaHei" w:eastAsia="Microsoft YaHei"/>
                 <w:sz w:val="19"/>
               </w:rPr>
-              <w:t>公测报告</w:t>
+              <w:t>策展平台</w:t>
             </w:r>
           </w:p>
         </w:tc>
@@ -10113,7 +9869,7 @@
                 <w:rFonts w:ascii="Microsoft YaHei" w:hAnsi="Microsoft YaHei" w:eastAsia="Microsoft YaHei"/>
                 <w:sz w:val="19"/>
               </w:rPr>
-              <w:t>W7</w:t>
+              <w:t>2027.1月起</w:t>
             </w:r>
           </w:p>
         </w:tc>
@@ -10128,7 +9884,7 @@
                 <w:rFonts w:ascii="Microsoft YaHei" w:hAnsi="Microsoft YaHei" w:eastAsia="Microsoft YaHei"/>
                 <w:sz w:val="19"/>
               </w:rPr>
-              <w:t>问题修复与最终优化</w:t>
+              <w:t>根据数据反馈持续迭代</w:t>
             </w:r>
           </w:p>
         </w:tc>
@@ -10143,7 +9899,69 @@
                 <w:rFonts w:ascii="Microsoft YaHei" w:hAnsi="Microsoft YaHei" w:eastAsia="Microsoft YaHei"/>
                 <w:sz w:val="19"/>
               </w:rPr>
-              <w:t>正式版本</w:t>
+              <w:t>—</w:t>
+            </w:r>
+          </w:p>
+        </w:tc>
+      </w:tr>
+    </w:tbl>
+    <w:p/>
+    <w:p>
+      <w:pPr>
+        <w:pStyle w:val="Heading3"/>
+      </w:pPr>
+      <w:r>
+        <w:t>模块D：运营推广（优先级：开学后逐步启动）</w:t>
+      </w:r>
+    </w:p>
+    <w:tbl>
+      <w:tblPr>
+        <w:tblStyle w:val="LightGrid-Accent1"/>
+        <w:tblW w:type="auto" w:w="0"/>
+        <w:jc w:val="center"/>
+        <w:tblLayout w:type="autofit"/>
+        <w:tblLook w:firstColumn="1" w:firstRow="1" w:lastColumn="0" w:lastRow="0" w:noHBand="0" w:noVBand="1" w:val="04A0"/>
+      </w:tblPr>
+      <w:tblGrid>
+        <w:gridCol w:w="4533"/>
+        <w:gridCol w:w="4533"/>
+      </w:tblGrid>
+      <w:tr>
+        <w:tc>
+          <w:tcPr>
+            <w:tcW w:type="dxa" w:w="4533"/>
+          </w:tcPr>
+          <w:p>
+            <w:pPr>
+              <w:jc w:val="center"/>
+            </w:pPr>
+            <w:r/>
+            <w:r>
+              <w:rPr>
+                <w:rFonts w:ascii="Microsoft YaHei" w:hAnsi="Microsoft YaHei" w:eastAsia="Microsoft YaHei"/>
+                <w:b/>
+                <w:sz w:val="20"/>
+              </w:rPr>
+              <w:t>时间</w:t>
+            </w:r>
+          </w:p>
+        </w:tc>
+        <w:tc>
+          <w:tcPr>
+            <w:tcW w:type="dxa" w:w="4533"/>
+          </w:tcPr>
+          <w:p>
+            <w:pPr>
+              <w:jc w:val="center"/>
+            </w:pPr>
+            <w:r/>
+            <w:r>
+              <w:rPr>
+                <w:rFonts w:ascii="Microsoft YaHei" w:hAnsi="Microsoft YaHei" w:eastAsia="Microsoft YaHei"/>
+                <w:b/>
+                <w:sz w:val="20"/>
+              </w:rPr>
+              <w:t>工作内容</w:t>
             </w:r>
           </w:p>
         </w:tc>
@@ -10151,46 +9969,253 @@
       <w:tr>
         <w:tc>
           <w:tcPr>
-            <w:tcW w:type="dxa" w:w="3022"/>
-          </w:tcPr>
-          <w:p>
-            <w:r/>
-            <w:r>
-              <w:rPr>
-                <w:rFonts w:ascii="Microsoft YaHei" w:hAnsi="Microsoft YaHei" w:eastAsia="Microsoft YaHei"/>
-                <w:sz w:val="19"/>
-              </w:rPr>
-              <w:t>W8</w:t>
-            </w:r>
-          </w:p>
-        </w:tc>
-        <w:tc>
-          <w:tcPr>
-            <w:tcW w:type="dxa" w:w="3022"/>
-          </w:tcPr>
-          <w:p>
-            <w:r/>
-            <w:r>
-              <w:rPr>
-                <w:rFonts w:ascii="Microsoft YaHei" w:hAnsi="Microsoft YaHei" w:eastAsia="Microsoft YaHei"/>
-                <w:sz w:val="19"/>
-              </w:rPr>
-              <w:t>正式上线与监控</w:t>
-            </w:r>
-          </w:p>
-        </w:tc>
-        <w:tc>
-          <w:tcPr>
-            <w:tcW w:type="dxa" w:w="3022"/>
-          </w:tcPr>
-          <w:p>
-            <w:r/>
-            <w:r>
-              <w:rPr>
-                <w:rFonts w:ascii="Microsoft YaHei" w:hAnsi="Microsoft YaHei" w:eastAsia="Microsoft YaHei"/>
-                <w:sz w:val="19"/>
-              </w:rPr>
-              <w:t>上线版本 + 监控面板</w:t>
+            <w:tcW w:type="dxa" w:w="4533"/>
+          </w:tcPr>
+          <w:p>
+            <w:r/>
+            <w:r>
+              <w:rPr>
+                <w:rFonts w:ascii="Microsoft YaHei" w:hAnsi="Microsoft YaHei" w:eastAsia="Microsoft YaHei"/>
+                <w:sz w:val="19"/>
+              </w:rPr>
+              <w:t>9月</w:t>
+            </w:r>
+          </w:p>
+        </w:tc>
+        <w:tc>
+          <w:tcPr>
+            <w:tcW w:type="dxa" w:w="4533"/>
+          </w:tcPr>
+          <w:p>
+            <w:r/>
+            <w:r>
+              <w:rPr>
+                <w:rFonts w:ascii="Microsoft YaHei" w:hAnsi="Microsoft YaHei" w:eastAsia="Microsoft YaHei"/>
+                <w:sz w:val="19"/>
+              </w:rPr>
+              <w:t>小范围邀请注册（同学/朋友），收集反馈</w:t>
+            </w:r>
+          </w:p>
+        </w:tc>
+      </w:tr>
+      <w:tr>
+        <w:tc>
+          <w:tcPr>
+            <w:tcW w:type="dxa" w:w="4533"/>
+          </w:tcPr>
+          <w:p>
+            <w:r/>
+            <w:r>
+              <w:rPr>
+                <w:rFonts w:ascii="Microsoft YaHei" w:hAnsi="Microsoft YaHei" w:eastAsia="Microsoft YaHei"/>
+                <w:sz w:val="19"/>
+              </w:rPr>
+              <w:t>10月-11月</w:t>
+            </w:r>
+          </w:p>
+        </w:tc>
+        <w:tc>
+          <w:tcPr>
+            <w:tcW w:type="dxa" w:w="4533"/>
+          </w:tcPr>
+          <w:p>
+            <w:r/>
+            <w:r>
+              <w:rPr>
+                <w:rFonts w:ascii="Microsoft YaHei" w:hAnsi="Microsoft YaHei" w:eastAsia="Microsoft YaHei"/>
+                <w:sz w:val="19"/>
+              </w:rPr>
+              <w:t>根据反馈快速迭代，修复高频问题</w:t>
+            </w:r>
+          </w:p>
+        </w:tc>
+      </w:tr>
+      <w:tr>
+        <w:tc>
+          <w:tcPr>
+            <w:tcW w:type="dxa" w:w="4533"/>
+          </w:tcPr>
+          <w:p>
+            <w:r/>
+            <w:r>
+              <w:rPr>
+                <w:rFonts w:ascii="Microsoft YaHei" w:hAnsi="Microsoft YaHei" w:eastAsia="Microsoft YaHei"/>
+                <w:sz w:val="19"/>
+              </w:rPr>
+              <w:t>12月起</w:t>
+            </w:r>
+          </w:p>
+        </w:tc>
+        <w:tc>
+          <w:tcPr>
+            <w:tcW w:type="dxa" w:w="4533"/>
+          </w:tcPr>
+          <w:p>
+            <w:r/>
+            <w:r>
+              <w:rPr>
+                <w:rFonts w:ascii="Microsoft YaHei" w:hAnsi="Microsoft YaHei" w:eastAsia="Microsoft YaHei"/>
+                <w:sz w:val="19"/>
+              </w:rPr>
+              <w:t>逐步扩大推广，沉淀种子用户</w:t>
+            </w:r>
+          </w:p>
+        </w:tc>
+      </w:tr>
+    </w:tbl>
+    <w:p/>
+    <w:p>
+      <w:pPr>
+        <w:pStyle w:val="Heading3"/>
+      </w:pPr>
+      <w:r>
+        <w:t>模块E：性能与质量（优先级：贯穿始终）</w:t>
+      </w:r>
+    </w:p>
+    <w:tbl>
+      <w:tblPr>
+        <w:tblStyle w:val="LightGrid-Accent1"/>
+        <w:tblW w:type="auto" w:w="0"/>
+        <w:jc w:val="center"/>
+        <w:tblLayout w:type="autofit"/>
+        <w:tblLook w:firstColumn="1" w:firstRow="1" w:lastColumn="0" w:lastRow="0" w:noHBand="0" w:noVBand="1" w:val="04A0"/>
+      </w:tblPr>
+      <w:tblGrid>
+        <w:gridCol w:w="4533"/>
+        <w:gridCol w:w="4533"/>
+      </w:tblGrid>
+      <w:tr>
+        <w:tc>
+          <w:tcPr>
+            <w:tcW w:type="dxa" w:w="4533"/>
+          </w:tcPr>
+          <w:p>
+            <w:pPr>
+              <w:jc w:val="center"/>
+            </w:pPr>
+            <w:r/>
+            <w:r>
+              <w:rPr>
+                <w:rFonts w:ascii="Microsoft YaHei" w:hAnsi="Microsoft YaHei" w:eastAsia="Microsoft YaHei"/>
+                <w:b/>
+                <w:sz w:val="20"/>
+              </w:rPr>
+              <w:t>时间</w:t>
+            </w:r>
+          </w:p>
+        </w:tc>
+        <w:tc>
+          <w:tcPr>
+            <w:tcW w:type="dxa" w:w="4533"/>
+          </w:tcPr>
+          <w:p>
+            <w:pPr>
+              <w:jc w:val="center"/>
+            </w:pPr>
+            <w:r/>
+            <w:r>
+              <w:rPr>
+                <w:rFonts w:ascii="Microsoft YaHei" w:hAnsi="Microsoft YaHei" w:eastAsia="Microsoft YaHei"/>
+                <w:b/>
+                <w:sz w:val="20"/>
+              </w:rPr>
+              <w:t>工作内容</w:t>
+            </w:r>
+          </w:p>
+        </w:tc>
+      </w:tr>
+      <w:tr>
+        <w:tc>
+          <w:tcPr>
+            <w:tcW w:type="dxa" w:w="4533"/>
+          </w:tcPr>
+          <w:p>
+            <w:r/>
+            <w:r>
+              <w:rPr>
+                <w:rFonts w:ascii="Microsoft YaHei" w:hAnsi="Microsoft YaHei" w:eastAsia="Microsoft YaHei"/>
+                <w:sz w:val="19"/>
+              </w:rPr>
+              <w:t>9月</w:t>
+            </w:r>
+          </w:p>
+        </w:tc>
+        <w:tc>
+          <w:tcPr>
+            <w:tcW w:type="dxa" w:w="4533"/>
+          </w:tcPr>
+          <w:p>
+            <w:r/>
+            <w:r>
+              <w:rPr>
+                <w:rFonts w:ascii="Microsoft YaHei" w:hAnsi="Microsoft YaHei" w:eastAsia="Microsoft YaHei"/>
+                <w:sz w:val="19"/>
+              </w:rPr>
+              <w:t>Redis 缓存层接入</w:t>
+            </w:r>
+          </w:p>
+        </w:tc>
+      </w:tr>
+      <w:tr>
+        <w:tc>
+          <w:tcPr>
+            <w:tcW w:type="dxa" w:w="4533"/>
+          </w:tcPr>
+          <w:p>
+            <w:r/>
+            <w:r>
+              <w:rPr>
+                <w:rFonts w:ascii="Microsoft YaHei" w:hAnsi="Microsoft YaHei" w:eastAsia="Microsoft YaHei"/>
+                <w:sz w:val="19"/>
+              </w:rPr>
+              <w:t>10月-11月</w:t>
+            </w:r>
+          </w:p>
+        </w:tc>
+        <w:tc>
+          <w:tcPr>
+            <w:tcW w:type="dxa" w:w="4533"/>
+          </w:tcPr>
+          <w:p>
+            <w:r/>
+            <w:r>
+              <w:rPr>
+                <w:rFonts w:ascii="Microsoft YaHei" w:hAnsi="Microsoft YaHei" w:eastAsia="Microsoft YaHei"/>
+                <w:sz w:val="19"/>
+              </w:rPr>
+              <w:t>PWA 支持、移动端深度适配</w:t>
+            </w:r>
+          </w:p>
+        </w:tc>
+      </w:tr>
+      <w:tr>
+        <w:tc>
+          <w:tcPr>
+            <w:tcW w:type="dxa" w:w="4533"/>
+          </w:tcPr>
+          <w:p>
+            <w:r/>
+            <w:r>
+              <w:rPr>
+                <w:rFonts w:ascii="Microsoft YaHei" w:hAnsi="Microsoft YaHei" w:eastAsia="Microsoft YaHei"/>
+                <w:sz w:val="19"/>
+              </w:rPr>
+              <w:t>持续</w:t>
+            </w:r>
+          </w:p>
+        </w:tc>
+        <w:tc>
+          <w:tcPr>
+            <w:tcW w:type="dxa" w:w="4533"/>
+          </w:tcPr>
+          <w:p>
+            <w:r/>
+            <w:r>
+              <w:rPr>
+                <w:rFonts w:ascii="Microsoft YaHei" w:hAnsi="Microsoft YaHei" w:eastAsia="Microsoft YaHei"/>
+                <w:sz w:val="19"/>
+              </w:rPr>
+              <w:t>性能监控、安全审计、Bug 修复</w:t>
             </w:r>
           </w:p>
         </w:tc>
@@ -10202,15 +10227,7 @@
         <w:pStyle w:val="Heading2"/>
       </w:pPr>
       <w:r>
-        <w:t>5.7 资源需求</w:t>
-      </w:r>
-    </w:p>
-    <w:p>
-      <w:pPr>
-        <w:pStyle w:val="Heading3"/>
-      </w:pPr>
-      <w:r>
-        <w:t>人力资源</w:t>
+        <w:t>5.4 关键决策点</w:t>
       </w:r>
     </w:p>
     <w:tbl>
@@ -10242,7 +10259,7 @@
                 <w:b/>
                 <w:sz w:val="20"/>
               </w:rPr>
-              <w:t>角色</w:t>
+              <w:t>时间</w:t>
             </w:r>
           </w:p>
         </w:tc>
@@ -10261,7 +10278,7 @@
                 <w:b/>
                 <w:sz w:val="20"/>
               </w:rPr>
-              <w:t>人数</w:t>
+              <w:t>决策</w:t>
             </w:r>
           </w:p>
         </w:tc>
@@ -10280,7 +10297,7 @@
                 <w:b/>
                 <w:sz w:val="20"/>
               </w:rPr>
-              <w:t>主要职责</w:t>
+              <w:t>判断依据</w:t>
             </w:r>
           </w:p>
         </w:tc>
@@ -10297,7 +10314,7 @@
                 <w:rFonts w:ascii="Microsoft YaHei" w:hAnsi="Microsoft YaHei" w:eastAsia="Microsoft YaHei"/>
                 <w:sz w:val="19"/>
               </w:rPr>
-              <w:t>项目经理</w:t>
+              <w:t>8.15</w:t>
             </w:r>
           </w:p>
         </w:tc>
@@ -10312,7 +10329,7 @@
                 <w:rFonts w:ascii="Microsoft YaHei" w:hAnsi="Microsoft YaHei" w:eastAsia="Microsoft YaHei"/>
                 <w:sz w:val="19"/>
               </w:rPr>
-              <w:t>1</w:t>
+              <w:t>AR 数据管线是否达到可用标准？</w:t>
             </w:r>
           </w:p>
         </w:tc>
@@ -10327,7 +10344,7 @@
                 <w:rFonts w:ascii="Microsoft YaHei" w:hAnsi="Microsoft YaHei" w:eastAsia="Microsoft YaHei"/>
                 <w:sz w:val="19"/>
               </w:rPr>
-              <w:t>整体协调、进度管理、风险控制</w:t>
+              <w:t>决定 Beta 版包含多少 AR 能力</w:t>
             </w:r>
           </w:p>
         </w:tc>
@@ -10344,7 +10361,7 @@
                 <w:rFonts w:ascii="Microsoft YaHei" w:hAnsi="Microsoft YaHei" w:eastAsia="Microsoft YaHei"/>
                 <w:sz w:val="19"/>
               </w:rPr>
-              <w:t>前端开发</w:t>
+              <w:t>8.28</w:t>
             </w:r>
           </w:p>
         </w:tc>
@@ -10359,7 +10376,7 @@
                 <w:rFonts w:ascii="Microsoft YaHei" w:hAnsi="Microsoft YaHei" w:eastAsia="Microsoft YaHei"/>
                 <w:sz w:val="19"/>
               </w:rPr>
-              <w:t>3</w:t>
+              <w:t>是否具备公网上线条件？</w:t>
             </w:r>
           </w:p>
         </w:tc>
@@ -10374,7 +10391,7 @@
                 <w:rFonts w:ascii="Microsoft YaHei" w:hAnsi="Microsoft YaHei" w:eastAsia="Microsoft YaHei"/>
                 <w:sz w:val="19"/>
               </w:rPr>
-              <w:t>AR 渲染、UI 组件、性能优化</w:t>
+              <w:t>决定 8.31 上线 or 延期到 9 月中旬</w:t>
             </w:r>
           </w:p>
         </w:tc>
@@ -10391,7 +10408,7 @@
                 <w:rFonts w:ascii="Microsoft YaHei" w:hAnsi="Microsoft YaHei" w:eastAsia="Microsoft YaHei"/>
                 <w:sz w:val="19"/>
               </w:rPr>
-              <w:t>后端开发</w:t>
+              <w:t>9.30</w:t>
             </w:r>
           </w:p>
         </w:tc>
@@ -10406,7 +10423,7 @@
                 <w:rFonts w:ascii="Microsoft YaHei" w:hAnsi="Microsoft YaHei" w:eastAsia="Microsoft YaHei"/>
                 <w:sz w:val="19"/>
               </w:rPr>
-              <w:t>2</w:t>
+              <w:t>开学后开发节奏评估</w:t>
             </w:r>
           </w:p>
         </w:tc>
@@ -10421,7 +10438,7 @@
                 <w:rFonts w:ascii="Microsoft YaHei" w:hAnsi="Microsoft YaHei" w:eastAsia="Microsoft YaHei"/>
                 <w:sz w:val="19"/>
               </w:rPr>
-              <w:t>API 开发、数据处理、系统架构</w:t>
+              <w:t>根据课程安排调整后续计划</w:t>
             </w:r>
           </w:p>
         </w:tc>
@@ -10438,7 +10455,7 @@
                 <w:rFonts w:ascii="Microsoft YaHei" w:hAnsi="Microsoft YaHei" w:eastAsia="Microsoft YaHei"/>
                 <w:sz w:val="19"/>
               </w:rPr>
-              <w:t>算法工程师</w:t>
+              <w:t>12.31</w:t>
             </w:r>
           </w:p>
         </w:tc>
@@ -10453,7 +10470,7 @@
                 <w:rFonts w:ascii="Microsoft YaHei" w:hAnsi="Microsoft YaHei" w:eastAsia="Microsoft YaHei"/>
                 <w:sz w:val="19"/>
               </w:rPr>
-              <w:t>1</w:t>
+              <w:t>是否进入公开推广？</w:t>
             </w:r>
           </w:p>
         </w:tc>
@@ -10468,101 +10485,7 @@
                 <w:rFonts w:ascii="Microsoft YaHei" w:hAnsi="Microsoft YaHei" w:eastAsia="Microsoft YaHei"/>
                 <w:sz w:val="19"/>
               </w:rPr>
-              <w:t>推荐算法、数据分析</w:t>
-            </w:r>
-          </w:p>
-        </w:tc>
-      </w:tr>
-      <w:tr>
-        <w:tc>
-          <w:tcPr>
-            <w:tcW w:type="dxa" w:w="3022"/>
-          </w:tcPr>
-          <w:p>
-            <w:r/>
-            <w:r>
-              <w:rPr>
-                <w:rFonts w:ascii="Microsoft YaHei" w:hAnsi="Microsoft YaHei" w:eastAsia="Microsoft YaHei"/>
-                <w:sz w:val="19"/>
-              </w:rPr>
-              <w:t>测试工程师</w:t>
-            </w:r>
-          </w:p>
-        </w:tc>
-        <w:tc>
-          <w:tcPr>
-            <w:tcW w:type="dxa" w:w="3022"/>
-          </w:tcPr>
-          <w:p>
-            <w:r/>
-            <w:r>
-              <w:rPr>
-                <w:rFonts w:ascii="Microsoft YaHei" w:hAnsi="Microsoft YaHei" w:eastAsia="Microsoft YaHei"/>
-                <w:sz w:val="19"/>
-              </w:rPr>
-              <w:t>2</w:t>
-            </w:r>
-          </w:p>
-        </w:tc>
-        <w:tc>
-          <w:tcPr>
-            <w:tcW w:type="dxa" w:w="3022"/>
-          </w:tcPr>
-          <w:p>
-            <w:r/>
-            <w:r>
-              <w:rPr>
-                <w:rFonts w:ascii="Microsoft YaHei" w:hAnsi="Microsoft YaHei" w:eastAsia="Microsoft YaHei"/>
-                <w:sz w:val="19"/>
-              </w:rPr>
-              <w:t>单元测试、集成测试、性能测试</w:t>
-            </w:r>
-          </w:p>
-        </w:tc>
-      </w:tr>
-      <w:tr>
-        <w:tc>
-          <w:tcPr>
-            <w:tcW w:type="dxa" w:w="3022"/>
-          </w:tcPr>
-          <w:p>
-            <w:r/>
-            <w:r>
-              <w:rPr>
-                <w:rFonts w:ascii="Microsoft YaHei" w:hAnsi="Microsoft YaHei" w:eastAsia="Microsoft YaHei"/>
-                <w:sz w:val="19"/>
-              </w:rPr>
-              <w:t>UI/UX 设计师</w:t>
-            </w:r>
-          </w:p>
-        </w:tc>
-        <w:tc>
-          <w:tcPr>
-            <w:tcW w:type="dxa" w:w="3022"/>
-          </w:tcPr>
-          <w:p>
-            <w:r/>
-            <w:r>
-              <w:rPr>
-                <w:rFonts w:ascii="Microsoft YaHei" w:hAnsi="Microsoft YaHei" w:eastAsia="Microsoft YaHei"/>
-                <w:sz w:val="19"/>
-              </w:rPr>
-              <w:t>1</w:t>
-            </w:r>
-          </w:p>
-        </w:tc>
-        <w:tc>
-          <w:tcPr>
-            <w:tcW w:type="dxa" w:w="3022"/>
-          </w:tcPr>
-          <w:p>
-            <w:r/>
-            <w:r>
-              <w:rPr>
-                <w:rFonts w:ascii="Microsoft YaHei" w:hAnsi="Microsoft YaHei" w:eastAsia="Microsoft YaHei"/>
-                <w:sz w:val="19"/>
-              </w:rPr>
-              <w:t>交互设计、AR 体验设计</w:t>
+              <w:t>根据用户反馈和数据决定推广力度</w:t>
             </w:r>
           </w:p>
         </w:tc>
@@ -10571,274 +10494,27 @@
     <w:p/>
     <w:p>
       <w:pPr>
-        <w:pStyle w:val="Heading3"/>
+        <w:pStyle w:val="Heading2"/>
       </w:pPr>
       <w:r>
-        <w:t>硬件资源</w:t>
+        <w:t>5.5 资源需求</w:t>
       </w:r>
     </w:p>
-    <w:tbl>
-      <w:tblPr>
-        <w:tblStyle w:val="LightGrid-Accent1"/>
-        <w:tblW w:type="auto" w:w="0"/>
-        <w:jc w:val="center"/>
-        <w:tblLayout w:type="autofit"/>
-        <w:tblLook w:firstColumn="1" w:firstRow="1" w:lastColumn="0" w:lastRow="0" w:noHBand="0" w:noVBand="1" w:val="04A0"/>
-      </w:tblPr>
-      <w:tblGrid>
-        <w:gridCol w:w="3022"/>
-        <w:gridCol w:w="3022"/>
-        <w:gridCol w:w="3022"/>
-      </w:tblGrid>
-      <w:tr>
-        <w:tc>
-          <w:tcPr>
-            <w:tcW w:type="dxa" w:w="3022"/>
-          </w:tcPr>
-          <w:p>
-            <w:pPr>
-              <w:jc w:val="center"/>
-            </w:pPr>
-            <w:r/>
-            <w:r>
-              <w:rPr>
-                <w:rFonts w:ascii="Microsoft YaHei" w:hAnsi="Microsoft YaHei" w:eastAsia="Microsoft YaHei"/>
-                <w:b/>
-                <w:sz w:val="20"/>
-              </w:rPr>
-              <w:t>资源</w:t>
-            </w:r>
-          </w:p>
-        </w:tc>
-        <w:tc>
-          <w:tcPr>
-            <w:tcW w:type="dxa" w:w="3022"/>
-          </w:tcPr>
-          <w:p>
-            <w:pPr>
-              <w:jc w:val="center"/>
-            </w:pPr>
-            <w:r/>
-            <w:r>
-              <w:rPr>
-                <w:rFonts w:ascii="Microsoft YaHei" w:hAnsi="Microsoft YaHei" w:eastAsia="Microsoft YaHei"/>
-                <w:b/>
-                <w:sz w:val="20"/>
-              </w:rPr>
-              <w:t>数量</w:t>
-            </w:r>
-          </w:p>
-        </w:tc>
-        <w:tc>
-          <w:tcPr>
-            <w:tcW w:type="dxa" w:w="3022"/>
-          </w:tcPr>
-          <w:p>
-            <w:pPr>
-              <w:jc w:val="center"/>
-            </w:pPr>
-            <w:r/>
-            <w:r>
-              <w:rPr>
-                <w:rFonts w:ascii="Microsoft YaHei" w:hAnsi="Microsoft YaHei" w:eastAsia="Microsoft YaHei"/>
-                <w:b/>
-                <w:sz w:val="20"/>
-              </w:rPr>
-              <w:t>用途</w:t>
-            </w:r>
-          </w:p>
-        </w:tc>
-      </w:tr>
-      <w:tr>
-        <w:tc>
-          <w:tcPr>
-            <w:tcW w:type="dxa" w:w="3022"/>
-          </w:tcPr>
-          <w:p>
-            <w:r/>
-            <w:r>
-              <w:rPr>
-                <w:rFonts w:ascii="Microsoft YaHei" w:hAnsi="Microsoft YaHei" w:eastAsia="Microsoft YaHei"/>
-                <w:sz w:val="19"/>
-              </w:rPr>
-              <w:t>AR 眼镜（多品牌）</w:t>
-            </w:r>
-          </w:p>
-        </w:tc>
-        <w:tc>
-          <w:tcPr>
-            <w:tcW w:type="dxa" w:w="3022"/>
-          </w:tcPr>
-          <w:p>
-            <w:r/>
-            <w:r>
-              <w:rPr>
-                <w:rFonts w:ascii="Microsoft YaHei" w:hAnsi="Microsoft YaHei" w:eastAsia="Microsoft YaHei"/>
-                <w:sz w:val="19"/>
-              </w:rPr>
-              <w:t>3-5 台</w:t>
-            </w:r>
-          </w:p>
-        </w:tc>
-        <w:tc>
-          <w:tcPr>
-            <w:tcW w:type="dxa" w:w="3022"/>
-          </w:tcPr>
-          <w:p>
-            <w:r/>
-            <w:r>
-              <w:rPr>
-                <w:rFonts w:ascii="Microsoft YaHei" w:hAnsi="Microsoft YaHei" w:eastAsia="Microsoft YaHei"/>
-                <w:sz w:val="19"/>
-              </w:rPr>
-              <w:t>数据采集与兼容性测试</w:t>
-            </w:r>
-          </w:p>
-        </w:tc>
-      </w:tr>
-      <w:tr>
-        <w:tc>
-          <w:tcPr>
-            <w:tcW w:type="dxa" w:w="3022"/>
-          </w:tcPr>
-          <w:p>
-            <w:r/>
-            <w:r>
-              <w:rPr>
-                <w:rFonts w:ascii="Microsoft YaHei" w:hAnsi="Microsoft YaHei" w:eastAsia="Microsoft YaHei"/>
-                <w:sz w:val="19"/>
-              </w:rPr>
-              <w:t>VR 头显</w:t>
-            </w:r>
-          </w:p>
-        </w:tc>
-        <w:tc>
-          <w:tcPr>
-            <w:tcW w:type="dxa" w:w="3022"/>
-          </w:tcPr>
-          <w:p>
-            <w:r/>
-            <w:r>
-              <w:rPr>
-                <w:rFonts w:ascii="Microsoft YaHei" w:hAnsi="Microsoft YaHei" w:eastAsia="Microsoft YaHei"/>
-                <w:sz w:val="19"/>
-              </w:rPr>
-              <w:t>3 台</w:t>
-            </w:r>
-          </w:p>
-        </w:tc>
-        <w:tc>
-          <w:tcPr>
-            <w:tcW w:type="dxa" w:w="3022"/>
-          </w:tcPr>
-          <w:p>
-            <w:r/>
-            <w:r>
-              <w:rPr>
-                <w:rFonts w:ascii="Microsoft YaHei" w:hAnsi="Microsoft YaHei" w:eastAsia="Microsoft YaHei"/>
-                <w:sz w:val="19"/>
-              </w:rPr>
-              <w:t>WebXR 兼容性测试</w:t>
-            </w:r>
-          </w:p>
-        </w:tc>
-      </w:tr>
-      <w:tr>
-        <w:tc>
-          <w:tcPr>
-            <w:tcW w:type="dxa" w:w="3022"/>
-          </w:tcPr>
-          <w:p>
-            <w:r/>
-            <w:r>
-              <w:rPr>
-                <w:rFonts w:ascii="Microsoft YaHei" w:hAnsi="Microsoft YaHei" w:eastAsia="Microsoft YaHei"/>
-                <w:sz w:val="19"/>
-              </w:rPr>
-              <w:t>测试手机</w:t>
-            </w:r>
-          </w:p>
-        </w:tc>
-        <w:tc>
-          <w:tcPr>
-            <w:tcW w:type="dxa" w:w="3022"/>
-          </w:tcPr>
-          <w:p>
-            <w:r/>
-            <w:r>
-              <w:rPr>
-                <w:rFonts w:ascii="Microsoft YaHei" w:hAnsi="Microsoft YaHei" w:eastAsia="Microsoft YaHei"/>
-                <w:sz w:val="19"/>
-              </w:rPr>
-              <w:t>3 台</w:t>
-            </w:r>
-          </w:p>
-        </w:tc>
-        <w:tc>
-          <w:tcPr>
-            <w:tcW w:type="dxa" w:w="3022"/>
-          </w:tcPr>
-          <w:p>
-            <w:r/>
-            <w:r>
-              <w:rPr>
-                <w:rFonts w:ascii="Microsoft YaHei" w:hAnsi="Microsoft YaHei" w:eastAsia="Microsoft YaHei"/>
-                <w:sz w:val="19"/>
-              </w:rPr>
-              <w:t>移动端适配测试</w:t>
-            </w:r>
-          </w:p>
-        </w:tc>
-      </w:tr>
-      <w:tr>
-        <w:tc>
-          <w:tcPr>
-            <w:tcW w:type="dxa" w:w="3022"/>
-          </w:tcPr>
-          <w:p>
-            <w:r/>
-            <w:r>
-              <w:rPr>
-                <w:rFonts w:ascii="Microsoft YaHei" w:hAnsi="Microsoft YaHei" w:eastAsia="Microsoft YaHei"/>
-                <w:sz w:val="19"/>
-              </w:rPr>
-              <w:t>云服务器</w:t>
-            </w:r>
-          </w:p>
-        </w:tc>
-        <w:tc>
-          <w:tcPr>
-            <w:tcW w:type="dxa" w:w="3022"/>
-          </w:tcPr>
-          <w:p>
-            <w:r/>
-            <w:r>
-              <w:rPr>
-                <w:rFonts w:ascii="Microsoft YaHei" w:hAnsi="Microsoft YaHei" w:eastAsia="Microsoft YaHei"/>
-                <w:sz w:val="19"/>
-              </w:rPr>
-              <w:t>2 台</w:t>
-            </w:r>
-          </w:p>
-        </w:tc>
-        <w:tc>
-          <w:tcPr>
-            <w:tcW w:type="dxa" w:w="3022"/>
-          </w:tcPr>
-          <w:p>
-            <w:r/>
-            <w:r>
-              <w:rPr>
-                <w:rFonts w:ascii="Microsoft YaHei" w:hAnsi="Microsoft YaHei" w:eastAsia="Microsoft YaHei"/>
-                <w:sz w:val="19"/>
-              </w:rPr>
-              <w:t>开发测试环境</w:t>
-            </w:r>
-          </w:p>
-        </w:tc>
-      </w:tr>
-    </w:tbl>
-    <w:p/>
+    <w:p>
+      <w:r>
+        <w:t>暑假冲刺期（阶段一）仅需现有人员——1-2 名开发者，已有代码基础和 AR 数据。无需额外硬件。</w:t>
+      </w:r>
+    </w:p>
+    <w:p>
+      <w:r>
+        <w:t>开学后（阶段二）以课余开发为主，不设专职人力要求。深度功能（WebXR、高级算法）可在时间充裕时逐步推进。</w:t>
+      </w:r>
+    </w:p>
+    <w:p>
+      <w:r>
+        <w:t>注意：资源需求较此前大幅简化——因为暑假已完成基本开发，开学后主要是迭代优化而非从零建设。</w:t>
+      </w:r>
+    </w:p>
     <w:p>
       <w:r>
         <w:br w:type="page"/>
